--- a/WEBSITE DEVELOPMENT AGREEMENT.docx
+++ b/WEBSITE DEVELOPMENT AGREEMENT.docx
@@ -4,2070 +4,2317 @@
   <w:body>
     <w:p>
       <w:pPr>
-        <w:spacing w:before="100" w:beforeAutospacing="1" w:after="100" w:afterAutospacing="1" w:line="240" w:lineRule="auto"/>
+        <w:pBdr>
+          <w:bottom w:val="single" w:sz="4" w:space="1" w:color="auto"/>
+        </w:pBdr>
+        <w:spacing w:line="276" w:lineRule="auto"/>
         <w:jc w:val="center"/>
-        <w:outlineLvl w:val="0"/>
-        <w:rPr>
-          <w:rFonts w:ascii="Times New Roman" w:eastAsia="Times New Roman" w:hAnsi="Times New Roman" w:cs="Times New Roman"/>
+        <w:rPr>
+          <w:rFonts w:asciiTheme="majorBidi" w:hAnsiTheme="majorBidi" w:cstheme="majorBidi"/>
           <w:b/>
           <w:bCs/>
-          <w:color w:val="000000"/>
-          <w:kern w:val="36"/>
-          <w:sz w:val="36"/>
-          <w:szCs w:val="36"/>
-          <w14:ligatures w14:val="none"/>
-        </w:rPr>
-      </w:pPr>
-      <w:r>
-        <w:rPr>
-          <w:rFonts w:ascii="Times New Roman" w:eastAsia="Times New Roman" w:hAnsi="Times New Roman" w:cs="Times New Roman"/>
+        </w:rPr>
+      </w:pPr>
+      <w:r>
+        <w:rPr>
+          <w:rFonts w:asciiTheme="majorBidi" w:hAnsiTheme="majorBidi" w:cstheme="majorBidi"/>
           <w:b/>
           <w:bCs/>
-          <w:color w:val="000000"/>
-          <w:kern w:val="36"/>
-          <w:sz w:val="36"/>
-          <w:szCs w:val="36"/>
-          <w14:ligatures w14:val="none"/>
-        </w:rPr>
-        <w:t>WEBSITE DEVELOPMENT AGREEMENT</w:t>
-      </w:r>
-    </w:p>
-    <w:p>
-      <w:pPr>
-        <w:spacing w:before="100" w:beforeAutospacing="1" w:after="100" w:afterAutospacing="1" w:line="240" w:lineRule="auto"/>
-        <w:rPr>
-          <w:rFonts w:ascii="Times New Roman" w:eastAsia="Times New Roman" w:hAnsi="Times New Roman" w:cs="Times New Roman"/>
-          <w:color w:val="000000"/>
-          <w:kern w:val="0"/>
-          <w14:ligatures w14:val="none"/>
-        </w:rPr>
-      </w:pPr>
-      <w:r>
-        <w:rPr>
-          <w:rFonts w:ascii="Times New Roman" w:eastAsia="Times New Roman" w:hAnsi="Times New Roman" w:cs="Times New Roman"/>
-          <w:color w:val="000000"/>
-          <w:kern w:val="0"/>
-          <w14:ligatures w14:val="none"/>
-        </w:rPr>
-        <w:t xml:space="preserve">This Website Development Agreement (“Agreement”) is entered into on this </w:t>
-      </w:r>
-      <w:r>
-        <w:rPr>
-          <w:rFonts w:ascii="Times New Roman" w:eastAsia="Times New Roman" w:hAnsi="Times New Roman" w:cs="Times New Roman"/>
-          <w:color w:val="000000"/>
-          <w:kern w:val="0"/>
-          <w14:ligatures w14:val="none"/>
-        </w:rPr>
-        <w:t>27th</w:t>
-      </w:r>
-      <w:r>
-        <w:rPr>
-          <w:rFonts w:ascii="Times New Roman" w:eastAsia="Times New Roman" w:hAnsi="Times New Roman" w:cs="Times New Roman"/>
-          <w:color w:val="000000"/>
-          <w:kern w:val="0"/>
-          <w14:ligatures w14:val="none"/>
-        </w:rPr>
-        <w:t xml:space="preserve"> day of </w:t>
-      </w:r>
-      <w:r>
-        <w:rPr>
-          <w:rFonts w:ascii="Times New Roman" w:eastAsia="Times New Roman" w:hAnsi="Times New Roman" w:cs="Times New Roman"/>
-          <w:color w:val="000000"/>
-          <w:kern w:val="0"/>
-          <w14:ligatures w14:val="none"/>
-        </w:rPr>
-        <w:t>February</w:t>
-      </w:r>
-      <w:r>
-        <w:rPr>
-          <w:rFonts w:ascii="Times New Roman" w:eastAsia="Times New Roman" w:hAnsi="Times New Roman" w:cs="Times New Roman"/>
-          <w:color w:val="000000"/>
-          <w:kern w:val="0"/>
-          <w14:ligatures w14:val="none"/>
-        </w:rPr>
-        <w:t xml:space="preserve"> 2026, by and between:</w:t>
-      </w:r>
-    </w:p>
-    <w:p>
-      <w:pPr>
-        <w:spacing w:before="100" w:beforeAutospacing="1" w:after="100" w:afterAutospacing="1" w:line="240" w:lineRule="auto"/>
-        <w:rPr>
-          <w:rFonts w:ascii="Times New Roman" w:eastAsia="Times New Roman" w:hAnsi="Times New Roman" w:cs="Times New Roman"/>
-          <w:color w:val="000000"/>
-          <w:kern w:val="0"/>
-          <w14:ligatures w14:val="none"/>
-        </w:rPr>
-      </w:pPr>
-      <w:r>
-        <w:rPr>
-          <w:rFonts w:ascii="Times New Roman" w:eastAsia="Times New Roman" w:hAnsi="Times New Roman" w:cs="Times New Roman"/>
+        </w:rPr>
+        <w:t>WEBSITE DESIGN &amp; DEVELOPMENT AGREEMENT</w:t>
+      </w:r>
+    </w:p>
+    <w:p>
+      <w:pPr>
+        <w:spacing w:line="276" w:lineRule="auto"/>
+        <w:rPr>
+          <w:rFonts w:asciiTheme="majorBidi" w:hAnsiTheme="majorBidi" w:cstheme="majorBidi"/>
+        </w:rPr>
+      </w:pPr>
+      <w:r>
+        <w:rPr>
+          <w:rFonts w:asciiTheme="majorBidi" w:hAnsiTheme="majorBidi" w:cstheme="majorBidi"/>
+        </w:rPr>
+        <w:t>This Website Design &amp; Development Agreement (“Agreement”) is entered into on </w:t>
+      </w:r>
+      <w:r>
+        <w:rPr>
+          <w:rFonts w:asciiTheme="majorBidi" w:hAnsiTheme="majorBidi" w:cstheme="majorBidi"/>
           <w:b/>
           <w:bCs/>
-          <w:color w:val="000000"/>
-          <w:kern w:val="0"/>
-          <w14:ligatures w14:val="none"/>
+        </w:rPr>
+        <w:t>March 1</w:t>
+      </w:r>
+      <w:r>
+        <w:rPr>
+          <w:rFonts w:asciiTheme="majorBidi" w:hAnsiTheme="majorBidi" w:cstheme="majorBidi"/>
+          <w:b/>
+          <w:bCs/>
+        </w:rPr>
+        <w:t>6</w:t>
+      </w:r>
+      <w:r>
+        <w:rPr>
+          <w:rFonts w:asciiTheme="majorBidi" w:hAnsiTheme="majorBidi" w:cstheme="majorBidi"/>
+          <w:b/>
+          <w:bCs/>
+          <w:vertAlign w:val="superscript"/>
+        </w:rPr>
+        <w:t>th</w:t>
+      </w:r>
+      <w:r>
+        <w:rPr>
+          <w:rFonts w:asciiTheme="majorBidi" w:hAnsiTheme="majorBidi" w:cstheme="majorBidi"/>
+          <w:b/>
+          <w:bCs/>
+        </w:rPr>
+        <w:t>, 2026</w:t>
+      </w:r>
+      <w:r>
+        <w:rPr>
+          <w:rFonts w:asciiTheme="majorBidi" w:hAnsiTheme="majorBidi" w:cstheme="majorBidi"/>
+        </w:rPr>
+        <w:t>, by and between:</w:t>
+      </w:r>
+    </w:p>
+    <w:p>
+      <w:pPr>
+        <w:spacing w:line="276" w:lineRule="auto"/>
+        <w:rPr>
+          <w:rFonts w:asciiTheme="majorBidi" w:hAnsiTheme="majorBidi" w:cstheme="majorBidi"/>
+        </w:rPr>
+      </w:pPr>
+      <w:r>
+        <w:rPr>
+          <w:rFonts w:asciiTheme="majorBidi" w:hAnsiTheme="majorBidi" w:cstheme="majorBidi"/>
+          <w:b/>
+          <w:bCs/>
         </w:rPr>
         <w:t>Client:</w:t>
       </w:r>
       <w:r>
         <w:rPr>
-          <w:rFonts w:ascii="Times New Roman" w:eastAsia="Times New Roman" w:hAnsi="Times New Roman" w:cs="Times New Roman"/>
-          <w:color w:val="000000"/>
-          <w:kern w:val="0"/>
-          <w14:ligatures w14:val="none"/>
+          <w:rFonts w:asciiTheme="majorBidi" w:hAnsiTheme="majorBidi" w:cstheme="majorBidi"/>
         </w:rPr>
         <w:br/>
         <w:t>Creole Creations LLC</w:t>
       </w:r>
       <w:r>
         <w:rPr>
-          <w:rFonts w:ascii="Times New Roman" w:eastAsia="Times New Roman" w:hAnsi="Times New Roman" w:cs="Times New Roman"/>
-          <w:color w:val="000000"/>
-          <w:kern w:val="0"/>
-          <w14:ligatures w14:val="none"/>
+          <w:rFonts w:asciiTheme="majorBidi" w:hAnsiTheme="majorBidi" w:cstheme="majorBidi"/>
         </w:rPr>
         <w:br/>
-        <w:t>(“Client”)</w:t>
-      </w:r>
-    </w:p>
-    <w:p>
-      <w:pPr>
-        <w:spacing w:before="100" w:beforeAutospacing="1" w:after="100" w:afterAutospacing="1" w:line="240" w:lineRule="auto"/>
-        <w:rPr>
-          <w:rFonts w:ascii="Times New Roman" w:eastAsia="Times New Roman" w:hAnsi="Times New Roman" w:cs="Times New Roman"/>
-          <w:color w:val="000000"/>
-          <w:kern w:val="0"/>
-          <w14:ligatures w14:val="none"/>
-        </w:rPr>
-      </w:pPr>
-      <w:r>
-        <w:rPr>
-          <w:rFonts w:ascii="Times New Roman" w:eastAsia="Times New Roman" w:hAnsi="Times New Roman" w:cs="Times New Roman"/>
-          <w:color w:val="000000"/>
-          <w:kern w:val="0"/>
-          <w14:ligatures w14:val="none"/>
-        </w:rPr>
-        <w:t>AND</w:t>
-      </w:r>
-    </w:p>
-    <w:p>
-      <w:pPr>
-        <w:spacing w:before="100" w:beforeAutospacing="1" w:after="100" w:afterAutospacing="1" w:line="240" w:lineRule="auto"/>
-        <w:rPr>
-          <w:rFonts w:ascii="Times New Roman" w:eastAsia="Times New Roman" w:hAnsi="Times New Roman" w:cs="Times New Roman"/>
-          <w:color w:val="000000"/>
-          <w:kern w:val="0"/>
-          <w14:ligatures w14:val="none"/>
-        </w:rPr>
-      </w:pPr>
-      <w:r>
-        <w:rPr>
-          <w:rFonts w:ascii="Times New Roman" w:eastAsia="Times New Roman" w:hAnsi="Times New Roman" w:cs="Times New Roman"/>
+        <w:t>("Client")</w:t>
+      </w:r>
+    </w:p>
+    <w:p>
+      <w:pPr>
+        <w:spacing w:line="276" w:lineRule="auto"/>
+        <w:rPr>
+          <w:rFonts w:asciiTheme="majorBidi" w:hAnsiTheme="majorBidi" w:cstheme="majorBidi"/>
+        </w:rPr>
+      </w:pPr>
+      <w:r>
+        <w:rPr>
+          <w:rFonts w:asciiTheme="majorBidi" w:hAnsiTheme="majorBidi" w:cstheme="majorBidi"/>
+        </w:rPr>
+        <w:t>and</w:t>
+      </w:r>
+    </w:p>
+    <w:p>
+      <w:pPr>
+        <w:spacing w:line="276" w:lineRule="auto"/>
+        <w:rPr>
+          <w:rFonts w:asciiTheme="majorBidi" w:hAnsiTheme="majorBidi" w:cstheme="majorBidi"/>
+        </w:rPr>
+      </w:pPr>
+      <w:r>
+        <w:rPr>
+          <w:rFonts w:asciiTheme="majorBidi" w:hAnsiTheme="majorBidi" w:cstheme="majorBidi"/>
           <w:b/>
           <w:bCs/>
-          <w:color w:val="000000"/>
-          <w:kern w:val="0"/>
-          <w14:ligatures w14:val="none"/>
         </w:rPr>
         <w:t>Developer:</w:t>
       </w:r>
       <w:r>
         <w:rPr>
-          <w:rFonts w:ascii="Times New Roman" w:eastAsia="Times New Roman" w:hAnsi="Times New Roman" w:cs="Times New Roman"/>
-          <w:color w:val="000000"/>
-          <w:kern w:val="0"/>
-          <w14:ligatures w14:val="none"/>
+          <w:rFonts w:asciiTheme="majorBidi" w:hAnsiTheme="majorBidi" w:cstheme="majorBidi"/>
         </w:rPr>
         <w:br/>
-        <w:t>Noah C. Jones, Independent Web Developer</w:t>
-      </w:r>
-      <w:r>
-        <w:rPr>
-          <w:rFonts w:ascii="Times New Roman" w:eastAsia="Times New Roman" w:hAnsi="Times New Roman" w:cs="Times New Roman"/>
-          <w:color w:val="000000"/>
-          <w:kern w:val="0"/>
-          <w14:ligatures w14:val="none"/>
+        <w:t>Noah C. Jones</w:t>
+      </w:r>
+      <w:r>
+        <w:rPr>
+          <w:rFonts w:asciiTheme="majorBidi" w:hAnsiTheme="majorBidi" w:cstheme="majorBidi"/>
         </w:rPr>
         <w:br/>
-        <w:t>(“Developer”)</w:t>
-      </w:r>
-    </w:p>
-    <w:p>
-      <w:pPr>
-        <w:spacing w:after="0" w:line="240" w:lineRule="auto"/>
-        <w:rPr>
-          <w:rFonts w:ascii="Times New Roman" w:eastAsia="Times New Roman" w:hAnsi="Times New Roman" w:cs="Times New Roman"/>
-          <w:kern w:val="0"/>
-          <w14:ligatures w14:val="none"/>
-        </w:rPr>
-      </w:pPr>
-      <w:r>
-        <w:rPr>
-          <w:rFonts w:ascii="Times New Roman" w:eastAsia="Times New Roman" w:hAnsi="Times New Roman" w:cs="Times New Roman"/>
-          <w:noProof/>
-          <w:kern w:val="0"/>
-        </w:rPr>
-        <w:pict w14:anchorId="7D3659CC">
-          <v:rect id="_x0000_i1035" alt="" style="width:468pt;height:.05pt;mso-width-percent:0;mso-height-percent:0;mso-width-percent:0;mso-height-percent:0" o:hralign="center" o:hrstd="t" o:hr="t" fillcolor="#a0a0a0" stroked="f"/>
-        </w:pict>
-      </w:r>
-    </w:p>
-    <w:p>
-      <w:pPr>
-        <w:spacing w:before="100" w:beforeAutospacing="1" w:after="100" w:afterAutospacing="1" w:line="240" w:lineRule="auto"/>
-        <w:outlineLvl w:val="1"/>
-        <w:rPr>
-          <w:rFonts w:ascii="Times New Roman" w:eastAsia="Times New Roman" w:hAnsi="Times New Roman" w:cs="Times New Roman"/>
+        <w:t>Independent Web Developer</w:t>
+      </w:r>
+      <w:r>
+        <w:rPr>
+          <w:rFonts w:asciiTheme="majorBidi" w:hAnsiTheme="majorBidi" w:cstheme="majorBidi"/>
+        </w:rPr>
+        <w:br/>
+        <w:t>("Developer")</w:t>
+      </w:r>
+    </w:p>
+    <w:p>
+      <w:pPr>
+        <w:spacing w:after="0" w:line="276" w:lineRule="auto"/>
+        <w:rPr>
+          <w:rFonts w:asciiTheme="majorBidi" w:hAnsiTheme="majorBidi" w:cstheme="majorBidi"/>
+        </w:rPr>
+      </w:pPr>
+      <w:r>
+        <w:rPr>
+          <w:rFonts w:asciiTheme="majorBidi" w:hAnsiTheme="majorBidi" w:cstheme="majorBidi"/>
+        </w:rPr>
+        <w:t xml:space="preserve">Both parties agree to the following terms. </w:t>
+      </w:r>
+    </w:p>
+    <w:p>
+      <w:pPr>
+        <w:spacing w:line="276" w:lineRule="auto"/>
+        <w:rPr>
+          <w:rFonts w:asciiTheme="majorBidi" w:hAnsiTheme="majorBidi" w:cstheme="majorBidi"/>
           <w:b/>
           <w:bCs/>
-          <w:color w:val="000000"/>
-          <w:kern w:val="0"/>
           <w:sz w:val="28"/>
           <w:szCs w:val="28"/>
-          <w14:ligatures w14:val="none"/>
-        </w:rPr>
-      </w:pPr>
-      <w:r>
-        <w:rPr>
-          <w:rFonts w:ascii="Times New Roman" w:eastAsia="Times New Roman" w:hAnsi="Times New Roman" w:cs="Times New Roman"/>
+        </w:rPr>
+      </w:pPr>
+      <w:r>
+        <w:rPr>
+          <w:noProof/>
+        </w:rPr>
+      </w:r>
+      <w:r>
+        <w:pict w14:anchorId="65B0D099">
+          <v:rect id="Horizontal Line 1" o:spid="_x0000_s1036" style="width:468pt;height:.05pt;visibility:visible;mso-wrap-style:square;mso-left-percent:-10001;mso-top-percent:-10001;mso-position-horizontal:absolute;mso-position-horizontal-relative:char;mso-position-vertical:absolute;mso-position-vertical-relative:line;mso-left-percent:-10001;mso-top-percent:-10001;v-text-anchor:top" o:gfxdata="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" filled="f">
+            <o:lock v:ext="edit" rotation="t" aspectratio="t" verticies="t" text="t" shapetype="t"/>
+            <w10:anchorlock/>
+          </v:rect>
+        </w:pict>
+      </w:r>
+    </w:p>
+    <w:p>
+      <w:pPr>
+        <w:spacing w:line="276" w:lineRule="auto"/>
+        <w:rPr>
+          <w:rFonts w:asciiTheme="majorBidi" w:hAnsiTheme="majorBidi" w:cstheme="majorBidi"/>
+        </w:rPr>
+      </w:pPr>
+      <w:r>
+        <w:rPr>
+          <w:rFonts w:asciiTheme="majorBidi" w:hAnsiTheme="majorBidi" w:cstheme="majorBidi"/>
           <w:b/>
           <w:bCs/>
-          <w:color w:val="000000"/>
-          <w:kern w:val="0"/>
           <w:sz w:val="28"/>
           <w:szCs w:val="28"/>
-          <w14:ligatures w14:val="none"/>
-        </w:rPr>
-        <w:t>1. Project Description</w:t>
-      </w:r>
-    </w:p>
-    <w:p>
-      <w:pPr>
-        <w:spacing w:before="100" w:beforeAutospacing="1" w:after="100" w:afterAutospacing="1" w:line="240" w:lineRule="auto"/>
-        <w:rPr>
-          <w:rFonts w:ascii="Times New Roman" w:eastAsia="Times New Roman" w:hAnsi="Times New Roman" w:cs="Times New Roman"/>
-          <w:color w:val="000000"/>
-          <w:kern w:val="0"/>
-          <w14:ligatures w14:val="none"/>
-        </w:rPr>
-      </w:pPr>
-      <w:r>
-        <w:rPr>
-          <w:rFonts w:ascii="Times New Roman" w:eastAsia="Times New Roman" w:hAnsi="Times New Roman" w:cs="Times New Roman"/>
-          <w:color w:val="000000"/>
-          <w:kern w:val="0"/>
-          <w14:ligatures w14:val="none"/>
-        </w:rPr>
-        <w:t>The Developer agrees to design and develop a custom website for Creole Creations LLC. The website will include:</w:t>
+        </w:rPr>
+        <w:t xml:space="preserve">1. </w:t>
+      </w:r>
+      <w:r>
+        <w:rPr>
+          <w:rFonts w:asciiTheme="majorBidi" w:hAnsiTheme="majorBidi" w:cstheme="majorBidi"/>
+          <w:b/>
+          <w:bCs/>
+          <w:sz w:val="28"/>
+          <w:szCs w:val="28"/>
+        </w:rPr>
+        <w:t>Project Overview</w:t>
+      </w:r>
+    </w:p>
+    <w:p>
+      <w:pPr>
+        <w:spacing w:line="276" w:lineRule="auto"/>
+        <w:rPr>
+          <w:rFonts w:asciiTheme="majorBidi" w:hAnsiTheme="majorBidi" w:cstheme="majorBidi"/>
+        </w:rPr>
+      </w:pPr>
+      <w:r>
+        <w:rPr>
+          <w:rFonts w:asciiTheme="majorBidi" w:hAnsiTheme="majorBidi" w:cstheme="majorBidi"/>
+        </w:rPr>
+        <w:t xml:space="preserve">The Developer agrees to design and develop a custom website for Creole Creations LLC </w:t>
+      </w:r>
+      <w:r>
+        <w:rPr>
+          <w:rFonts w:asciiTheme="majorBidi" w:hAnsiTheme="majorBidi" w:cstheme="majorBidi"/>
+        </w:rPr>
+        <w:t xml:space="preserve">that allows customers to view products and make purchases online. </w:t>
+      </w:r>
+    </w:p>
+    <w:p>
+      <w:pPr>
+        <w:pBdr>
+          <w:bottom w:val="single" w:sz="4" w:space="1" w:color="auto"/>
+        </w:pBdr>
+        <w:spacing w:line="276" w:lineRule="auto"/>
+        <w:rPr>
+          <w:rFonts w:asciiTheme="majorBidi" w:hAnsiTheme="majorBidi" w:cstheme="majorBidi"/>
+        </w:rPr>
+      </w:pPr>
+      <w:r>
+        <w:rPr>
+          <w:rFonts w:asciiTheme="majorBidi" w:hAnsiTheme="majorBidi" w:cstheme="majorBidi"/>
+        </w:rPr>
+        <w:t>The website will be designed to reflect a pink and feminine aesthetic consistent with the brand identity of Creole Creations</w:t>
+      </w:r>
+      <w:r>
+        <w:rPr>
+          <w:rFonts w:asciiTheme="majorBidi" w:hAnsiTheme="majorBidi" w:cstheme="majorBidi"/>
+        </w:rPr>
+        <w:t xml:space="preserve">. </w:t>
+      </w:r>
+    </w:p>
+    <w:p>
+      <w:pPr>
+        <w:pBdr>
+          <w:bottom w:val="single" w:sz="4" w:space="1" w:color="auto"/>
+        </w:pBdr>
+        <w:spacing w:line="276" w:lineRule="auto"/>
+        <w:rPr>
+          <w:rFonts w:asciiTheme="majorBidi" w:hAnsiTheme="majorBidi" w:cstheme="majorBidi"/>
+        </w:rPr>
+      </w:pPr>
+    </w:p>
+    <w:p>
+      <w:pPr>
+        <w:spacing w:line="276" w:lineRule="auto"/>
+        <w:rPr>
+          <w:rFonts w:asciiTheme="majorBidi" w:hAnsiTheme="majorBidi" w:cstheme="majorBidi"/>
+        </w:rPr>
+      </w:pPr>
+      <w:r>
+        <w:rPr>
+          <w:rFonts w:asciiTheme="majorBidi" w:hAnsiTheme="majorBidi" w:cstheme="majorBidi"/>
+          <w:b/>
+          <w:bCs/>
+          <w:sz w:val="28"/>
+          <w:szCs w:val="28"/>
+        </w:rPr>
+        <w:t>2</w:t>
+      </w:r>
+      <w:r>
+        <w:rPr>
+          <w:rFonts w:asciiTheme="majorBidi" w:hAnsiTheme="majorBidi" w:cstheme="majorBidi"/>
+          <w:b/>
+          <w:bCs/>
+          <w:sz w:val="28"/>
+          <w:szCs w:val="28"/>
+        </w:rPr>
+        <w:t>. Scope of Work</w:t>
+      </w:r>
+    </w:p>
+    <w:p>
+      <w:pPr>
+        <w:spacing w:line="276" w:lineRule="auto"/>
+        <w:rPr>
+          <w:rFonts w:asciiTheme="majorBidi" w:hAnsiTheme="majorBidi" w:cstheme="majorBidi"/>
+        </w:rPr>
+      </w:pPr>
+      <w:r>
+        <w:rPr>
+          <w:rFonts w:asciiTheme="majorBidi" w:hAnsiTheme="majorBidi" w:cstheme="majorBidi"/>
+        </w:rPr>
+        <w:t>The Developer agrees to design and develop a custom website for Creole Creations LLC including:</w:t>
       </w:r>
     </w:p>
     <w:p>
       <w:pPr>
         <w:numPr>
           <w:ilvl w:val="0"/>
-          <w:numId w:val="1"/>
+          <w:numId w:val="8"/>
         </w:numPr>
-        <w:spacing w:before="100" w:beforeAutospacing="1" w:after="100" w:afterAutospacing="1" w:line="240" w:lineRule="auto"/>
-        <w:rPr>
-          <w:rFonts w:ascii="Times New Roman" w:eastAsia="Times New Roman" w:hAnsi="Times New Roman" w:cs="Times New Roman"/>
-          <w:color w:val="000000"/>
-          <w:kern w:val="0"/>
-          <w14:ligatures w14:val="none"/>
-        </w:rPr>
-      </w:pPr>
-      <w:r>
-        <w:rPr>
-          <w:rFonts w:ascii="Times New Roman" w:eastAsia="Times New Roman" w:hAnsi="Times New Roman" w:cs="Times New Roman"/>
-          <w:color w:val="000000"/>
-          <w:kern w:val="0"/>
-          <w14:ligatures w14:val="none"/>
-        </w:rPr>
-        <w:t>A fully functional purchasing feature (e-commerce capability)</w:t>
+        <w:spacing w:line="276" w:lineRule="auto"/>
+        <w:rPr>
+          <w:rFonts w:asciiTheme="majorBidi" w:hAnsiTheme="majorBidi" w:cstheme="majorBidi"/>
+        </w:rPr>
+      </w:pPr>
+      <w:r>
+        <w:rPr>
+          <w:rFonts w:asciiTheme="majorBidi" w:hAnsiTheme="majorBidi" w:cstheme="majorBidi"/>
+        </w:rPr>
+        <w:t>Custom website design</w:t>
       </w:r>
     </w:p>
     <w:p>
       <w:pPr>
         <w:numPr>
           <w:ilvl w:val="0"/>
-          <w:numId w:val="1"/>
+          <w:numId w:val="8"/>
         </w:numPr>
-        <w:spacing w:before="100" w:beforeAutospacing="1" w:after="100" w:afterAutospacing="1" w:line="240" w:lineRule="auto"/>
-        <w:rPr>
-          <w:rFonts w:ascii="Times New Roman" w:eastAsia="Times New Roman" w:hAnsi="Times New Roman" w:cs="Times New Roman"/>
-          <w:color w:val="000000"/>
-          <w:kern w:val="0"/>
-          <w14:ligatures w14:val="none"/>
-        </w:rPr>
-      </w:pPr>
-      <w:r>
-        <w:rPr>
-          <w:rFonts w:ascii="Times New Roman" w:eastAsia="Times New Roman" w:hAnsi="Times New Roman" w:cs="Times New Roman"/>
-          <w:color w:val="000000"/>
-          <w:kern w:val="0"/>
-          <w14:ligatures w14:val="none"/>
-        </w:rPr>
-        <w:t>Product photography integration</w:t>
+        <w:spacing w:line="276" w:lineRule="auto"/>
+        <w:rPr>
+          <w:rFonts w:asciiTheme="majorBidi" w:hAnsiTheme="majorBidi" w:cstheme="majorBidi"/>
+        </w:rPr>
+      </w:pPr>
+      <w:r>
+        <w:rPr>
+          <w:rFonts w:asciiTheme="majorBidi" w:hAnsiTheme="majorBidi" w:cstheme="majorBidi"/>
+        </w:rPr>
+        <w:t>E-commerce purchasing functionality</w:t>
       </w:r>
     </w:p>
     <w:p>
       <w:pPr>
         <w:numPr>
           <w:ilvl w:val="0"/>
-          <w:numId w:val="1"/>
+          <w:numId w:val="8"/>
         </w:numPr>
-        <w:spacing w:before="100" w:beforeAutospacing="1" w:after="100" w:afterAutospacing="1" w:line="240" w:lineRule="auto"/>
-        <w:rPr>
-          <w:rFonts w:ascii="Times New Roman" w:eastAsia="Times New Roman" w:hAnsi="Times New Roman" w:cs="Times New Roman"/>
-          <w:color w:val="000000"/>
-          <w:kern w:val="0"/>
-          <w14:ligatures w14:val="none"/>
-        </w:rPr>
-      </w:pPr>
-      <w:r>
-        <w:rPr>
-          <w:rFonts w:ascii="Times New Roman" w:eastAsia="Times New Roman" w:hAnsi="Times New Roman" w:cs="Times New Roman"/>
-          <w:color w:val="000000"/>
-          <w:kern w:val="0"/>
-          <w14:ligatures w14:val="none"/>
-        </w:rPr>
-        <w:t>A pink and feminine aesthetic aligned with the brand identity</w:t>
+        <w:spacing w:line="276" w:lineRule="auto"/>
+        <w:rPr>
+          <w:rFonts w:asciiTheme="majorBidi" w:hAnsiTheme="majorBidi" w:cstheme="majorBidi"/>
+        </w:rPr>
+      </w:pPr>
+      <w:r>
+        <w:rPr>
+          <w:rFonts w:asciiTheme="majorBidi" w:hAnsiTheme="majorBidi" w:cstheme="majorBidi"/>
+        </w:rPr>
+        <w:t>Integration of product photography</w:t>
       </w:r>
     </w:p>
     <w:p>
       <w:pPr>
         <w:numPr>
           <w:ilvl w:val="0"/>
-          <w:numId w:val="1"/>
+          <w:numId w:val="8"/>
         </w:numPr>
-        <w:spacing w:before="100" w:beforeAutospacing="1" w:after="100" w:afterAutospacing="1" w:line="240" w:lineRule="auto"/>
-        <w:rPr>
-          <w:rFonts w:ascii="Times New Roman" w:eastAsia="Times New Roman" w:hAnsi="Times New Roman" w:cs="Times New Roman"/>
-          <w:color w:val="000000"/>
-          <w:kern w:val="0"/>
-          <w14:ligatures w14:val="none"/>
-        </w:rPr>
-      </w:pPr>
-      <w:r>
-        <w:rPr>
-          <w:rFonts w:ascii="Times New Roman" w:eastAsia="Times New Roman" w:hAnsi="Times New Roman" w:cs="Times New Roman"/>
-          <w:color w:val="000000"/>
-          <w:kern w:val="0"/>
-          <w14:ligatures w14:val="none"/>
-        </w:rPr>
-        <w:t>A contact feature allowing customers to reach the creator and owner</w:t>
+        <w:spacing w:line="276" w:lineRule="auto"/>
+        <w:rPr>
+          <w:rFonts w:asciiTheme="majorBidi" w:hAnsiTheme="majorBidi" w:cstheme="majorBidi"/>
+        </w:rPr>
+      </w:pPr>
+      <w:r>
+        <w:rPr>
+          <w:rFonts w:asciiTheme="majorBidi" w:hAnsiTheme="majorBidi" w:cstheme="majorBidi"/>
+        </w:rPr>
+        <w:t>A pink and feminine aesthetic aligned with the brand identity</w:t>
       </w:r>
     </w:p>
     <w:p>
       <w:pPr>
         <w:numPr>
           <w:ilvl w:val="0"/>
-          <w:numId w:val="1"/>
+          <w:numId w:val="8"/>
         </w:numPr>
-        <w:spacing w:before="100" w:beforeAutospacing="1" w:after="100" w:afterAutospacing="1" w:line="240" w:lineRule="auto"/>
-        <w:rPr>
-          <w:rFonts w:ascii="Times New Roman" w:eastAsia="Times New Roman" w:hAnsi="Times New Roman" w:cs="Times New Roman"/>
-          <w:color w:val="000000"/>
-          <w:kern w:val="0"/>
-          <w14:ligatures w14:val="none"/>
-        </w:rPr>
-      </w:pPr>
-      <w:r>
-        <w:rPr>
-          <w:rFonts w:ascii="Times New Roman" w:eastAsia="Times New Roman" w:hAnsi="Times New Roman" w:cs="Times New Roman"/>
-          <w:color w:val="000000"/>
-          <w:kern w:val="0"/>
-          <w14:ligatures w14:val="none"/>
-        </w:rPr>
-        <w:t>Mobile-responsive design</w:t>
+        <w:spacing w:line="276" w:lineRule="auto"/>
+        <w:rPr>
+          <w:rFonts w:asciiTheme="majorBidi" w:hAnsiTheme="majorBidi" w:cstheme="majorBidi"/>
+        </w:rPr>
+      </w:pPr>
+      <w:r>
+        <w:rPr>
+          <w:rFonts w:asciiTheme="majorBidi" w:hAnsiTheme="majorBidi" w:cstheme="majorBidi"/>
+        </w:rPr>
+        <w:t>Customer contact form</w:t>
       </w:r>
     </w:p>
     <w:p>
       <w:pPr>
         <w:numPr>
           <w:ilvl w:val="0"/>
-          <w:numId w:val="1"/>
+          <w:numId w:val="8"/>
         </w:numPr>
-        <w:spacing w:before="100" w:beforeAutospacing="1" w:after="100" w:afterAutospacing="1" w:line="240" w:lineRule="auto"/>
-        <w:rPr>
-          <w:rFonts w:ascii="Times New Roman" w:eastAsia="Times New Roman" w:hAnsi="Times New Roman" w:cs="Times New Roman"/>
-          <w:color w:val="000000"/>
-          <w:kern w:val="0"/>
-          <w14:ligatures w14:val="none"/>
-        </w:rPr>
-      </w:pPr>
-      <w:r>
-        <w:rPr>
-          <w:rFonts w:ascii="Times New Roman" w:eastAsia="Times New Roman" w:hAnsi="Times New Roman" w:cs="Times New Roman"/>
-          <w:color w:val="000000"/>
-          <w:kern w:val="0"/>
-          <w14:ligatures w14:val="none"/>
-        </w:rPr>
-        <w:t>Basic search engine optimization setup</w:t>
+        <w:spacing w:line="276" w:lineRule="auto"/>
+        <w:rPr>
+          <w:rFonts w:asciiTheme="majorBidi" w:hAnsiTheme="majorBidi" w:cstheme="majorBidi"/>
+        </w:rPr>
+      </w:pPr>
+      <w:r>
+        <w:rPr>
+          <w:rFonts w:asciiTheme="majorBidi" w:hAnsiTheme="majorBidi" w:cstheme="majorBidi"/>
+        </w:rPr>
+        <w:t>Mobile responsive design</w:t>
       </w:r>
     </w:p>
     <w:p>
       <w:pPr>
         <w:numPr>
           <w:ilvl w:val="0"/>
-          <w:numId w:val="1"/>
+          <w:numId w:val="8"/>
         </w:numPr>
-        <w:spacing w:before="100" w:beforeAutospacing="1" w:after="100" w:afterAutospacing="1" w:line="240" w:lineRule="auto"/>
-        <w:rPr>
-          <w:rFonts w:ascii="Times New Roman" w:eastAsia="Times New Roman" w:hAnsi="Times New Roman" w:cs="Times New Roman"/>
-          <w:color w:val="000000"/>
-          <w:kern w:val="0"/>
-          <w14:ligatures w14:val="none"/>
-        </w:rPr>
-      </w:pPr>
-      <w:r>
-        <w:rPr>
-          <w:rFonts w:ascii="Times New Roman" w:eastAsia="Times New Roman" w:hAnsi="Times New Roman" w:cs="Times New Roman"/>
-          <w:color w:val="000000"/>
-          <w:kern w:val="0"/>
-          <w14:ligatures w14:val="none"/>
+        <w:spacing w:line="276" w:lineRule="auto"/>
+        <w:rPr>
+          <w:rFonts w:asciiTheme="majorBidi" w:hAnsiTheme="majorBidi" w:cstheme="majorBidi"/>
+        </w:rPr>
+      </w:pPr>
+      <w:r>
+        <w:rPr>
+          <w:rFonts w:asciiTheme="majorBidi" w:hAnsiTheme="majorBidi" w:cstheme="majorBidi"/>
+        </w:rPr>
+        <w:t>Basic search engine optimization setup</w:t>
+      </w:r>
+    </w:p>
+    <w:p>
+      <w:pPr>
+        <w:numPr>
+          <w:ilvl w:val="0"/>
+          <w:numId w:val="8"/>
+        </w:numPr>
+        <w:spacing w:line="276" w:lineRule="auto"/>
+        <w:rPr>
+          <w:rFonts w:asciiTheme="majorBidi" w:hAnsiTheme="majorBidi" w:cstheme="majorBidi"/>
+        </w:rPr>
+      </w:pPr>
+      <w:r>
+        <w:rPr>
+          <w:rFonts w:asciiTheme="majorBidi" w:hAnsiTheme="majorBidi" w:cstheme="majorBidi"/>
         </w:rPr>
         <w:t>Website deployment upon completion</w:t>
       </w:r>
     </w:p>
     <w:p>
       <w:pPr>
-        <w:spacing w:before="100" w:beforeAutospacing="1" w:after="100" w:afterAutospacing="1" w:line="240" w:lineRule="auto"/>
-        <w:rPr>
-          <w:rFonts w:ascii="Times New Roman" w:eastAsia="Times New Roman" w:hAnsi="Times New Roman" w:cs="Times New Roman"/>
-          <w:color w:val="000000"/>
-          <w:kern w:val="0"/>
-          <w14:ligatures w14:val="none"/>
-        </w:rPr>
-      </w:pPr>
-      <w:r>
-        <w:rPr>
-          <w:rFonts w:ascii="Times New Roman" w:eastAsia="Times New Roman" w:hAnsi="Times New Roman" w:cs="Times New Roman"/>
-          <w:color w:val="000000"/>
-          <w:kern w:val="0"/>
-          <w14:ligatures w14:val="none"/>
-        </w:rPr>
-        <w:t>This Agreement covers only the services listed above.</w:t>
-      </w:r>
-    </w:p>
-    <w:p>
-      <w:pPr>
-        <w:spacing w:before="100" w:beforeAutospacing="1" w:after="100" w:afterAutospacing="1" w:line="240" w:lineRule="auto"/>
-        <w:rPr>
-          <w:rFonts w:ascii="Times New Roman" w:eastAsia="Times New Roman" w:hAnsi="Times New Roman" w:cs="Times New Roman"/>
-          <w:color w:val="000000"/>
-          <w:kern w:val="0"/>
-          <w14:ligatures w14:val="none"/>
-        </w:rPr>
-      </w:pPr>
-      <w:r>
-        <w:rPr>
-          <w:rFonts w:ascii="Times New Roman" w:eastAsia="Times New Roman" w:hAnsi="Times New Roman" w:cs="Times New Roman"/>
-          <w:color w:val="000000"/>
-          <w:kern w:val="0"/>
-          <w14:ligatures w14:val="none"/>
-        </w:rPr>
-        <w:t>Any services, features, or modifications not listed above will require written approval and may result in additional fees.</w:t>
-      </w:r>
-    </w:p>
-    <w:p>
-      <w:pPr>
-        <w:spacing w:after="0" w:line="240" w:lineRule="auto"/>
-        <w:rPr>
-          <w:rFonts w:ascii="Times New Roman" w:eastAsia="Times New Roman" w:hAnsi="Times New Roman" w:cs="Times New Roman"/>
-          <w:kern w:val="0"/>
-          <w14:ligatures w14:val="none"/>
-        </w:rPr>
-      </w:pPr>
-      <w:r>
-        <w:rPr>
-          <w:rFonts w:ascii="Times New Roman" w:eastAsia="Times New Roman" w:hAnsi="Times New Roman" w:cs="Times New Roman"/>
+        <w:spacing w:line="276" w:lineRule="auto"/>
+        <w:rPr>
+          <w:rFonts w:asciiTheme="majorBidi" w:hAnsiTheme="majorBidi" w:cstheme="majorBidi"/>
+        </w:rPr>
+      </w:pPr>
+      <w:r>
+        <w:rPr>
+          <w:rFonts w:asciiTheme="majorBidi" w:hAnsiTheme="majorBidi" w:cstheme="majorBidi"/>
+        </w:rPr>
+        <w:lastRenderedPageBreak/>
+        <w:t>Any services or features not listed above will require additional written agreement and may result in additional fees.</w:t>
+      </w:r>
+    </w:p>
+    <w:p>
+      <w:pPr>
+        <w:spacing w:line="276" w:lineRule="auto"/>
+        <w:rPr>
+          <w:rFonts w:asciiTheme="majorBidi" w:hAnsiTheme="majorBidi" w:cstheme="majorBidi"/>
+        </w:rPr>
+      </w:pPr>
+      <w:r>
+        <w:rPr>
           <w:noProof/>
-          <w:kern w:val="0"/>
-        </w:rPr>
-        <w:pict w14:anchorId="6E83FBD2">
-          <v:rect id="_x0000_i1034" alt="" style="width:468pt;height:.05pt;mso-width-percent:0;mso-height-percent:0;mso-width-percent:0;mso-height-percent:0" o:hralign="center" o:hrstd="t" o:hr="t" fillcolor="#a0a0a0" stroked="f"/>
+        </w:rPr>
+      </w:r>
+      <w:r>
+        <w:pict w14:anchorId="61F75A5A">
+          <v:rect id="Horizontal Line 2" o:spid="_x0000_s1035" style="width:468pt;height:.05pt;visibility:visible;mso-wrap-style:square;mso-left-percent:-10001;mso-top-percent:-10001;mso-position-horizontal:absolute;mso-position-horizontal-relative:char;mso-position-vertical:absolute;mso-position-vertical-relative:line;mso-left-percent:-10001;mso-top-percent:-10001;v-text-anchor:top" o:gfxdata="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" filled="f">
+            <o:lock v:ext="edit" rotation="t" aspectratio="t" verticies="t" text="t" shapetype="t"/>
+            <w10:anchorlock/>
+          </v:rect>
         </w:pict>
       </w:r>
-    </w:p>
-    <w:p>
-      <w:pPr>
-        <w:spacing w:before="100" w:beforeAutospacing="1" w:after="100" w:afterAutospacing="1" w:line="240" w:lineRule="auto"/>
-        <w:outlineLvl w:val="1"/>
-        <w:rPr>
-          <w:rFonts w:ascii="Times New Roman" w:eastAsia="Times New Roman" w:hAnsi="Times New Roman" w:cs="Times New Roman"/>
+      <w:r>
+        <w:rPr>
+          <w:rFonts w:asciiTheme="majorBidi" w:hAnsiTheme="majorBidi" w:cstheme="majorBidi"/>
           <w:b/>
           <w:bCs/>
-          <w:color w:val="000000"/>
-          <w:kern w:val="0"/>
           <w:sz w:val="28"/>
           <w:szCs w:val="28"/>
-          <w14:ligatures w14:val="none"/>
-        </w:rPr>
-      </w:pPr>
-      <w:r>
-        <w:rPr>
-          <w:rFonts w:ascii="Times New Roman" w:eastAsia="Times New Roman" w:hAnsi="Times New Roman" w:cs="Times New Roman"/>
+        </w:rPr>
+        <w:t>3</w:t>
+      </w:r>
+      <w:r>
+        <w:rPr>
+          <w:rFonts w:asciiTheme="majorBidi" w:hAnsiTheme="majorBidi" w:cstheme="majorBidi"/>
           <w:b/>
           <w:bCs/>
-          <w:color w:val="000000"/>
-          <w:kern w:val="0"/>
           <w:sz w:val="28"/>
           <w:szCs w:val="28"/>
-          <w14:ligatures w14:val="none"/>
-        </w:rPr>
-        <w:t>2. Payment Terms</w:t>
-      </w:r>
-    </w:p>
-    <w:p>
-      <w:pPr>
-        <w:spacing w:before="100" w:beforeAutospacing="1" w:after="100" w:afterAutospacing="1" w:line="240" w:lineRule="auto"/>
-        <w:rPr>
-          <w:rFonts w:ascii="Times New Roman" w:eastAsia="Times New Roman" w:hAnsi="Times New Roman" w:cs="Times New Roman"/>
-          <w:color w:val="000000"/>
-          <w:kern w:val="0"/>
-          <w14:ligatures w14:val="none"/>
-        </w:rPr>
-      </w:pPr>
-      <w:r>
-        <w:rPr>
-          <w:rFonts w:ascii="Times New Roman" w:eastAsia="Times New Roman" w:hAnsi="Times New Roman" w:cs="Times New Roman"/>
-          <w:color w:val="000000"/>
-          <w:kern w:val="0"/>
-          <w14:ligatures w14:val="none"/>
-        </w:rPr>
-        <w:t>The total project cost is </w:t>
-      </w:r>
-      <w:r>
-        <w:rPr>
-          <w:rFonts w:ascii="Times New Roman" w:eastAsia="Times New Roman" w:hAnsi="Times New Roman" w:cs="Times New Roman"/>
+        </w:rPr>
+        <w:t>. Project Investment</w:t>
+      </w:r>
+    </w:p>
+    <w:p>
+      <w:pPr>
+        <w:spacing w:line="276" w:lineRule="auto"/>
+        <w:rPr>
+          <w:rFonts w:asciiTheme="majorBidi" w:hAnsiTheme="majorBidi" w:cstheme="majorBidi"/>
+        </w:rPr>
+      </w:pPr>
+      <w:r>
+        <w:rPr>
+          <w:rFonts w:asciiTheme="majorBidi" w:hAnsiTheme="majorBidi" w:cstheme="majorBidi"/>
+        </w:rPr>
+        <w:t>The total project investment is</w:t>
+      </w:r>
+      <w:r>
+        <w:rPr>
+          <w:rFonts w:asciiTheme="majorBidi" w:hAnsiTheme="majorBidi" w:cstheme="majorBidi"/>
+        </w:rPr>
+        <w:t>:</w:t>
+      </w:r>
+    </w:p>
+    <w:p>
+      <w:pPr>
+        <w:spacing w:line="276" w:lineRule="auto"/>
+        <w:rPr>
+          <w:rFonts w:asciiTheme="majorBidi" w:hAnsiTheme="majorBidi" w:cstheme="majorBidi"/>
+        </w:rPr>
+      </w:pPr>
+      <w:r>
+        <w:rPr>
+          <w:rFonts w:asciiTheme="majorBidi" w:hAnsiTheme="majorBidi" w:cstheme="majorBidi"/>
+        </w:rPr>
+        <w:t> </w:t>
+      </w:r>
+      <w:r>
+        <w:rPr>
+          <w:rFonts w:asciiTheme="majorBidi" w:hAnsiTheme="majorBidi" w:cstheme="majorBidi"/>
           <w:b/>
           <w:bCs/>
-          <w:color w:val="000000"/>
-          <w:kern w:val="0"/>
-          <w14:ligatures w14:val="none"/>
-        </w:rPr>
-        <w:t>$750.00 USD</w:t>
-      </w:r>
-      <w:r>
-        <w:rPr>
-          <w:rFonts w:ascii="Times New Roman" w:eastAsia="Times New Roman" w:hAnsi="Times New Roman" w:cs="Times New Roman"/>
-          <w:color w:val="000000"/>
-          <w:kern w:val="0"/>
-          <w14:ligatures w14:val="none"/>
+        </w:rPr>
+        <w:t>$</w:t>
+      </w:r>
+      <w:r>
+        <w:rPr>
+          <w:rFonts w:asciiTheme="majorBidi" w:hAnsiTheme="majorBidi" w:cstheme="majorBidi"/>
+          <w:b/>
+          <w:bCs/>
+        </w:rPr>
+        <w:t>625</w:t>
+      </w:r>
+      <w:r>
+        <w:rPr>
+          <w:rFonts w:asciiTheme="majorBidi" w:hAnsiTheme="majorBidi" w:cstheme="majorBidi"/>
+          <w:b/>
+          <w:bCs/>
+        </w:rPr>
+        <w:t>.00 USD</w:t>
+      </w:r>
+      <w:r>
+        <w:rPr>
+          <w:rFonts w:asciiTheme="majorBidi" w:hAnsiTheme="majorBidi" w:cstheme="majorBidi"/>
         </w:rPr>
         <w:t>.</w:t>
       </w:r>
     </w:p>
     <w:p>
       <w:pPr>
-        <w:spacing w:before="100" w:beforeAutospacing="1" w:after="100" w:afterAutospacing="1" w:line="240" w:lineRule="auto"/>
-        <w:rPr>
-          <w:rFonts w:ascii="Times New Roman" w:eastAsia="Times New Roman" w:hAnsi="Times New Roman" w:cs="Times New Roman"/>
-          <w:color w:val="000000"/>
-          <w:kern w:val="0"/>
-          <w14:ligatures w14:val="none"/>
-        </w:rPr>
-      </w:pPr>
-      <w:r>
-        <w:rPr>
-          <w:rFonts w:ascii="Times New Roman" w:eastAsia="Times New Roman" w:hAnsi="Times New Roman" w:cs="Times New Roman"/>
-          <w:color w:val="000000"/>
-          <w:kern w:val="0"/>
-          <w14:ligatures w14:val="none"/>
-        </w:rPr>
-        <w:t>Payment Schedule:</w:t>
-      </w:r>
-    </w:p>
-    <w:p>
-      <w:pPr>
+        <w:spacing w:line="276" w:lineRule="auto"/>
+        <w:rPr>
+          <w:rFonts w:asciiTheme="majorBidi" w:hAnsiTheme="majorBidi" w:cstheme="majorBidi"/>
+        </w:rPr>
+      </w:pPr>
+      <w:r>
+        <w:rPr>
+          <w:rFonts w:asciiTheme="majorBidi" w:hAnsiTheme="majorBidi" w:cstheme="majorBidi"/>
+        </w:rPr>
+        <w:t xml:space="preserve">This price covers: </w:t>
+      </w:r>
+    </w:p>
+    <w:p>
+      <w:pPr>
+        <w:pStyle w:val="ListParagraph"/>
         <w:numPr>
           <w:ilvl w:val="0"/>
-          <w:numId w:val="2"/>
+          <w:numId w:val="10"/>
         </w:numPr>
-        <w:spacing w:before="100" w:beforeAutospacing="1" w:after="100" w:afterAutospacing="1" w:line="240" w:lineRule="auto"/>
-        <w:rPr>
-          <w:rFonts w:ascii="Times New Roman" w:eastAsia="Times New Roman" w:hAnsi="Times New Roman" w:cs="Times New Roman"/>
-          <w:color w:val="000000"/>
-          <w:kern w:val="0"/>
-          <w14:ligatures w14:val="none"/>
-        </w:rPr>
-      </w:pPr>
-      <w:r>
-        <w:rPr>
-          <w:rFonts w:ascii="Times New Roman" w:eastAsia="Times New Roman" w:hAnsi="Times New Roman" w:cs="Times New Roman"/>
-          <w:color w:val="000000"/>
-          <w:kern w:val="0"/>
-          <w14:ligatures w14:val="none"/>
-        </w:rPr>
-        <w:t>$450.00 due on or before March 15, 2026</w:t>
-      </w:r>
-    </w:p>
-    <w:p>
-      <w:pPr>
+        <w:spacing w:line="276" w:lineRule="auto"/>
+        <w:rPr>
+          <w:rFonts w:asciiTheme="majorBidi" w:hAnsiTheme="majorBidi" w:cstheme="majorBidi"/>
+        </w:rPr>
+      </w:pPr>
+      <w:r>
+        <w:rPr>
+          <w:rFonts w:asciiTheme="majorBidi" w:hAnsiTheme="majorBidi" w:cstheme="majorBidi"/>
+        </w:rPr>
+        <w:t>Website design and development</w:t>
+      </w:r>
+    </w:p>
+    <w:p>
+      <w:pPr>
+        <w:pStyle w:val="ListParagraph"/>
         <w:numPr>
           <w:ilvl w:val="0"/>
-          <w:numId w:val="2"/>
+          <w:numId w:val="10"/>
         </w:numPr>
-        <w:spacing w:before="100" w:beforeAutospacing="1" w:after="100" w:afterAutospacing="1" w:line="240" w:lineRule="auto"/>
-        <w:rPr>
-          <w:rFonts w:ascii="Times New Roman" w:eastAsia="Times New Roman" w:hAnsi="Times New Roman" w:cs="Times New Roman"/>
-          <w:color w:val="000000"/>
-          <w:kern w:val="0"/>
-          <w14:ligatures w14:val="none"/>
-        </w:rPr>
-      </w:pPr>
-      <w:r>
-        <w:rPr>
-          <w:rFonts w:ascii="Times New Roman" w:eastAsia="Times New Roman" w:hAnsi="Times New Roman" w:cs="Times New Roman"/>
-          <w:color w:val="000000"/>
-          <w:kern w:val="0"/>
-          <w14:ligatures w14:val="none"/>
-        </w:rPr>
-        <w:t>$300.00 due upon project completion and prior to website launch</w:t>
-      </w:r>
-    </w:p>
-    <w:p>
-      <w:pPr>
-        <w:spacing w:before="100" w:beforeAutospacing="1" w:after="100" w:afterAutospacing="1" w:line="240" w:lineRule="auto"/>
-        <w:rPr>
-          <w:rFonts w:ascii="Times New Roman" w:eastAsia="Times New Roman" w:hAnsi="Times New Roman" w:cs="Times New Roman"/>
-          <w:color w:val="000000"/>
-          <w:kern w:val="0"/>
-          <w14:ligatures w14:val="none"/>
-        </w:rPr>
-      </w:pPr>
-      <w:r>
-        <w:rPr>
-          <w:rFonts w:ascii="Times New Roman" w:eastAsia="Times New Roman" w:hAnsi="Times New Roman" w:cs="Times New Roman"/>
-          <w:color w:val="000000"/>
-          <w:kern w:val="0"/>
-          <w14:ligatures w14:val="none"/>
-        </w:rPr>
-        <w:lastRenderedPageBreak/>
-        <w:t>The final website will not be transferred or published until full payment has been received.</w:t>
-      </w:r>
-    </w:p>
-    <w:p>
-      <w:pPr>
-        <w:spacing w:before="100" w:beforeAutospacing="1" w:after="100" w:afterAutospacing="1" w:line="240" w:lineRule="auto"/>
-        <w:rPr>
-          <w:rFonts w:ascii="Times New Roman" w:eastAsia="Times New Roman" w:hAnsi="Times New Roman" w:cs="Times New Roman"/>
-          <w:color w:val="000000"/>
-          <w:kern w:val="0"/>
-          <w14:ligatures w14:val="none"/>
-        </w:rPr>
-      </w:pPr>
-      <w:r>
-        <w:rPr>
-          <w:rFonts w:ascii="Times New Roman" w:eastAsia="Times New Roman" w:hAnsi="Times New Roman" w:cs="Times New Roman"/>
-          <w:color w:val="000000"/>
-          <w:kern w:val="0"/>
-          <w14:ligatures w14:val="none"/>
-        </w:rPr>
-        <w:t>Payments may be made via mutually agreed-upon payment method.</w:t>
-      </w:r>
-    </w:p>
-    <w:p>
-      <w:pPr>
-        <w:spacing w:after="0" w:line="240" w:lineRule="auto"/>
-        <w:rPr>
-          <w:rFonts w:ascii="Times New Roman" w:eastAsia="Times New Roman" w:hAnsi="Times New Roman" w:cs="Times New Roman"/>
-          <w:kern w:val="0"/>
-          <w14:ligatures w14:val="none"/>
-        </w:rPr>
-      </w:pPr>
-      <w:r>
-        <w:rPr>
-          <w:rFonts w:ascii="Times New Roman" w:eastAsia="Times New Roman" w:hAnsi="Times New Roman" w:cs="Times New Roman"/>
+        <w:spacing w:line="276" w:lineRule="auto"/>
+        <w:rPr>
+          <w:rFonts w:asciiTheme="majorBidi" w:hAnsiTheme="majorBidi" w:cstheme="majorBidi"/>
+        </w:rPr>
+      </w:pPr>
+      <w:r>
+        <w:rPr>
+          <w:rFonts w:asciiTheme="majorBidi" w:hAnsiTheme="majorBidi" w:cstheme="majorBidi"/>
+        </w:rPr>
+        <w:t>Implementation of e-commerce purchasing functionality</w:t>
+      </w:r>
+    </w:p>
+    <w:p>
+      <w:pPr>
+        <w:pStyle w:val="ListParagraph"/>
+        <w:numPr>
+          <w:ilvl w:val="0"/>
+          <w:numId w:val="10"/>
+        </w:numPr>
+        <w:spacing w:line="276" w:lineRule="auto"/>
+        <w:rPr>
+          <w:rFonts w:asciiTheme="majorBidi" w:hAnsiTheme="majorBidi" w:cstheme="majorBidi"/>
+        </w:rPr>
+      </w:pPr>
+      <w:r>
+        <w:rPr>
+          <w:rFonts w:asciiTheme="majorBidi" w:hAnsiTheme="majorBidi" w:cstheme="majorBidi"/>
+        </w:rPr>
+        <w:t>Integration of product photography</w:t>
+      </w:r>
+    </w:p>
+    <w:p>
+      <w:pPr>
+        <w:pStyle w:val="ListParagraph"/>
+        <w:numPr>
+          <w:ilvl w:val="0"/>
+          <w:numId w:val="10"/>
+        </w:numPr>
+        <w:spacing w:line="276" w:lineRule="auto"/>
+        <w:rPr>
+          <w:rFonts w:asciiTheme="majorBidi" w:hAnsiTheme="majorBidi" w:cstheme="majorBidi"/>
+        </w:rPr>
+      </w:pPr>
+      <w:r>
+        <w:rPr>
+          <w:rFonts w:asciiTheme="majorBidi" w:hAnsiTheme="majorBidi" w:cstheme="majorBidi"/>
+        </w:rPr>
+        <w:t>Contact system setup</w:t>
+      </w:r>
+    </w:p>
+    <w:p>
+      <w:pPr>
+        <w:pStyle w:val="ListParagraph"/>
+        <w:numPr>
+          <w:ilvl w:val="0"/>
+          <w:numId w:val="10"/>
+        </w:numPr>
+        <w:spacing w:line="276" w:lineRule="auto"/>
+        <w:rPr>
+          <w:rFonts w:asciiTheme="majorBidi" w:hAnsiTheme="majorBidi" w:cstheme="majorBidi"/>
+        </w:rPr>
+      </w:pPr>
+      <w:r>
+        <w:rPr>
+          <w:rFonts w:asciiTheme="majorBidi" w:hAnsiTheme="majorBidi" w:cstheme="majorBidi"/>
+        </w:rPr>
+        <w:t>Mobile optimization</w:t>
+      </w:r>
+    </w:p>
+    <w:p>
+      <w:pPr>
+        <w:pStyle w:val="ListParagraph"/>
+        <w:numPr>
+          <w:ilvl w:val="0"/>
+          <w:numId w:val="10"/>
+        </w:numPr>
+        <w:spacing w:line="276" w:lineRule="auto"/>
+        <w:rPr>
+          <w:rFonts w:asciiTheme="majorBidi" w:hAnsiTheme="majorBidi" w:cstheme="majorBidi"/>
+        </w:rPr>
+      </w:pPr>
+      <w:r>
+        <w:rPr>
+          <w:rFonts w:asciiTheme="majorBidi" w:hAnsiTheme="majorBidi" w:cstheme="majorBidi"/>
+        </w:rPr>
+        <w:t>Website launch and deployment</w:t>
+      </w:r>
+    </w:p>
+    <w:p>
+      <w:pPr>
+        <w:spacing w:line="276" w:lineRule="auto"/>
+        <w:rPr>
+          <w:rFonts w:asciiTheme="majorBidi" w:hAnsiTheme="majorBidi" w:cstheme="majorBidi"/>
+        </w:rPr>
+      </w:pPr>
+      <w:r>
+        <w:rPr>
           <w:noProof/>
-          <w:kern w:val="0"/>
-        </w:rPr>
-        <w:pict w14:anchorId="29C7D900">
-          <v:rect id="_x0000_i1033" alt="" style="width:468pt;height:.05pt;mso-width-percent:0;mso-height-percent:0;mso-width-percent:0;mso-height-percent:0" o:hralign="center" o:hrstd="t" o:hr="t" fillcolor="#a0a0a0" stroked="f"/>
+        </w:rPr>
+      </w:r>
+      <w:r>
+        <w:pict w14:anchorId="5FE8FDAA">
+          <v:rect id="Horizontal Line 3" o:spid="_x0000_s1034" style="width:468pt;height:.05pt;visibility:visible;mso-wrap-style:square;mso-left-percent:-10001;mso-top-percent:-10001;mso-position-horizontal:absolute;mso-position-horizontal-relative:char;mso-position-vertical:absolute;mso-position-vertical-relative:line;mso-left-percent:-10001;mso-top-percent:-10001;v-text-anchor:top" o:gfxdata="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" filled="f">
+            <o:lock v:ext="edit" rotation="t" aspectratio="t" verticies="t" text="t" shapetype="t"/>
+            <w10:anchorlock/>
+          </v:rect>
         </w:pict>
       </w:r>
-    </w:p>
-    <w:p>
-      <w:pPr>
-        <w:spacing w:before="100" w:beforeAutospacing="1" w:after="100" w:afterAutospacing="1" w:line="240" w:lineRule="auto"/>
-        <w:outlineLvl w:val="1"/>
-        <w:rPr>
-          <w:rFonts w:ascii="Times New Roman" w:eastAsia="Times New Roman" w:hAnsi="Times New Roman" w:cs="Times New Roman"/>
+      <w:r>
+        <w:rPr>
+          <w:rFonts w:asciiTheme="majorBidi" w:hAnsiTheme="majorBidi" w:cstheme="majorBidi"/>
           <w:b/>
           <w:bCs/>
-          <w:color w:val="000000"/>
-          <w:kern w:val="0"/>
           <w:sz w:val="28"/>
           <w:szCs w:val="28"/>
-          <w14:ligatures w14:val="none"/>
-        </w:rPr>
-      </w:pPr>
-      <w:r>
-        <w:rPr>
-          <w:rFonts w:ascii="Times New Roman" w:eastAsia="Times New Roman" w:hAnsi="Times New Roman" w:cs="Times New Roman"/>
+        </w:rPr>
+        <w:t>4</w:t>
+      </w:r>
+      <w:r>
+        <w:rPr>
+          <w:rFonts w:asciiTheme="majorBidi" w:hAnsiTheme="majorBidi" w:cstheme="majorBidi"/>
           <w:b/>
           <w:bCs/>
-          <w:color w:val="000000"/>
-          <w:kern w:val="0"/>
           <w:sz w:val="28"/>
           <w:szCs w:val="28"/>
-          <w14:ligatures w14:val="none"/>
-        </w:rPr>
-        <w:t>3. Late Payment Policy</w:t>
-      </w:r>
-    </w:p>
-    <w:p>
-      <w:pPr>
-        <w:spacing w:before="100" w:beforeAutospacing="1" w:after="100" w:afterAutospacing="1" w:line="240" w:lineRule="auto"/>
-        <w:rPr>
-          <w:rFonts w:ascii="Times New Roman" w:eastAsia="Times New Roman" w:hAnsi="Times New Roman" w:cs="Times New Roman"/>
-          <w:color w:val="000000"/>
-          <w:kern w:val="0"/>
-          <w14:ligatures w14:val="none"/>
-        </w:rPr>
-      </w:pPr>
-      <w:r>
-        <w:rPr>
-          <w:rFonts w:ascii="Times New Roman" w:eastAsia="Times New Roman" w:hAnsi="Times New Roman" w:cs="Times New Roman"/>
-          <w:color w:val="000000"/>
-          <w:kern w:val="0"/>
-          <w14:ligatures w14:val="none"/>
-        </w:rPr>
-        <w:t>If any payment is not received within five (5) calendar days of the due date:</w:t>
+        </w:rPr>
+        <w:t xml:space="preserve">. </w:t>
+      </w:r>
+      <w:r>
+        <w:rPr>
+          <w:rFonts w:asciiTheme="majorBidi" w:hAnsiTheme="majorBidi" w:cstheme="majorBidi"/>
+          <w:b/>
+          <w:bCs/>
+          <w:sz w:val="28"/>
+          <w:szCs w:val="28"/>
+        </w:rPr>
+        <w:t>Payment Installments</w:t>
+      </w:r>
+    </w:p>
+    <w:p>
+      <w:pPr>
+        <w:spacing w:line="276" w:lineRule="auto"/>
+        <w:rPr>
+          <w:rFonts w:asciiTheme="majorBidi" w:hAnsiTheme="majorBidi" w:cstheme="majorBidi"/>
+        </w:rPr>
+      </w:pPr>
+      <w:r>
+        <w:rPr>
+          <w:rFonts w:asciiTheme="majorBidi" w:hAnsiTheme="majorBidi" w:cstheme="majorBidi"/>
+        </w:rPr>
+        <w:t xml:space="preserve">The Client agrees to pay the total project cost of </w:t>
+      </w:r>
+      <w:r>
+        <w:rPr>
+          <w:rFonts w:asciiTheme="majorBidi" w:hAnsiTheme="majorBidi" w:cstheme="majorBidi"/>
+          <w:b/>
+          <w:bCs/>
+        </w:rPr>
+        <w:t>$625</w:t>
+      </w:r>
+      <w:r>
+        <w:rPr>
+          <w:rFonts w:asciiTheme="majorBidi" w:hAnsiTheme="majorBidi" w:cstheme="majorBidi"/>
+        </w:rPr>
+        <w:t>.00 in six installments according to the following schedule:</w:t>
+      </w:r>
+    </w:p>
+    <w:tbl>
+      <w:tblPr>
+        <w:tblStyle w:val="GridTable1Light"/>
+        <w:tblW w:w="0" w:type="auto"/>
+        <w:tblLook w:val="04A0" w:firstRow="1" w:lastRow="0" w:firstColumn="1" w:lastColumn="0" w:noHBand="0" w:noVBand="1"/>
+      </w:tblPr>
+      <w:tblGrid>
+        <w:gridCol w:w="1570"/>
+        <w:gridCol w:w="1057"/>
+        <w:gridCol w:w="3262"/>
+      </w:tblGrid>
+      <w:tr>
+        <w:trPr>
+          <w:cnfStyle w:val="100000000000" w:firstRow="1" w:lastRow="0" w:firstColumn="0" w:lastColumn="0" w:oddVBand="0" w:evenVBand="0" w:oddHBand="0" w:evenHBand="0" w:firstRowFirstColumn="0" w:firstRowLastColumn="0" w:lastRowFirstColumn="0" w:lastRowLastColumn="0"/>
+        </w:trPr>
+        <w:tc>
+          <w:tcPr>
+            <w:cnfStyle w:val="001000000000" w:firstRow="0" w:lastRow="0" w:firstColumn="1" w:lastColumn="0" w:oddVBand="0" w:evenVBand="0" w:oddHBand="0" w:evenHBand="0" w:firstRowFirstColumn="0" w:firstRowLastColumn="0" w:lastRowFirstColumn="0" w:lastRowLastColumn="0"/>
+            <w:tcW w:w="0" w:type="auto"/>
+            <w:hideMark/>
+          </w:tcPr>
+          <w:p>
+            <w:pPr>
+              <w:spacing w:line="276" w:lineRule="auto"/>
+              <w:rPr>
+                <w:rFonts w:asciiTheme="majorBidi" w:hAnsiTheme="majorBidi" w:cstheme="majorBidi"/>
+              </w:rPr>
+            </w:pPr>
+            <w:r>
+              <w:rPr>
+                <w:rFonts w:asciiTheme="majorBidi" w:hAnsiTheme="majorBidi" w:cstheme="majorBidi"/>
+              </w:rPr>
+              <w:t>Installment</w:t>
+            </w:r>
+          </w:p>
+        </w:tc>
+        <w:tc>
+          <w:tcPr>
+            <w:tcW w:w="0" w:type="auto"/>
+            <w:hideMark/>
+          </w:tcPr>
+          <w:p>
+            <w:pPr>
+              <w:pBdr>
+                <w:bottom w:val="single" w:sz="4" w:space="1" w:color="auto"/>
+              </w:pBdr>
+              <w:spacing w:line="276" w:lineRule="auto"/>
+              <w:cnfStyle w:val="100000000000" w:firstRow="1" w:lastRow="0" w:firstColumn="0" w:lastColumn="0" w:oddVBand="0" w:evenVBand="0" w:oddHBand="0" w:evenHBand="0" w:firstRowFirstColumn="0" w:firstRowLastColumn="0" w:lastRowFirstColumn="0" w:lastRowLastColumn="0"/>
+              <w:rPr>
+                <w:rFonts w:asciiTheme="majorBidi" w:hAnsiTheme="majorBidi" w:cstheme="majorBidi"/>
+              </w:rPr>
+            </w:pPr>
+            <w:r>
+              <w:rPr>
+                <w:rFonts w:asciiTheme="majorBidi" w:hAnsiTheme="majorBidi" w:cstheme="majorBidi"/>
+              </w:rPr>
+              <w:t>Amount</w:t>
+            </w:r>
+          </w:p>
+        </w:tc>
+        <w:tc>
+          <w:tcPr>
+            <w:tcW w:w="0" w:type="auto"/>
+            <w:hideMark/>
+          </w:tcPr>
+          <w:p>
+            <w:pPr>
+              <w:pBdr>
+                <w:bottom w:val="single" w:sz="4" w:space="1" w:color="auto"/>
+              </w:pBdr>
+              <w:spacing w:line="276" w:lineRule="auto"/>
+              <w:cnfStyle w:val="100000000000" w:firstRow="1" w:lastRow="0" w:firstColumn="0" w:lastColumn="0" w:oddVBand="0" w:evenVBand="0" w:oddHBand="0" w:evenHBand="0" w:firstRowFirstColumn="0" w:firstRowLastColumn="0" w:lastRowFirstColumn="0" w:lastRowLastColumn="0"/>
+              <w:rPr>
+                <w:rFonts w:asciiTheme="majorBidi" w:hAnsiTheme="majorBidi" w:cstheme="majorBidi"/>
+              </w:rPr>
+            </w:pPr>
+            <w:r>
+              <w:rPr>
+                <w:rFonts w:asciiTheme="majorBidi" w:hAnsiTheme="majorBidi" w:cstheme="majorBidi"/>
+              </w:rPr>
+              <w:t>When Due</w:t>
+            </w:r>
+          </w:p>
+        </w:tc>
+      </w:tr>
+      <w:tr>
+        <w:tc>
+          <w:tcPr>
+            <w:cnfStyle w:val="001000000000" w:firstRow="0" w:lastRow="0" w:firstColumn="1" w:lastColumn="0" w:oddVBand="0" w:evenVBand="0" w:oddHBand="0" w:evenHBand="0" w:firstRowFirstColumn="0" w:firstRowLastColumn="0" w:lastRowFirstColumn="0" w:lastRowLastColumn="0"/>
+            <w:tcW w:w="0" w:type="auto"/>
+            <w:hideMark/>
+          </w:tcPr>
+          <w:p>
+            <w:pPr>
+              <w:pBdr>
+                <w:bottom w:val="single" w:sz="4" w:space="1" w:color="auto"/>
+              </w:pBdr>
+              <w:spacing w:line="276" w:lineRule="auto"/>
+              <w:rPr>
+                <w:rFonts w:asciiTheme="majorBidi" w:hAnsiTheme="majorBidi" w:cstheme="majorBidi"/>
+              </w:rPr>
+            </w:pPr>
+            <w:r>
+              <w:rPr>
+                <w:rFonts w:asciiTheme="majorBidi" w:hAnsiTheme="majorBidi" w:cstheme="majorBidi"/>
+              </w:rPr>
+              <w:t>Installment 1</w:t>
+            </w:r>
+          </w:p>
+        </w:tc>
+        <w:tc>
+          <w:tcPr>
+            <w:tcW w:w="0" w:type="auto"/>
+            <w:hideMark/>
+          </w:tcPr>
+          <w:p>
+            <w:pPr>
+              <w:pBdr>
+                <w:bottom w:val="single" w:sz="4" w:space="1" w:color="auto"/>
+              </w:pBdr>
+              <w:spacing w:line="276" w:lineRule="auto"/>
+              <w:cnfStyle w:val="000000000000" w:firstRow="0" w:lastRow="0" w:firstColumn="0" w:lastColumn="0" w:oddVBand="0" w:evenVBand="0" w:oddHBand="0" w:evenHBand="0" w:firstRowFirstColumn="0" w:firstRowLastColumn="0" w:lastRowFirstColumn="0" w:lastRowLastColumn="0"/>
+              <w:rPr>
+                <w:rFonts w:asciiTheme="majorBidi" w:hAnsiTheme="majorBidi" w:cstheme="majorBidi"/>
+              </w:rPr>
+            </w:pPr>
+            <w:r>
+              <w:rPr>
+                <w:rFonts w:asciiTheme="majorBidi" w:hAnsiTheme="majorBidi" w:cstheme="majorBidi"/>
+              </w:rPr>
+              <w:t>$100</w:t>
+            </w:r>
+          </w:p>
+        </w:tc>
+        <w:tc>
+          <w:tcPr>
+            <w:tcW w:w="0" w:type="auto"/>
+            <w:hideMark/>
+          </w:tcPr>
+          <w:p>
+            <w:pPr>
+              <w:pBdr>
+                <w:bottom w:val="single" w:sz="4" w:space="1" w:color="auto"/>
+              </w:pBdr>
+              <w:spacing w:line="276" w:lineRule="auto"/>
+              <w:cnfStyle w:val="000000000000" w:firstRow="0" w:lastRow="0" w:firstColumn="0" w:lastColumn="0" w:oddVBand="0" w:evenVBand="0" w:oddHBand="0" w:evenHBand="0" w:firstRowFirstColumn="0" w:firstRowLastColumn="0" w:lastRowFirstColumn="0" w:lastRowLastColumn="0"/>
+              <w:rPr>
+                <w:rFonts w:asciiTheme="majorBidi" w:hAnsiTheme="majorBidi" w:cstheme="majorBidi"/>
+              </w:rPr>
+            </w:pPr>
+            <w:r>
+              <w:rPr>
+                <w:rFonts w:asciiTheme="majorBidi" w:hAnsiTheme="majorBidi" w:cstheme="majorBidi"/>
+              </w:rPr>
+              <w:t>Upon signing contract</w:t>
+            </w:r>
+          </w:p>
+        </w:tc>
+      </w:tr>
+      <w:tr>
+        <w:tc>
+          <w:tcPr>
+            <w:cnfStyle w:val="001000000000" w:firstRow="0" w:lastRow="0" w:firstColumn="1" w:lastColumn="0" w:oddVBand="0" w:evenVBand="0" w:oddHBand="0" w:evenHBand="0" w:firstRowFirstColumn="0" w:firstRowLastColumn="0" w:lastRowFirstColumn="0" w:lastRowLastColumn="0"/>
+            <w:tcW w:w="0" w:type="auto"/>
+            <w:hideMark/>
+          </w:tcPr>
+          <w:p>
+            <w:pPr>
+              <w:pBdr>
+                <w:bottom w:val="single" w:sz="4" w:space="1" w:color="auto"/>
+              </w:pBdr>
+              <w:spacing w:line="276" w:lineRule="auto"/>
+              <w:rPr>
+                <w:rFonts w:asciiTheme="majorBidi" w:hAnsiTheme="majorBidi" w:cstheme="majorBidi"/>
+              </w:rPr>
+            </w:pPr>
+            <w:r>
+              <w:rPr>
+                <w:rFonts w:asciiTheme="majorBidi" w:hAnsiTheme="majorBidi" w:cstheme="majorBidi"/>
+              </w:rPr>
+              <w:t>Installment 2</w:t>
+            </w:r>
+          </w:p>
+        </w:tc>
+        <w:tc>
+          <w:tcPr>
+            <w:tcW w:w="0" w:type="auto"/>
+            <w:hideMark/>
+          </w:tcPr>
+          <w:p>
+            <w:pPr>
+              <w:pBdr>
+                <w:bottom w:val="single" w:sz="4" w:space="1" w:color="auto"/>
+              </w:pBdr>
+              <w:spacing w:line="276" w:lineRule="auto"/>
+              <w:cnfStyle w:val="000000000000" w:firstRow="0" w:lastRow="0" w:firstColumn="0" w:lastColumn="0" w:oddVBand="0" w:evenVBand="0" w:oddHBand="0" w:evenHBand="0" w:firstRowFirstColumn="0" w:firstRowLastColumn="0" w:lastRowFirstColumn="0" w:lastRowLastColumn="0"/>
+              <w:rPr>
+                <w:rFonts w:asciiTheme="majorBidi" w:hAnsiTheme="majorBidi" w:cstheme="majorBidi"/>
+              </w:rPr>
+            </w:pPr>
+            <w:r>
+              <w:rPr>
+                <w:rFonts w:asciiTheme="majorBidi" w:hAnsiTheme="majorBidi" w:cstheme="majorBidi"/>
+              </w:rPr>
+              <w:t>$100</w:t>
+            </w:r>
+          </w:p>
+        </w:tc>
+        <w:tc>
+          <w:tcPr>
+            <w:tcW w:w="0" w:type="auto"/>
+            <w:hideMark/>
+          </w:tcPr>
+          <w:p>
+            <w:pPr>
+              <w:pBdr>
+                <w:bottom w:val="single" w:sz="4" w:space="1" w:color="auto"/>
+              </w:pBdr>
+              <w:spacing w:line="276" w:lineRule="auto"/>
+              <w:cnfStyle w:val="000000000000" w:firstRow="0" w:lastRow="0" w:firstColumn="0" w:lastColumn="0" w:oddVBand="0" w:evenVBand="0" w:oddHBand="0" w:evenHBand="0" w:firstRowFirstColumn="0" w:firstRowLastColumn="0" w:lastRowFirstColumn="0" w:lastRowLastColumn="0"/>
+              <w:rPr>
+                <w:rFonts w:asciiTheme="majorBidi" w:hAnsiTheme="majorBidi" w:cstheme="majorBidi"/>
+              </w:rPr>
+            </w:pPr>
+            <w:r>
+              <w:rPr>
+                <w:rFonts w:asciiTheme="majorBidi" w:hAnsiTheme="majorBidi" w:cstheme="majorBidi"/>
+              </w:rPr>
+              <w:t>Week 1 of development</w:t>
+            </w:r>
+          </w:p>
+        </w:tc>
+      </w:tr>
+      <w:tr>
+        <w:tc>
+          <w:tcPr>
+            <w:cnfStyle w:val="001000000000" w:firstRow="0" w:lastRow="0" w:firstColumn="1" w:lastColumn="0" w:oddVBand="0" w:evenVBand="0" w:oddHBand="0" w:evenHBand="0" w:firstRowFirstColumn="0" w:firstRowLastColumn="0" w:lastRowFirstColumn="0" w:lastRowLastColumn="0"/>
+            <w:tcW w:w="0" w:type="auto"/>
+            <w:hideMark/>
+          </w:tcPr>
+          <w:p>
+            <w:pPr>
+              <w:pBdr>
+                <w:bottom w:val="single" w:sz="4" w:space="1" w:color="auto"/>
+              </w:pBdr>
+              <w:spacing w:line="276" w:lineRule="auto"/>
+              <w:rPr>
+                <w:rFonts w:asciiTheme="majorBidi" w:hAnsiTheme="majorBidi" w:cstheme="majorBidi"/>
+              </w:rPr>
+            </w:pPr>
+            <w:r>
+              <w:rPr>
+                <w:rFonts w:asciiTheme="majorBidi" w:hAnsiTheme="majorBidi" w:cstheme="majorBidi"/>
+              </w:rPr>
+              <w:t>Installment 3</w:t>
+            </w:r>
+          </w:p>
+        </w:tc>
+        <w:tc>
+          <w:tcPr>
+            <w:tcW w:w="0" w:type="auto"/>
+            <w:hideMark/>
+          </w:tcPr>
+          <w:p>
+            <w:pPr>
+              <w:pBdr>
+                <w:bottom w:val="single" w:sz="4" w:space="1" w:color="auto"/>
+              </w:pBdr>
+              <w:spacing w:line="276" w:lineRule="auto"/>
+              <w:cnfStyle w:val="000000000000" w:firstRow="0" w:lastRow="0" w:firstColumn="0" w:lastColumn="0" w:oddVBand="0" w:evenVBand="0" w:oddHBand="0" w:evenHBand="0" w:firstRowFirstColumn="0" w:firstRowLastColumn="0" w:lastRowFirstColumn="0" w:lastRowLastColumn="0"/>
+              <w:rPr>
+                <w:rFonts w:asciiTheme="majorBidi" w:hAnsiTheme="majorBidi" w:cstheme="majorBidi"/>
+              </w:rPr>
+            </w:pPr>
+            <w:r>
+              <w:rPr>
+                <w:rFonts w:asciiTheme="majorBidi" w:hAnsiTheme="majorBidi" w:cstheme="majorBidi"/>
+              </w:rPr>
+              <w:t>$100</w:t>
+            </w:r>
+          </w:p>
+        </w:tc>
+        <w:tc>
+          <w:tcPr>
+            <w:tcW w:w="0" w:type="auto"/>
+            <w:hideMark/>
+          </w:tcPr>
+          <w:p>
+            <w:pPr>
+              <w:pBdr>
+                <w:bottom w:val="single" w:sz="4" w:space="1" w:color="auto"/>
+              </w:pBdr>
+              <w:spacing w:line="276" w:lineRule="auto"/>
+              <w:cnfStyle w:val="000000000000" w:firstRow="0" w:lastRow="0" w:firstColumn="0" w:lastColumn="0" w:oddVBand="0" w:evenVBand="0" w:oddHBand="0" w:evenHBand="0" w:firstRowFirstColumn="0" w:firstRowLastColumn="0" w:lastRowFirstColumn="0" w:lastRowLastColumn="0"/>
+              <w:rPr>
+                <w:rFonts w:asciiTheme="majorBidi" w:hAnsiTheme="majorBidi" w:cstheme="majorBidi"/>
+              </w:rPr>
+            </w:pPr>
+            <w:r>
+              <w:rPr>
+                <w:rFonts w:asciiTheme="majorBidi" w:hAnsiTheme="majorBidi" w:cstheme="majorBidi"/>
+              </w:rPr>
+              <w:t>Week 2 of development</w:t>
+            </w:r>
+          </w:p>
+        </w:tc>
+      </w:tr>
+      <w:tr>
+        <w:tc>
+          <w:tcPr>
+            <w:cnfStyle w:val="001000000000" w:firstRow="0" w:lastRow="0" w:firstColumn="1" w:lastColumn="0" w:oddVBand="0" w:evenVBand="0" w:oddHBand="0" w:evenHBand="0" w:firstRowFirstColumn="0" w:firstRowLastColumn="0" w:lastRowFirstColumn="0" w:lastRowLastColumn="0"/>
+            <w:tcW w:w="0" w:type="auto"/>
+            <w:hideMark/>
+          </w:tcPr>
+          <w:p>
+            <w:pPr>
+              <w:pBdr>
+                <w:bottom w:val="single" w:sz="4" w:space="1" w:color="auto"/>
+              </w:pBdr>
+              <w:spacing w:line="276" w:lineRule="auto"/>
+              <w:rPr>
+                <w:rFonts w:asciiTheme="majorBidi" w:hAnsiTheme="majorBidi" w:cstheme="majorBidi"/>
+              </w:rPr>
+            </w:pPr>
+            <w:r>
+              <w:rPr>
+                <w:rFonts w:asciiTheme="majorBidi" w:hAnsiTheme="majorBidi" w:cstheme="majorBidi"/>
+              </w:rPr>
+              <w:t>Installment 4</w:t>
+            </w:r>
+          </w:p>
+        </w:tc>
+        <w:tc>
+          <w:tcPr>
+            <w:tcW w:w="0" w:type="auto"/>
+            <w:hideMark/>
+          </w:tcPr>
+          <w:p>
+            <w:pPr>
+              <w:pBdr>
+                <w:bottom w:val="single" w:sz="4" w:space="1" w:color="auto"/>
+              </w:pBdr>
+              <w:spacing w:line="276" w:lineRule="auto"/>
+              <w:cnfStyle w:val="000000000000" w:firstRow="0" w:lastRow="0" w:firstColumn="0" w:lastColumn="0" w:oddVBand="0" w:evenVBand="0" w:oddHBand="0" w:evenHBand="0" w:firstRowFirstColumn="0" w:firstRowLastColumn="0" w:lastRowFirstColumn="0" w:lastRowLastColumn="0"/>
+              <w:rPr>
+                <w:rFonts w:asciiTheme="majorBidi" w:hAnsiTheme="majorBidi" w:cstheme="majorBidi"/>
+              </w:rPr>
+            </w:pPr>
+            <w:r>
+              <w:rPr>
+                <w:rFonts w:asciiTheme="majorBidi" w:hAnsiTheme="majorBidi" w:cstheme="majorBidi"/>
+              </w:rPr>
+              <w:t>$100</w:t>
+            </w:r>
+          </w:p>
+        </w:tc>
+        <w:tc>
+          <w:tcPr>
+            <w:tcW w:w="0" w:type="auto"/>
+            <w:hideMark/>
+          </w:tcPr>
+          <w:p>
+            <w:pPr>
+              <w:pBdr>
+                <w:bottom w:val="single" w:sz="4" w:space="1" w:color="auto"/>
+              </w:pBdr>
+              <w:spacing w:line="276" w:lineRule="auto"/>
+              <w:cnfStyle w:val="000000000000" w:firstRow="0" w:lastRow="0" w:firstColumn="0" w:lastColumn="0" w:oddVBand="0" w:evenVBand="0" w:oddHBand="0" w:evenHBand="0" w:firstRowFirstColumn="0" w:firstRowLastColumn="0" w:lastRowFirstColumn="0" w:lastRowLastColumn="0"/>
+              <w:rPr>
+                <w:rFonts w:asciiTheme="majorBidi" w:hAnsiTheme="majorBidi" w:cstheme="majorBidi"/>
+              </w:rPr>
+            </w:pPr>
+            <w:r>
+              <w:rPr>
+                <w:rFonts w:asciiTheme="majorBidi" w:hAnsiTheme="majorBidi" w:cstheme="majorBidi"/>
+              </w:rPr>
+              <w:t>Week 3 of development</w:t>
+            </w:r>
+          </w:p>
+        </w:tc>
+      </w:tr>
+      <w:tr>
+        <w:tc>
+          <w:tcPr>
+            <w:cnfStyle w:val="001000000000" w:firstRow="0" w:lastRow="0" w:firstColumn="1" w:lastColumn="0" w:oddVBand="0" w:evenVBand="0" w:oddHBand="0" w:evenHBand="0" w:firstRowFirstColumn="0" w:firstRowLastColumn="0" w:lastRowFirstColumn="0" w:lastRowLastColumn="0"/>
+            <w:tcW w:w="0" w:type="auto"/>
+            <w:hideMark/>
+          </w:tcPr>
+          <w:p>
+            <w:pPr>
+              <w:pBdr>
+                <w:bottom w:val="single" w:sz="4" w:space="1" w:color="auto"/>
+              </w:pBdr>
+              <w:spacing w:line="276" w:lineRule="auto"/>
+              <w:rPr>
+                <w:rFonts w:asciiTheme="majorBidi" w:hAnsiTheme="majorBidi" w:cstheme="majorBidi"/>
+              </w:rPr>
+            </w:pPr>
+            <w:r>
+              <w:rPr>
+                <w:rFonts w:asciiTheme="majorBidi" w:hAnsiTheme="majorBidi" w:cstheme="majorBidi"/>
+              </w:rPr>
+              <w:t>Installment 5</w:t>
+            </w:r>
+          </w:p>
+        </w:tc>
+        <w:tc>
+          <w:tcPr>
+            <w:tcW w:w="0" w:type="auto"/>
+            <w:hideMark/>
+          </w:tcPr>
+          <w:p>
+            <w:pPr>
+              <w:pBdr>
+                <w:bottom w:val="single" w:sz="4" w:space="1" w:color="auto"/>
+              </w:pBdr>
+              <w:spacing w:line="276" w:lineRule="auto"/>
+              <w:cnfStyle w:val="000000000000" w:firstRow="0" w:lastRow="0" w:firstColumn="0" w:lastColumn="0" w:oddVBand="0" w:evenVBand="0" w:oddHBand="0" w:evenHBand="0" w:firstRowFirstColumn="0" w:firstRowLastColumn="0" w:lastRowFirstColumn="0" w:lastRowLastColumn="0"/>
+              <w:rPr>
+                <w:rFonts w:asciiTheme="majorBidi" w:hAnsiTheme="majorBidi" w:cstheme="majorBidi"/>
+              </w:rPr>
+            </w:pPr>
+            <w:r>
+              <w:rPr>
+                <w:rFonts w:asciiTheme="majorBidi" w:hAnsiTheme="majorBidi" w:cstheme="majorBidi"/>
+              </w:rPr>
+              <w:t>$100</w:t>
+            </w:r>
+          </w:p>
+        </w:tc>
+        <w:tc>
+          <w:tcPr>
+            <w:tcW w:w="0" w:type="auto"/>
+            <w:hideMark/>
+          </w:tcPr>
+          <w:p>
+            <w:pPr>
+              <w:pBdr>
+                <w:bottom w:val="single" w:sz="4" w:space="1" w:color="auto"/>
+              </w:pBdr>
+              <w:spacing w:line="276" w:lineRule="auto"/>
+              <w:cnfStyle w:val="000000000000" w:firstRow="0" w:lastRow="0" w:firstColumn="0" w:lastColumn="0" w:oddVBand="0" w:evenVBand="0" w:oddHBand="0" w:evenHBand="0" w:firstRowFirstColumn="0" w:firstRowLastColumn="0" w:lastRowFirstColumn="0" w:lastRowLastColumn="0"/>
+              <w:rPr>
+                <w:rFonts w:asciiTheme="majorBidi" w:hAnsiTheme="majorBidi" w:cstheme="majorBidi"/>
+              </w:rPr>
+            </w:pPr>
+            <w:r>
+              <w:rPr>
+                <w:rFonts w:asciiTheme="majorBidi" w:hAnsiTheme="majorBidi" w:cstheme="majorBidi"/>
+              </w:rPr>
+              <w:t>Week 4 of development</w:t>
+            </w:r>
+          </w:p>
+        </w:tc>
+      </w:tr>
+      <w:tr>
+        <w:tc>
+          <w:tcPr>
+            <w:cnfStyle w:val="001000000000" w:firstRow="0" w:lastRow="0" w:firstColumn="1" w:lastColumn="0" w:oddVBand="0" w:evenVBand="0" w:oddHBand="0" w:evenHBand="0" w:firstRowFirstColumn="0" w:firstRowLastColumn="0" w:lastRowFirstColumn="0" w:lastRowLastColumn="0"/>
+            <w:tcW w:w="0" w:type="auto"/>
+            <w:tcBorders>
+              <w:bottom w:val="nil"/>
+            </w:tcBorders>
+            <w:hideMark/>
+          </w:tcPr>
+          <w:p>
+            <w:pPr>
+              <w:pBdr>
+                <w:bottom w:val="single" w:sz="4" w:space="1" w:color="auto"/>
+              </w:pBdr>
+              <w:spacing w:line="276" w:lineRule="auto"/>
+              <w:rPr>
+                <w:rFonts w:asciiTheme="majorBidi" w:hAnsiTheme="majorBidi" w:cstheme="majorBidi"/>
+              </w:rPr>
+            </w:pPr>
+            <w:r>
+              <w:rPr>
+                <w:rFonts w:asciiTheme="majorBidi" w:hAnsiTheme="majorBidi" w:cstheme="majorBidi"/>
+              </w:rPr>
+              <w:t>Installment 6</w:t>
+            </w:r>
+          </w:p>
+        </w:tc>
+        <w:tc>
+          <w:tcPr>
+            <w:tcW w:w="0" w:type="auto"/>
+            <w:tcBorders>
+              <w:bottom w:val="nil"/>
+            </w:tcBorders>
+            <w:hideMark/>
+          </w:tcPr>
+          <w:p>
+            <w:pPr>
+              <w:pBdr>
+                <w:bottom w:val="single" w:sz="4" w:space="1" w:color="auto"/>
+              </w:pBdr>
+              <w:spacing w:line="276" w:lineRule="auto"/>
+              <w:cnfStyle w:val="000000000000" w:firstRow="0" w:lastRow="0" w:firstColumn="0" w:lastColumn="0" w:oddVBand="0" w:evenVBand="0" w:oddHBand="0" w:evenHBand="0" w:firstRowFirstColumn="0" w:firstRowLastColumn="0" w:lastRowFirstColumn="0" w:lastRowLastColumn="0"/>
+              <w:rPr>
+                <w:rFonts w:asciiTheme="majorBidi" w:hAnsiTheme="majorBidi" w:cstheme="majorBidi"/>
+              </w:rPr>
+            </w:pPr>
+            <w:r>
+              <w:rPr>
+                <w:rFonts w:asciiTheme="majorBidi" w:hAnsiTheme="majorBidi" w:cstheme="majorBidi"/>
+              </w:rPr>
+              <w:t>$125</w:t>
+            </w:r>
+          </w:p>
+        </w:tc>
+        <w:tc>
+          <w:tcPr>
+            <w:tcW w:w="0" w:type="auto"/>
+            <w:tcBorders>
+              <w:bottom w:val="nil"/>
+            </w:tcBorders>
+            <w:hideMark/>
+          </w:tcPr>
+          <w:p>
+            <w:pPr>
+              <w:pBdr>
+                <w:bottom w:val="single" w:sz="4" w:space="1" w:color="auto"/>
+              </w:pBdr>
+              <w:spacing w:line="276" w:lineRule="auto"/>
+              <w:cnfStyle w:val="000000000000" w:firstRow="0" w:lastRow="0" w:firstColumn="0" w:lastColumn="0" w:oddVBand="0" w:evenVBand="0" w:oddHBand="0" w:evenHBand="0" w:firstRowFirstColumn="0" w:firstRowLastColumn="0" w:lastRowFirstColumn="0" w:lastRowLastColumn="0"/>
+              <w:rPr>
+                <w:rFonts w:asciiTheme="majorBidi" w:hAnsiTheme="majorBidi" w:cstheme="majorBidi"/>
+              </w:rPr>
+            </w:pPr>
+            <w:r>
+              <w:rPr>
+                <w:rFonts w:asciiTheme="majorBidi" w:hAnsiTheme="majorBidi" w:cstheme="majorBidi"/>
+              </w:rPr>
+              <w:t>Upon completion before launch</w:t>
+            </w:r>
+          </w:p>
+        </w:tc>
+      </w:tr>
+    </w:tbl>
+    <w:p>
+      <w:pPr>
+        <w:pBdr>
+          <w:bottom w:val="single" w:sz="4" w:space="1" w:color="auto"/>
+        </w:pBdr>
+        <w:spacing w:after="0" w:line="276" w:lineRule="auto"/>
+        <w:rPr>
+          <w:rFonts w:asciiTheme="majorBidi" w:hAnsiTheme="majorBidi" w:cstheme="majorBidi"/>
+        </w:rPr>
+      </w:pPr>
+    </w:p>
+    <w:p>
+      <w:pPr>
+        <w:pBdr>
+          <w:bottom w:val="single" w:sz="4" w:space="1" w:color="auto"/>
+        </w:pBdr>
+        <w:spacing w:after="0" w:line="276" w:lineRule="auto"/>
+        <w:rPr>
+          <w:rFonts w:asciiTheme="majorBidi" w:hAnsiTheme="majorBidi" w:cstheme="majorBidi"/>
+        </w:rPr>
+      </w:pPr>
+      <w:r>
+        <w:rPr>
+          <w:rFonts w:asciiTheme="majorBidi" w:hAnsiTheme="majorBidi" w:cstheme="majorBidi"/>
+        </w:rPr>
+        <w:t>Development will begin after the first installment has been received.</w:t>
+      </w:r>
+    </w:p>
+    <w:p>
+      <w:pPr>
+        <w:pBdr>
+          <w:bottom w:val="single" w:sz="4" w:space="1" w:color="auto"/>
+        </w:pBdr>
+        <w:spacing w:after="0" w:line="276" w:lineRule="auto"/>
+        <w:rPr>
+          <w:rFonts w:asciiTheme="majorBidi" w:hAnsiTheme="majorBidi" w:cstheme="majorBidi"/>
+        </w:rPr>
+      </w:pPr>
+    </w:p>
+    <w:p>
+      <w:pPr>
+        <w:pBdr>
+          <w:bottom w:val="single" w:sz="4" w:space="1" w:color="auto"/>
+        </w:pBdr>
+        <w:spacing w:after="0" w:line="276" w:lineRule="auto"/>
+        <w:rPr>
+          <w:rFonts w:asciiTheme="majorBidi" w:hAnsiTheme="majorBidi" w:cstheme="majorBidi"/>
+        </w:rPr>
+      </w:pPr>
+      <w:r>
+        <w:rPr>
+          <w:rFonts w:asciiTheme="majorBidi" w:hAnsiTheme="majorBidi" w:cstheme="majorBidi"/>
+        </w:rPr>
+        <w:t xml:space="preserve">Work may pause if installments are not received according to the agreed schedule. </w:t>
+      </w:r>
+    </w:p>
+    <w:p>
+      <w:pPr>
+        <w:pBdr>
+          <w:bottom w:val="single" w:sz="4" w:space="1" w:color="auto"/>
+        </w:pBdr>
+        <w:spacing w:after="0" w:line="276" w:lineRule="auto"/>
+        <w:rPr>
+          <w:rFonts w:asciiTheme="majorBidi" w:hAnsiTheme="majorBidi" w:cstheme="majorBidi"/>
+        </w:rPr>
+      </w:pPr>
+    </w:p>
+    <w:p>
+      <w:pPr>
+        <w:pBdr>
+          <w:bottom w:val="single" w:sz="4" w:space="1" w:color="auto"/>
+        </w:pBdr>
+        <w:spacing w:after="0" w:line="276" w:lineRule="auto"/>
+        <w:rPr>
+          <w:rFonts w:asciiTheme="majorBidi" w:hAnsiTheme="majorBidi" w:cstheme="majorBidi"/>
+        </w:rPr>
+      </w:pPr>
+      <w:r>
+        <w:rPr>
+          <w:rFonts w:asciiTheme="majorBidi" w:hAnsiTheme="majorBidi" w:cstheme="majorBidi"/>
+        </w:rPr>
+        <w:t xml:space="preserve">The completed website will not be launched or transferred until the final payment has been received. </w:t>
+      </w:r>
+    </w:p>
+    <w:p>
+      <w:pPr>
+        <w:pBdr>
+          <w:bottom w:val="single" w:sz="4" w:space="1" w:color="auto"/>
+        </w:pBdr>
+        <w:spacing w:after="0" w:line="276" w:lineRule="auto"/>
+        <w:rPr>
+          <w:rFonts w:asciiTheme="majorBidi" w:hAnsiTheme="majorBidi" w:cstheme="majorBidi"/>
+        </w:rPr>
+      </w:pPr>
+    </w:p>
+    <w:p>
+      <w:pPr>
+        <w:spacing w:line="276" w:lineRule="auto"/>
+        <w:rPr>
+          <w:rFonts w:asciiTheme="majorBidi" w:hAnsiTheme="majorBidi" w:cstheme="majorBidi"/>
+          <w:b/>
+          <w:bCs/>
+          <w:sz w:val="28"/>
+          <w:szCs w:val="28"/>
+        </w:rPr>
+      </w:pPr>
+      <w:r>
+        <w:rPr>
+          <w:rFonts w:asciiTheme="majorBidi" w:hAnsiTheme="majorBidi" w:cstheme="majorBidi"/>
+          <w:b/>
+          <w:bCs/>
+          <w:sz w:val="28"/>
+          <w:szCs w:val="28"/>
+        </w:rPr>
+        <w:t>5</w:t>
+      </w:r>
+      <w:r>
+        <w:rPr>
+          <w:rFonts w:asciiTheme="majorBidi" w:hAnsiTheme="majorBidi" w:cstheme="majorBidi"/>
+          <w:b/>
+          <w:bCs/>
+          <w:sz w:val="28"/>
+          <w:szCs w:val="28"/>
+        </w:rPr>
+        <w:t>. Late Payment Policy</w:t>
+      </w:r>
+    </w:p>
+    <w:p>
+      <w:pPr>
+        <w:spacing w:line="276" w:lineRule="auto"/>
+        <w:rPr>
+          <w:rFonts w:asciiTheme="majorBidi" w:hAnsiTheme="majorBidi" w:cstheme="majorBidi"/>
+        </w:rPr>
+      </w:pPr>
+      <w:r>
+        <w:rPr>
+          <w:rFonts w:asciiTheme="majorBidi" w:hAnsiTheme="majorBidi" w:cstheme="majorBidi"/>
+        </w:rPr>
+        <w:t>Payments not received within </w:t>
+      </w:r>
+      <w:r>
+        <w:rPr>
+          <w:rFonts w:asciiTheme="majorBidi" w:hAnsiTheme="majorBidi" w:cstheme="majorBidi"/>
+          <w:b/>
+          <w:bCs/>
+        </w:rPr>
+        <w:t>five (5) days</w:t>
+      </w:r>
+      <w:r>
+        <w:rPr>
+          <w:rFonts w:asciiTheme="majorBidi" w:hAnsiTheme="majorBidi" w:cstheme="majorBidi"/>
+        </w:rPr>
+        <w:t> of the due date may incur a </w:t>
+      </w:r>
+      <w:r>
+        <w:rPr>
+          <w:rFonts w:asciiTheme="majorBidi" w:hAnsiTheme="majorBidi" w:cstheme="majorBidi"/>
+          <w:b/>
+          <w:bCs/>
+        </w:rPr>
+        <w:t>$25 late fee</w:t>
+      </w:r>
+      <w:r>
+        <w:rPr>
+          <w:rFonts w:asciiTheme="majorBidi" w:hAnsiTheme="majorBidi" w:cstheme="majorBidi"/>
+        </w:rPr>
+        <w:t>.</w:t>
+      </w:r>
+    </w:p>
+    <w:p>
+      <w:pPr>
+        <w:spacing w:line="276" w:lineRule="auto"/>
+        <w:rPr>
+          <w:rFonts w:asciiTheme="majorBidi" w:hAnsiTheme="majorBidi" w:cstheme="majorBidi"/>
+        </w:rPr>
+      </w:pPr>
+      <w:r>
+        <w:rPr>
+          <w:rFonts w:asciiTheme="majorBidi" w:hAnsiTheme="majorBidi" w:cstheme="majorBidi"/>
+        </w:rPr>
+        <w:lastRenderedPageBreak/>
+        <w:t>An additional </w:t>
+      </w:r>
+      <w:r>
+        <w:rPr>
+          <w:rFonts w:asciiTheme="majorBidi" w:hAnsiTheme="majorBidi" w:cstheme="majorBidi"/>
+          <w:b/>
+          <w:bCs/>
+        </w:rPr>
+        <w:t>5% fee may be applied every seven (7) days</w:t>
+      </w:r>
+      <w:r>
+        <w:rPr>
+          <w:rFonts w:asciiTheme="majorBidi" w:hAnsiTheme="majorBidi" w:cstheme="majorBidi"/>
+        </w:rPr>
+        <w:t> until payment is received.</w:t>
+      </w:r>
+    </w:p>
+    <w:p>
+      <w:pPr>
+        <w:spacing w:line="276" w:lineRule="auto"/>
+        <w:rPr>
+          <w:rFonts w:asciiTheme="majorBidi" w:hAnsiTheme="majorBidi" w:cstheme="majorBidi"/>
+        </w:rPr>
+      </w:pPr>
+      <w:r>
+        <w:rPr>
+          <w:rFonts w:asciiTheme="majorBidi" w:hAnsiTheme="majorBidi" w:cstheme="majorBidi"/>
+        </w:rPr>
+        <w:t>The Developer reserves the right to pause work until payment is made.</w:t>
+      </w:r>
+    </w:p>
+    <w:p>
+      <w:pPr>
+        <w:spacing w:line="276" w:lineRule="auto"/>
+        <w:rPr>
+          <w:rFonts w:asciiTheme="majorBidi" w:hAnsiTheme="majorBidi" w:cstheme="majorBidi"/>
+        </w:rPr>
+      </w:pPr>
+      <w:r>
+        <w:rPr>
+          <w:noProof/>
+        </w:rPr>
+      </w:r>
+      <w:r>
+        <w:pict w14:anchorId="6F69FD59">
+          <v:rect id="Horizontal Line 4" o:spid="_x0000_s1033" style="width:468pt;height:.05pt;visibility:visible;mso-wrap-style:square;mso-left-percent:-10001;mso-top-percent:-10001;mso-position-horizontal:absolute;mso-position-horizontal-relative:char;mso-position-vertical:absolute;mso-position-vertical-relative:line;mso-left-percent:-10001;mso-top-percent:-10001;v-text-anchor:top" o:gfxdata="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" filled="f">
+            <o:lock v:ext="edit" rotation="t" aspectratio="t" verticies="t" text="t" shapetype="t"/>
+            <w10:anchorlock/>
+          </v:rect>
+        </w:pict>
+      </w:r>
+      <w:r>
+        <w:rPr>
+          <w:rFonts w:asciiTheme="majorBidi" w:hAnsiTheme="majorBidi" w:cstheme="majorBidi"/>
+          <w:b/>
+          <w:bCs/>
+          <w:sz w:val="28"/>
+          <w:szCs w:val="28"/>
+        </w:rPr>
+        <w:t>6</w:t>
+      </w:r>
+      <w:r>
+        <w:rPr>
+          <w:rFonts w:asciiTheme="majorBidi" w:hAnsiTheme="majorBidi" w:cstheme="majorBidi"/>
+          <w:b/>
+          <w:bCs/>
+          <w:sz w:val="28"/>
+          <w:szCs w:val="28"/>
+        </w:rPr>
+        <w:t>. Timeline</w:t>
+      </w:r>
+    </w:p>
+    <w:p>
+      <w:pPr>
+        <w:spacing w:line="276" w:lineRule="auto"/>
+        <w:rPr>
+          <w:rFonts w:asciiTheme="majorBidi" w:hAnsiTheme="majorBidi" w:cstheme="majorBidi"/>
+        </w:rPr>
+      </w:pPr>
+      <w:r>
+        <w:rPr>
+          <w:rFonts w:asciiTheme="majorBidi" w:hAnsiTheme="majorBidi" w:cstheme="majorBidi"/>
+        </w:rPr>
+        <w:t>The project will begin once the deposit and required materials are received.</w:t>
+      </w:r>
+    </w:p>
+    <w:p>
+      <w:pPr>
+        <w:spacing w:line="276" w:lineRule="auto"/>
+        <w:rPr>
+          <w:rFonts w:asciiTheme="majorBidi" w:hAnsiTheme="majorBidi" w:cstheme="majorBidi"/>
+        </w:rPr>
+      </w:pPr>
+      <w:r>
+        <w:rPr>
+          <w:rFonts w:asciiTheme="majorBidi" w:hAnsiTheme="majorBidi" w:cstheme="majorBidi"/>
+        </w:rPr>
+        <w:t>Estimated completion timeline: </w:t>
+      </w:r>
+      <w:r>
+        <w:rPr>
+          <w:rFonts w:asciiTheme="majorBidi" w:hAnsiTheme="majorBidi" w:cstheme="majorBidi"/>
+          <w:b/>
+          <w:bCs/>
+        </w:rPr>
+        <w:t xml:space="preserve">6 </w:t>
+      </w:r>
+      <w:r>
+        <w:rPr>
+          <w:rFonts w:asciiTheme="majorBidi" w:hAnsiTheme="majorBidi" w:cstheme="majorBidi"/>
+          <w:b/>
+          <w:bCs/>
+        </w:rPr>
+        <w:t>weeks</w:t>
+      </w:r>
+    </w:p>
+    <w:p>
+      <w:pPr>
+        <w:spacing w:line="276" w:lineRule="auto"/>
+        <w:rPr>
+          <w:rFonts w:asciiTheme="majorBidi" w:hAnsiTheme="majorBidi" w:cstheme="majorBidi"/>
+        </w:rPr>
+      </w:pPr>
+      <w:r>
+        <w:rPr>
+          <w:rFonts w:asciiTheme="majorBidi" w:hAnsiTheme="majorBidi" w:cstheme="majorBidi"/>
+        </w:rPr>
+        <w:t>Delays in receiving materials, approvals, or feedback may extend the project timeline.</w:t>
+      </w:r>
+    </w:p>
+    <w:p>
+      <w:pPr>
+        <w:spacing w:line="276" w:lineRule="auto"/>
+        <w:rPr>
+          <w:rFonts w:asciiTheme="majorBidi" w:hAnsiTheme="majorBidi" w:cstheme="majorBidi"/>
+        </w:rPr>
+      </w:pPr>
+      <w:r>
+        <w:rPr>
+          <w:noProof/>
+        </w:rPr>
+      </w:r>
+      <w:r>
+        <w:pict w14:anchorId="78467231">
+          <v:rect id="Horizontal Line 5" o:spid="_x0000_s1032" style="width:468pt;height:.05pt;visibility:visible;mso-wrap-style:square;mso-left-percent:-10001;mso-top-percent:-10001;mso-position-horizontal:absolute;mso-position-horizontal-relative:char;mso-position-vertical:absolute;mso-position-vertical-relative:line;mso-left-percent:-10001;mso-top-percent:-10001;v-text-anchor:top" o:gfxdata="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" filled="f">
+            <o:lock v:ext="edit" rotation="t" aspectratio="t" verticies="t" text="t" shapetype="t"/>
+            <w10:anchorlock/>
+          </v:rect>
+        </w:pict>
+      </w:r>
+      <w:r>
+        <w:rPr>
+          <w:rFonts w:asciiTheme="majorBidi" w:hAnsiTheme="majorBidi" w:cstheme="majorBidi"/>
+          <w:b/>
+          <w:bCs/>
+          <w:sz w:val="28"/>
+          <w:szCs w:val="28"/>
+        </w:rPr>
+        <w:t>7</w:t>
+      </w:r>
+      <w:r>
+        <w:rPr>
+          <w:rFonts w:asciiTheme="majorBidi" w:hAnsiTheme="majorBidi" w:cstheme="majorBidi"/>
+          <w:b/>
+          <w:bCs/>
+          <w:sz w:val="28"/>
+          <w:szCs w:val="28"/>
+        </w:rPr>
+        <w:t>. Client Responsibilities</w:t>
+      </w:r>
+    </w:p>
+    <w:p>
+      <w:pPr>
+        <w:spacing w:line="276" w:lineRule="auto"/>
+        <w:rPr>
+          <w:rFonts w:asciiTheme="majorBidi" w:hAnsiTheme="majorBidi" w:cstheme="majorBidi"/>
+        </w:rPr>
+      </w:pPr>
+      <w:r>
+        <w:rPr>
+          <w:rFonts w:asciiTheme="majorBidi" w:hAnsiTheme="majorBidi" w:cstheme="majorBidi"/>
+        </w:rPr>
+        <w:t>The Client agrees to provide:</w:t>
       </w:r>
     </w:p>
     <w:p>
       <w:pPr>
         <w:numPr>
           <w:ilvl w:val="0"/>
-          <w:numId w:val="7"/>
+          <w:numId w:val="9"/>
         </w:numPr>
-        <w:spacing w:before="100" w:beforeAutospacing="1" w:after="100" w:afterAutospacing="1" w:line="240" w:lineRule="auto"/>
-        <w:rPr>
-          <w:rFonts w:ascii="Times New Roman" w:eastAsia="Times New Roman" w:hAnsi="Times New Roman" w:cs="Times New Roman"/>
-          <w:color w:val="000000"/>
-          <w:kern w:val="0"/>
-          <w14:ligatures w14:val="none"/>
-        </w:rPr>
-      </w:pPr>
-      <w:r>
-        <w:rPr>
-          <w:rFonts w:ascii="Times New Roman" w:eastAsia="Times New Roman" w:hAnsi="Times New Roman" w:cs="Times New Roman"/>
-          <w:color w:val="000000"/>
-          <w:kern w:val="0"/>
-          <w14:ligatures w14:val="none"/>
-        </w:rPr>
-        <w:t>A late fee of $25 will be applied.</w:t>
+        <w:spacing w:line="276" w:lineRule="auto"/>
+        <w:rPr>
+          <w:rFonts w:asciiTheme="majorBidi" w:hAnsiTheme="majorBidi" w:cstheme="majorBidi"/>
+        </w:rPr>
+      </w:pPr>
+      <w:r>
+        <w:rPr>
+          <w:rFonts w:asciiTheme="majorBidi" w:hAnsiTheme="majorBidi" w:cstheme="majorBidi"/>
+        </w:rPr>
+        <w:t>Product details and pricing</w:t>
       </w:r>
     </w:p>
     <w:p>
       <w:pPr>
         <w:numPr>
           <w:ilvl w:val="0"/>
-          <w:numId w:val="7"/>
+          <w:numId w:val="9"/>
         </w:numPr>
-        <w:spacing w:before="100" w:beforeAutospacing="1" w:after="100" w:afterAutospacing="1" w:line="240" w:lineRule="auto"/>
-        <w:rPr>
-          <w:rFonts w:ascii="Times New Roman" w:eastAsia="Times New Roman" w:hAnsi="Times New Roman" w:cs="Times New Roman"/>
-          <w:color w:val="000000"/>
-          <w:kern w:val="0"/>
-          <w14:ligatures w14:val="none"/>
-        </w:rPr>
-      </w:pPr>
-      <w:r>
-        <w:rPr>
-          <w:rFonts w:ascii="Times New Roman" w:eastAsia="Times New Roman" w:hAnsi="Times New Roman" w:cs="Times New Roman"/>
-          <w:color w:val="000000"/>
-          <w:kern w:val="0"/>
-          <w14:ligatures w14:val="none"/>
-        </w:rPr>
-        <w:t>An additional 5% of the outstanding balance will accrue every seven (7) days thereafter.</w:t>
+        <w:spacing w:line="276" w:lineRule="auto"/>
+        <w:rPr>
+          <w:rFonts w:asciiTheme="majorBidi" w:hAnsiTheme="majorBidi" w:cstheme="majorBidi"/>
+        </w:rPr>
+      </w:pPr>
+      <w:r>
+        <w:rPr>
+          <w:rFonts w:asciiTheme="majorBidi" w:hAnsiTheme="majorBidi" w:cstheme="majorBidi"/>
+        </w:rPr>
+        <w:t>Product photography or approved images</w:t>
       </w:r>
     </w:p>
     <w:p>
       <w:pPr>
         <w:numPr>
           <w:ilvl w:val="0"/>
-          <w:numId w:val="7"/>
+          <w:numId w:val="9"/>
         </w:numPr>
-        <w:spacing w:before="100" w:beforeAutospacing="1" w:after="100" w:afterAutospacing="1" w:line="240" w:lineRule="auto"/>
-        <w:rPr>
-          <w:rFonts w:ascii="Times New Roman" w:eastAsia="Times New Roman" w:hAnsi="Times New Roman" w:cs="Times New Roman"/>
-          <w:color w:val="000000"/>
-          <w:kern w:val="0"/>
-          <w14:ligatures w14:val="none"/>
-        </w:rPr>
-      </w:pPr>
-      <w:r>
-        <w:rPr>
-          <w:rFonts w:ascii="Times New Roman" w:eastAsia="Times New Roman" w:hAnsi="Times New Roman" w:cs="Times New Roman"/>
-          <w:color w:val="000000"/>
-          <w:kern w:val="0"/>
-          <w14:ligatures w14:val="none"/>
-        </w:rPr>
-        <w:t>Work may be paused until payment is received.</w:t>
-      </w:r>
-    </w:p>
-    <w:p>
-      <w:pPr>
-        <w:spacing w:after="100" w:afterAutospacing="1" w:line="240" w:lineRule="auto"/>
-        <w:rPr>
-          <w:rFonts w:ascii="Times New Roman" w:eastAsia="Times New Roman" w:hAnsi="Times New Roman" w:cs="Times New Roman"/>
-          <w:color w:val="000000"/>
-          <w:kern w:val="0"/>
-          <w14:ligatures w14:val="none"/>
-        </w:rPr>
-      </w:pPr>
-      <w:r>
-        <w:rPr>
-          <w:rFonts w:ascii="Times New Roman" w:eastAsia="Times New Roman" w:hAnsi="Times New Roman" w:cs="Times New Roman"/>
-          <w:color w:val="000000"/>
-          <w:kern w:val="0"/>
-          <w14:ligatures w14:val="none"/>
-        </w:rPr>
-        <w:t>If payment remains outstanding for more than 30 days, the Developer reserves the right to terminate the Agreement and retain all payments made.</w:t>
-      </w:r>
-    </w:p>
-    <w:p>
-      <w:pPr>
-        <w:spacing w:after="0" w:line="240" w:lineRule="auto"/>
-        <w:rPr>
-          <w:rFonts w:ascii="Times New Roman" w:eastAsia="Times New Roman" w:hAnsi="Times New Roman" w:cs="Times New Roman"/>
-          <w:kern w:val="0"/>
-          <w14:ligatures w14:val="none"/>
-        </w:rPr>
-      </w:pPr>
-      <w:r>
-        <w:rPr>
-          <w:rFonts w:ascii="Times New Roman" w:eastAsia="Times New Roman" w:hAnsi="Times New Roman" w:cs="Times New Roman"/>
+        <w:spacing w:line="276" w:lineRule="auto"/>
+        <w:rPr>
+          <w:rFonts w:asciiTheme="majorBidi" w:hAnsiTheme="majorBidi" w:cstheme="majorBidi"/>
+        </w:rPr>
+      </w:pPr>
+      <w:r>
+        <w:rPr>
+          <w:rFonts w:asciiTheme="majorBidi" w:hAnsiTheme="majorBidi" w:cstheme="majorBidi"/>
+        </w:rPr>
+        <w:t>Brand assets (logo, colors, fonts)</w:t>
+      </w:r>
+    </w:p>
+    <w:p>
+      <w:pPr>
+        <w:numPr>
+          <w:ilvl w:val="0"/>
+          <w:numId w:val="9"/>
+        </w:numPr>
+        <w:spacing w:line="276" w:lineRule="auto"/>
+        <w:rPr>
+          <w:rFonts w:asciiTheme="majorBidi" w:hAnsiTheme="majorBidi" w:cstheme="majorBidi"/>
+        </w:rPr>
+      </w:pPr>
+      <w:r>
+        <w:rPr>
+          <w:rFonts w:asciiTheme="majorBidi" w:hAnsiTheme="majorBidi" w:cstheme="majorBidi"/>
+        </w:rPr>
+        <w:t>Necessary legal disclaimers</w:t>
+      </w:r>
+    </w:p>
+    <w:p>
+      <w:pPr>
+        <w:numPr>
+          <w:ilvl w:val="0"/>
+          <w:numId w:val="9"/>
+        </w:numPr>
+        <w:spacing w:line="276" w:lineRule="auto"/>
+        <w:rPr>
+          <w:rFonts w:asciiTheme="majorBidi" w:hAnsiTheme="majorBidi" w:cstheme="majorBidi"/>
+        </w:rPr>
+      </w:pPr>
+      <w:r>
+        <w:rPr>
+          <w:rFonts w:asciiTheme="majorBidi" w:hAnsiTheme="majorBidi" w:cstheme="majorBidi"/>
+        </w:rPr>
+        <w:t>Timely communication and feedback</w:t>
+      </w:r>
+    </w:p>
+    <w:p>
+      <w:pPr>
+        <w:spacing w:line="276" w:lineRule="auto"/>
+        <w:rPr>
+          <w:rFonts w:asciiTheme="majorBidi" w:hAnsiTheme="majorBidi" w:cstheme="majorBidi"/>
+        </w:rPr>
+      </w:pPr>
+      <w:r>
+        <w:rPr>
+          <w:rFonts w:asciiTheme="majorBidi" w:hAnsiTheme="majorBidi" w:cstheme="majorBidi"/>
+        </w:rPr>
+        <w:t>The Developer is not responsible for legal compliance related to cosmetic regulations.</w:t>
+      </w:r>
+    </w:p>
+    <w:p>
+      <w:pPr>
+        <w:spacing w:line="276" w:lineRule="auto"/>
+        <w:rPr>
+          <w:rFonts w:asciiTheme="majorBidi" w:hAnsiTheme="majorBidi" w:cstheme="majorBidi"/>
+        </w:rPr>
+      </w:pPr>
+      <w:r>
+        <w:rPr>
+          <w:rFonts w:asciiTheme="majorBidi" w:hAnsiTheme="majorBidi" w:cstheme="majorBidi"/>
+        </w:rPr>
+        <w:t xml:space="preserve">Delays in providing materials may extend the project timeline. </w:t>
+      </w:r>
+    </w:p>
+    <w:p>
+      <w:pPr>
+        <w:spacing w:line="276" w:lineRule="auto"/>
+        <w:rPr>
+          <w:rFonts w:asciiTheme="majorBidi" w:hAnsiTheme="majorBidi" w:cstheme="majorBidi"/>
+        </w:rPr>
+      </w:pPr>
+      <w:r>
+        <w:rPr>
           <w:noProof/>
-          <w:kern w:val="0"/>
-        </w:rPr>
-        <w:pict w14:anchorId="6FC26EA3">
-          <v:rect id="_x0000_i1032" alt="" style="width:468pt;height:.05pt;mso-width-percent:0;mso-height-percent:0;mso-width-percent:0;mso-height-percent:0" o:hralign="center" o:hrstd="t" o:hr="t" fillcolor="#a0a0a0" stroked="f"/>
+        </w:rPr>
+      </w:r>
+      <w:r>
+        <w:pict w14:anchorId="1D71D581">
+          <v:rect id="Horizontal Line 6" o:spid="_x0000_s1031" style="width:468pt;height:.05pt;visibility:visible;mso-wrap-style:square;mso-left-percent:-10001;mso-top-percent:-10001;mso-position-horizontal:absolute;mso-position-horizontal-relative:char;mso-position-vertical:absolute;mso-position-vertical-relative:line;mso-left-percent:-10001;mso-top-percent:-10001;v-text-anchor:top" o:gfxdata="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" filled="f">
+            <o:lock v:ext="edit" rotation="t" aspectratio="t" verticies="t" text="t" shapetype="t"/>
+            <w10:anchorlock/>
+          </v:rect>
         </w:pict>
       </w:r>
-    </w:p>
-    <w:p>
-      <w:pPr>
-        <w:spacing w:before="100" w:beforeAutospacing="1" w:after="100" w:afterAutospacing="1" w:line="240" w:lineRule="auto"/>
-        <w:outlineLvl w:val="1"/>
-        <w:rPr>
-          <w:rFonts w:ascii="Times New Roman" w:eastAsia="Times New Roman" w:hAnsi="Times New Roman" w:cs="Times New Roman"/>
+      <w:r>
+        <w:rPr>
+          <w:rFonts w:asciiTheme="majorBidi" w:hAnsiTheme="majorBidi" w:cstheme="majorBidi"/>
           <w:b/>
           <w:bCs/>
-          <w:color w:val="000000"/>
-          <w:kern w:val="0"/>
           <w:sz w:val="28"/>
           <w:szCs w:val="28"/>
-          <w14:ligatures w14:val="none"/>
-        </w:rPr>
-      </w:pPr>
-    </w:p>
-    <w:p>
-      <w:pPr>
-        <w:spacing w:before="100" w:beforeAutospacing="1" w:after="100" w:afterAutospacing="1" w:line="240" w:lineRule="auto"/>
-        <w:outlineLvl w:val="1"/>
-        <w:rPr>
-          <w:rFonts w:ascii="Times New Roman" w:eastAsia="Times New Roman" w:hAnsi="Times New Roman" w:cs="Times New Roman"/>
+        </w:rPr>
+        <w:t>8</w:t>
+      </w:r>
+      <w:r>
+        <w:rPr>
+          <w:rFonts w:asciiTheme="majorBidi" w:hAnsiTheme="majorBidi" w:cstheme="majorBidi"/>
           <w:b/>
           <w:bCs/>
-          <w:color w:val="000000"/>
-          <w:kern w:val="0"/>
           <w:sz w:val="28"/>
           <w:szCs w:val="28"/>
-          <w14:ligatures w14:val="none"/>
-        </w:rPr>
-      </w:pPr>
-      <w:r>
-        <w:rPr>
-          <w:rFonts w:ascii="Times New Roman" w:eastAsia="Times New Roman" w:hAnsi="Times New Roman" w:cs="Times New Roman"/>
+        </w:rPr>
+        <w:t>. Revisions</w:t>
+      </w:r>
+    </w:p>
+    <w:p>
+      <w:pPr>
+        <w:spacing w:line="276" w:lineRule="auto"/>
+        <w:rPr>
+          <w:rFonts w:asciiTheme="majorBidi" w:hAnsiTheme="majorBidi" w:cstheme="majorBidi"/>
+        </w:rPr>
+      </w:pPr>
+      <w:r>
+        <w:rPr>
+          <w:rFonts w:asciiTheme="majorBidi" w:hAnsiTheme="majorBidi" w:cstheme="majorBidi"/>
+        </w:rPr>
+        <w:t>This Agreement includes </w:t>
+      </w:r>
+      <w:r>
+        <w:rPr>
+          <w:rFonts w:asciiTheme="majorBidi" w:hAnsiTheme="majorBidi" w:cstheme="majorBidi"/>
           <w:b/>
           <w:bCs/>
-          <w:color w:val="000000"/>
-          <w:kern w:val="0"/>
+        </w:rPr>
+        <w:t>three (3) revision rounds</w:t>
+      </w:r>
+      <w:r>
+        <w:rPr>
+          <w:rFonts w:asciiTheme="majorBidi" w:hAnsiTheme="majorBidi" w:cstheme="majorBidi"/>
+        </w:rPr>
+        <w:t>.</w:t>
+      </w:r>
+    </w:p>
+    <w:p>
+      <w:pPr>
+        <w:spacing w:line="276" w:lineRule="auto"/>
+        <w:rPr>
+          <w:rFonts w:asciiTheme="majorBidi" w:hAnsiTheme="majorBidi" w:cstheme="majorBidi"/>
+        </w:rPr>
+      </w:pPr>
+      <w:r>
+        <w:rPr>
+          <w:rFonts w:asciiTheme="majorBidi" w:hAnsiTheme="majorBidi" w:cstheme="majorBidi"/>
+        </w:rPr>
+        <w:t>Additional revisions outside the agreed scope may be billed at </w:t>
+      </w:r>
+      <w:r>
+        <w:rPr>
+          <w:rFonts w:asciiTheme="majorBidi" w:hAnsiTheme="majorBidi" w:cstheme="majorBidi"/>
+          <w:b/>
+          <w:bCs/>
+        </w:rPr>
+        <w:t>$75 per hour</w:t>
+      </w:r>
+      <w:r>
+        <w:rPr>
+          <w:rFonts w:asciiTheme="majorBidi" w:hAnsiTheme="majorBidi" w:cstheme="majorBidi"/>
+        </w:rPr>
+        <w:t>.</w:t>
+      </w:r>
+    </w:p>
+    <w:p>
+      <w:pPr>
+        <w:spacing w:line="276" w:lineRule="auto"/>
+        <w:rPr>
+          <w:rFonts w:asciiTheme="majorBidi" w:hAnsiTheme="majorBidi" w:cstheme="majorBidi"/>
+        </w:rPr>
+      </w:pPr>
+      <w:r>
+        <w:rPr>
+          <w:noProof/>
+        </w:rPr>
+      </w:r>
+      <w:r>
+        <w:pict w14:anchorId="5109CCE7">
+          <v:rect id="Horizontal Line 7" o:spid="_x0000_s1030" style="width:468pt;height:.05pt;visibility:visible;mso-wrap-style:square;mso-left-percent:-10001;mso-top-percent:-10001;mso-position-horizontal:absolute;mso-position-horizontal-relative:char;mso-position-vertical:absolute;mso-position-vertical-relative:line;mso-left-percent:-10001;mso-top-percent:-10001;v-text-anchor:top" o:gfxdata="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" filled="f">
+            <o:lock v:ext="edit" rotation="t" aspectratio="t" verticies="t" text="t" shapetype="t"/>
+            <w10:anchorlock/>
+          </v:rect>
+        </w:pict>
+      </w:r>
+      <w:r>
+        <w:rPr>
+          <w:rFonts w:asciiTheme="majorBidi" w:hAnsiTheme="majorBidi" w:cstheme="majorBidi"/>
+          <w:b/>
+          <w:bCs/>
           <w:sz w:val="28"/>
           <w:szCs w:val="28"/>
-          <w14:ligatures w14:val="none"/>
-        </w:rPr>
-        <w:t>4</w:t>
-      </w:r>
-      <w:r>
-        <w:rPr>
-          <w:rFonts w:ascii="Times New Roman" w:eastAsia="Times New Roman" w:hAnsi="Times New Roman" w:cs="Times New Roman"/>
+        </w:rPr>
+        <w:t>9</w:t>
+      </w:r>
+      <w:r>
+        <w:rPr>
+          <w:rFonts w:asciiTheme="majorBidi" w:hAnsiTheme="majorBidi" w:cstheme="majorBidi"/>
           <w:b/>
           <w:bCs/>
-          <w:color w:val="000000"/>
-          <w:kern w:val="0"/>
           <w:sz w:val="28"/>
           <w:szCs w:val="28"/>
-          <w14:ligatures w14:val="none"/>
-        </w:rPr>
-        <w:t>. Timeline</w:t>
-      </w:r>
-    </w:p>
-    <w:p>
-      <w:pPr>
-        <w:spacing w:before="100" w:beforeAutospacing="1" w:after="0" w:line="240" w:lineRule="auto"/>
-        <w:rPr>
-          <w:rFonts w:ascii="Times New Roman" w:eastAsia="Times New Roman" w:hAnsi="Times New Roman" w:cs="Times New Roman"/>
-          <w:color w:val="000000"/>
-          <w:kern w:val="0"/>
-          <w14:ligatures w14:val="none"/>
-        </w:rPr>
-      </w:pPr>
-      <w:r>
-        <w:rPr>
-          <w:rFonts w:ascii="Times New Roman" w:eastAsia="Times New Roman" w:hAnsi="Times New Roman" w:cs="Times New Roman"/>
-          <w:color w:val="000000"/>
-          <w:kern w:val="0"/>
-          <w14:ligatures w14:val="none"/>
-        </w:rPr>
-        <w:t>The project will begin once the initial payment of $450.00 is received.</w:t>
-      </w:r>
-    </w:p>
-    <w:p>
-      <w:pPr>
-        <w:spacing w:before="100" w:beforeAutospacing="1" w:after="0" w:line="240" w:lineRule="auto"/>
-        <w:rPr>
-          <w:rFonts w:ascii="Times New Roman" w:eastAsia="Times New Roman" w:hAnsi="Times New Roman" w:cs="Times New Roman"/>
-          <w:color w:val="000000"/>
-          <w:kern w:val="0"/>
-          <w14:ligatures w14:val="none"/>
-        </w:rPr>
-      </w:pPr>
-      <w:r>
-        <w:rPr>
-          <w:rFonts w:ascii="Times New Roman" w:eastAsia="Times New Roman" w:hAnsi="Times New Roman" w:cs="Times New Roman"/>
-          <w:color w:val="000000"/>
-          <w:kern w:val="0"/>
-          <w14:ligatures w14:val="none"/>
-        </w:rPr>
-        <w:t xml:space="preserve">It is non-refundable under and circumstances. </w:t>
-      </w:r>
-    </w:p>
-    <w:p>
-      <w:pPr>
-        <w:spacing w:after="100" w:afterAutospacing="1" w:line="240" w:lineRule="auto"/>
-        <w:rPr>
-          <w:rFonts w:ascii="Times New Roman" w:eastAsia="Times New Roman" w:hAnsi="Times New Roman" w:cs="Times New Roman"/>
-          <w:color w:val="000000"/>
-          <w:kern w:val="0"/>
-          <w14:ligatures w14:val="none"/>
-        </w:rPr>
-      </w:pPr>
-    </w:p>
-    <w:p>
-      <w:pPr>
-        <w:spacing w:before="100" w:beforeAutospacing="1" w:after="100" w:afterAutospacing="1" w:line="240" w:lineRule="auto"/>
-        <w:rPr>
-          <w:rFonts w:ascii="Times New Roman" w:eastAsia="Times New Roman" w:hAnsi="Times New Roman" w:cs="Times New Roman"/>
-          <w:color w:val="000000"/>
-          <w:kern w:val="0"/>
-          <w14:ligatures w14:val="none"/>
-        </w:rPr>
-      </w:pPr>
-      <w:r>
-        <w:rPr>
-          <w:rFonts w:ascii="Times New Roman" w:eastAsia="Times New Roman" w:hAnsi="Times New Roman" w:cs="Times New Roman"/>
-          <w:color w:val="000000"/>
-          <w:kern w:val="0"/>
-          <w14:ligatures w14:val="none"/>
-        </w:rPr>
-        <w:t>Estimated completion time:</w:t>
-      </w:r>
-      <w:r>
-        <w:rPr>
-          <w:rFonts w:ascii="Times New Roman" w:eastAsia="Times New Roman" w:hAnsi="Times New Roman" w:cs="Times New Roman"/>
-          <w:color w:val="000000"/>
-          <w:kern w:val="0"/>
-          <w14:ligatures w14:val="none"/>
-        </w:rPr>
-        <w:t>7</w:t>
-      </w:r>
-      <w:r>
-        <w:rPr>
-          <w:rFonts w:ascii="Times New Roman" w:eastAsia="Times New Roman" w:hAnsi="Times New Roman" w:cs="Times New Roman"/>
-          <w:color w:val="000000"/>
-          <w:kern w:val="0"/>
-          <w14:ligatures w14:val="none"/>
-        </w:rPr>
-        <w:t xml:space="preserve"> weeks from project start date, provided the Client supplies all required materials in a timely manner.</w:t>
-      </w:r>
-    </w:p>
-    <w:p>
-      <w:pPr>
-        <w:spacing w:before="100" w:beforeAutospacing="1" w:after="100" w:afterAutospacing="1" w:line="240" w:lineRule="auto"/>
-        <w:rPr>
-          <w:rFonts w:ascii="Times New Roman" w:eastAsia="Times New Roman" w:hAnsi="Times New Roman" w:cs="Times New Roman"/>
-          <w:color w:val="000000"/>
-          <w:kern w:val="0"/>
-          <w14:ligatures w14:val="none"/>
-        </w:rPr>
-      </w:pPr>
-      <w:r>
-        <w:rPr>
-          <w:rFonts w:ascii="Times New Roman" w:eastAsia="Times New Roman" w:hAnsi="Times New Roman" w:cs="Times New Roman"/>
-          <w:color w:val="000000"/>
-          <w:kern w:val="0"/>
-          <w14:ligatures w14:val="none"/>
-        </w:rPr>
-        <w:t>Delays in providing content, images, branding materials, or feedback may extend the project timeline.</w:t>
-      </w:r>
-    </w:p>
-    <w:p>
-      <w:pPr>
-        <w:spacing w:after="0" w:line="240" w:lineRule="auto"/>
-        <w:rPr>
-          <w:rFonts w:ascii="Times New Roman" w:eastAsia="Times New Roman" w:hAnsi="Times New Roman" w:cs="Times New Roman"/>
-          <w:kern w:val="0"/>
-          <w14:ligatures w14:val="none"/>
-        </w:rPr>
-      </w:pPr>
-      <w:r>
-        <w:rPr>
-          <w:rFonts w:ascii="Times New Roman" w:eastAsia="Times New Roman" w:hAnsi="Times New Roman" w:cs="Times New Roman"/>
+        </w:rPr>
+        <w:t>. Scope Limitations</w:t>
+      </w:r>
+    </w:p>
+    <w:p>
+      <w:pPr>
+        <w:spacing w:line="276" w:lineRule="auto"/>
+        <w:rPr>
+          <w:rFonts w:asciiTheme="majorBidi" w:hAnsiTheme="majorBidi" w:cstheme="majorBidi"/>
+        </w:rPr>
+      </w:pPr>
+      <w:r>
+        <w:rPr>
+          <w:rFonts w:asciiTheme="majorBidi" w:hAnsiTheme="majorBidi" w:cstheme="majorBidi"/>
+        </w:rPr>
+        <w:t>Any additional features, integrations, redesign requests, or services outside the original scope will require written approval and additional payment.</w:t>
+      </w:r>
+    </w:p>
+    <w:p>
+      <w:pPr>
+        <w:spacing w:line="276" w:lineRule="auto"/>
+        <w:rPr>
+          <w:rFonts w:asciiTheme="majorBidi" w:hAnsiTheme="majorBidi" w:cstheme="majorBidi"/>
+        </w:rPr>
+      </w:pPr>
+      <w:r>
+        <w:rPr>
           <w:noProof/>
-          <w:kern w:val="0"/>
-        </w:rPr>
-        <w:pict w14:anchorId="042514A4">
-          <v:rect id="_x0000_i1031" alt="" style="width:468pt;height:.05pt;mso-width-percent:0;mso-height-percent:0;mso-width-percent:0;mso-height-percent:0" o:hralign="center" o:hrstd="t" o:hr="t" fillcolor="#a0a0a0" stroked="f"/>
+        </w:rPr>
+      </w:r>
+      <w:r>
+        <w:pict w14:anchorId="25B64863">
+          <v:rect id="Horizontal Line 8" o:spid="_x0000_s1029" style="width:468pt;height:.05pt;visibility:visible;mso-wrap-style:square;mso-left-percent:-10001;mso-top-percent:-10001;mso-position-horizontal:absolute;mso-position-horizontal-relative:char;mso-position-vertical:absolute;mso-position-vertical-relative:line;mso-left-percent:-10001;mso-top-percent:-10001;v-text-anchor:top" o:gfxdata="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" filled="f">
+            <o:lock v:ext="edit" rotation="t" aspectratio="t" verticies="t" text="t" shapetype="t"/>
+            <w10:anchorlock/>
+          </v:rect>
         </w:pict>
       </w:r>
-    </w:p>
-    <w:p>
-      <w:pPr>
-        <w:spacing w:before="100" w:beforeAutospacing="1" w:after="100" w:afterAutospacing="1" w:line="240" w:lineRule="auto"/>
-        <w:outlineLvl w:val="1"/>
-        <w:rPr>
-          <w:rFonts w:ascii="Times New Roman" w:eastAsia="Times New Roman" w:hAnsi="Times New Roman" w:cs="Times New Roman"/>
+      <w:r>
+        <w:rPr>
+          <w:rFonts w:asciiTheme="majorBidi" w:hAnsiTheme="majorBidi" w:cstheme="majorBidi"/>
           <w:b/>
           <w:bCs/>
-          <w:color w:val="000000"/>
-          <w:kern w:val="0"/>
           <w:sz w:val="28"/>
           <w:szCs w:val="28"/>
-          <w14:ligatures w14:val="none"/>
-        </w:rPr>
-      </w:pPr>
-      <w:r>
-        <w:rPr>
-          <w:rFonts w:ascii="Times New Roman" w:eastAsia="Times New Roman" w:hAnsi="Times New Roman" w:cs="Times New Roman"/>
+        </w:rPr>
+        <w:t>10</w:t>
+      </w:r>
+      <w:r>
+        <w:rPr>
+          <w:rFonts w:asciiTheme="majorBidi" w:hAnsiTheme="majorBidi" w:cstheme="majorBidi"/>
           <w:b/>
           <w:bCs/>
-          <w:color w:val="000000"/>
-          <w:kern w:val="0"/>
           <w:sz w:val="28"/>
           <w:szCs w:val="28"/>
-          <w14:ligatures w14:val="none"/>
-        </w:rPr>
-        <w:t>5</w:t>
-      </w:r>
-      <w:r>
-        <w:rPr>
-          <w:rFonts w:ascii="Times New Roman" w:eastAsia="Times New Roman" w:hAnsi="Times New Roman" w:cs="Times New Roman"/>
+        </w:rPr>
+        <w:t>. Ownership</w:t>
+      </w:r>
+    </w:p>
+    <w:p>
+      <w:pPr>
+        <w:spacing w:line="276" w:lineRule="auto"/>
+        <w:rPr>
+          <w:rFonts w:asciiTheme="majorBidi" w:hAnsiTheme="majorBidi" w:cstheme="majorBidi"/>
+        </w:rPr>
+      </w:pPr>
+      <w:r>
+        <w:rPr>
+          <w:rFonts w:asciiTheme="majorBidi" w:hAnsiTheme="majorBidi" w:cstheme="majorBidi"/>
+        </w:rPr>
+        <w:t>All design files, code, and website assets remain the property of the Developer until full payment has been received.</w:t>
+      </w:r>
+    </w:p>
+    <w:p>
+      <w:pPr>
+        <w:spacing w:line="276" w:lineRule="auto"/>
+        <w:rPr>
+          <w:rFonts w:asciiTheme="majorBidi" w:hAnsiTheme="majorBidi" w:cstheme="majorBidi"/>
+        </w:rPr>
+      </w:pPr>
+      <w:r>
+        <w:rPr>
+          <w:rFonts w:asciiTheme="majorBidi" w:hAnsiTheme="majorBidi" w:cstheme="majorBidi"/>
+        </w:rPr>
+        <w:lastRenderedPageBreak/>
+        <w:t>Upon full payment, ownership of the completed website transfers to the Client.</w:t>
+      </w:r>
+    </w:p>
+    <w:p>
+      <w:pPr>
+        <w:spacing w:line="276" w:lineRule="auto"/>
+        <w:rPr>
+          <w:rFonts w:asciiTheme="majorBidi" w:hAnsiTheme="majorBidi" w:cstheme="majorBidi"/>
+        </w:rPr>
+      </w:pPr>
+      <w:r>
+        <w:rPr>
+          <w:noProof/>
+        </w:rPr>
+      </w:r>
+      <w:r>
+        <w:pict w14:anchorId="5FE7860F">
+          <v:rect id="Horizontal Line 9" o:spid="_x0000_s1028" style="width:468pt;height:.05pt;visibility:visible;mso-wrap-style:square;mso-left-percent:-10001;mso-top-percent:-10001;mso-position-horizontal:absolute;mso-position-horizontal-relative:char;mso-position-vertical:absolute;mso-position-vertical-relative:line;mso-left-percent:-10001;mso-top-percent:-10001;v-text-anchor:top" o:gfxdata="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" filled="f">
+            <o:lock v:ext="edit" rotation="t" aspectratio="t" verticies="t" text="t" shapetype="t"/>
+            <w10:anchorlock/>
+          </v:rect>
+        </w:pict>
+      </w:r>
+      <w:r>
+        <w:rPr>
+          <w:rFonts w:asciiTheme="majorBidi" w:hAnsiTheme="majorBidi" w:cstheme="majorBidi"/>
           <w:b/>
           <w:bCs/>
-          <w:color w:val="000000"/>
-          <w:kern w:val="0"/>
           <w:sz w:val="28"/>
           <w:szCs w:val="28"/>
-          <w14:ligatures w14:val="none"/>
-        </w:rPr>
-        <w:t>. Client Responsibilities</w:t>
-      </w:r>
-    </w:p>
-    <w:p>
-      <w:pPr>
-        <w:spacing w:before="100" w:beforeAutospacing="1" w:after="100" w:afterAutospacing="1" w:line="240" w:lineRule="auto"/>
-        <w:rPr>
-          <w:rFonts w:ascii="Times New Roman" w:eastAsia="Times New Roman" w:hAnsi="Times New Roman" w:cs="Times New Roman"/>
-          <w:color w:val="000000"/>
-          <w:kern w:val="0"/>
-          <w14:ligatures w14:val="none"/>
-        </w:rPr>
-      </w:pPr>
-      <w:r>
-        <w:rPr>
-          <w:rFonts w:ascii="Times New Roman" w:eastAsia="Times New Roman" w:hAnsi="Times New Roman" w:cs="Times New Roman"/>
-          <w:color w:val="000000"/>
-          <w:kern w:val="0"/>
-          <w14:ligatures w14:val="none"/>
-        </w:rPr>
-        <w:t>The Client agrees to provide:</w:t>
-      </w:r>
-    </w:p>
-    <w:p>
-      <w:pPr>
-        <w:numPr>
-          <w:ilvl w:val="0"/>
-          <w:numId w:val="3"/>
-        </w:numPr>
-        <w:spacing w:before="100" w:beforeAutospacing="1" w:after="100" w:afterAutospacing="1" w:line="240" w:lineRule="auto"/>
-        <w:rPr>
-          <w:rFonts w:ascii="Times New Roman" w:eastAsia="Times New Roman" w:hAnsi="Times New Roman" w:cs="Times New Roman"/>
-          <w:color w:val="000000"/>
-          <w:kern w:val="0"/>
-          <w14:ligatures w14:val="none"/>
-        </w:rPr>
-      </w:pPr>
-      <w:r>
-        <w:rPr>
-          <w:rFonts w:ascii="Times New Roman" w:eastAsia="Times New Roman" w:hAnsi="Times New Roman" w:cs="Times New Roman"/>
-          <w:color w:val="000000"/>
-          <w:kern w:val="0"/>
-          <w14:ligatures w14:val="none"/>
-        </w:rPr>
-        <w:t>Product information and pricing</w:t>
-      </w:r>
-    </w:p>
-    <w:p>
-      <w:pPr>
-        <w:numPr>
-          <w:ilvl w:val="0"/>
-          <w:numId w:val="3"/>
-        </w:numPr>
-        <w:spacing w:before="100" w:beforeAutospacing="1" w:after="100" w:afterAutospacing="1" w:line="240" w:lineRule="auto"/>
-        <w:rPr>
-          <w:rFonts w:ascii="Times New Roman" w:eastAsia="Times New Roman" w:hAnsi="Times New Roman" w:cs="Times New Roman"/>
-          <w:color w:val="000000"/>
-          <w:kern w:val="0"/>
-          <w14:ligatures w14:val="none"/>
-        </w:rPr>
-      </w:pPr>
-      <w:r>
-        <w:rPr>
-          <w:rFonts w:ascii="Times New Roman" w:eastAsia="Times New Roman" w:hAnsi="Times New Roman" w:cs="Times New Roman"/>
-          <w:color w:val="000000"/>
-          <w:kern w:val="0"/>
-          <w14:ligatures w14:val="none"/>
-        </w:rPr>
-        <w:t>Brand logo and color preferences</w:t>
-      </w:r>
-    </w:p>
-    <w:p>
-      <w:pPr>
-        <w:numPr>
-          <w:ilvl w:val="0"/>
-          <w:numId w:val="3"/>
-        </w:numPr>
-        <w:spacing w:before="100" w:beforeAutospacing="1" w:after="100" w:afterAutospacing="1" w:line="240" w:lineRule="auto"/>
-        <w:rPr>
-          <w:rFonts w:ascii="Times New Roman" w:eastAsia="Times New Roman" w:hAnsi="Times New Roman" w:cs="Times New Roman"/>
-          <w:color w:val="000000"/>
-          <w:kern w:val="0"/>
-          <w14:ligatures w14:val="none"/>
-        </w:rPr>
-      </w:pPr>
-      <w:r>
-        <w:rPr>
-          <w:rFonts w:ascii="Times New Roman" w:eastAsia="Times New Roman" w:hAnsi="Times New Roman" w:cs="Times New Roman"/>
-          <w:color w:val="000000"/>
-          <w:kern w:val="0"/>
-          <w14:ligatures w14:val="none"/>
-        </w:rPr>
-        <w:t>Product inventory details</w:t>
-      </w:r>
-    </w:p>
-    <w:p>
-      <w:pPr>
-        <w:numPr>
-          <w:ilvl w:val="0"/>
-          <w:numId w:val="3"/>
-        </w:numPr>
-        <w:spacing w:before="100" w:beforeAutospacing="1" w:after="100" w:afterAutospacing="1" w:line="240" w:lineRule="auto"/>
-        <w:rPr>
-          <w:rFonts w:ascii="Times New Roman" w:eastAsia="Times New Roman" w:hAnsi="Times New Roman" w:cs="Times New Roman"/>
-          <w:color w:val="000000"/>
-          <w:kern w:val="0"/>
-          <w14:ligatures w14:val="none"/>
-        </w:rPr>
-      </w:pPr>
-      <w:r>
-        <w:rPr>
-          <w:rFonts w:ascii="Times New Roman" w:eastAsia="Times New Roman" w:hAnsi="Times New Roman" w:cs="Times New Roman"/>
-          <w:color w:val="000000"/>
-          <w:kern w:val="0"/>
-          <w14:ligatures w14:val="none"/>
-        </w:rPr>
-        <w:t>Any necessary legal disclaimers</w:t>
-      </w:r>
-    </w:p>
-    <w:p>
-      <w:pPr>
-        <w:numPr>
-          <w:ilvl w:val="0"/>
-          <w:numId w:val="3"/>
-        </w:numPr>
-        <w:spacing w:before="100" w:beforeAutospacing="1" w:after="100" w:afterAutospacing="1" w:line="240" w:lineRule="auto"/>
-        <w:rPr>
-          <w:rFonts w:ascii="Times New Roman" w:eastAsia="Times New Roman" w:hAnsi="Times New Roman" w:cs="Times New Roman"/>
-          <w:color w:val="000000"/>
-          <w:kern w:val="0"/>
-          <w14:ligatures w14:val="none"/>
-        </w:rPr>
-      </w:pPr>
-      <w:r>
-        <w:rPr>
-          <w:rFonts w:ascii="Times New Roman" w:eastAsia="Times New Roman" w:hAnsi="Times New Roman" w:cs="Times New Roman"/>
-          <w:color w:val="000000"/>
-          <w:kern w:val="0"/>
-          <w14:ligatures w14:val="none"/>
-        </w:rPr>
-        <w:t>Timely feedback and approvals</w:t>
-      </w:r>
-    </w:p>
-    <w:p>
-      <w:pPr>
-        <w:spacing w:before="100" w:beforeAutospacing="1" w:after="100" w:afterAutospacing="1" w:line="240" w:lineRule="auto"/>
-        <w:rPr>
-          <w:rFonts w:ascii="Times New Roman" w:eastAsia="Times New Roman" w:hAnsi="Times New Roman" w:cs="Times New Roman"/>
-          <w:color w:val="000000"/>
-          <w:kern w:val="0"/>
-          <w14:ligatures w14:val="none"/>
-        </w:rPr>
-      </w:pPr>
-      <w:r>
-        <w:rPr>
-          <w:rFonts w:ascii="Times New Roman" w:eastAsia="Times New Roman" w:hAnsi="Times New Roman" w:cs="Times New Roman"/>
-          <w:color w:val="000000"/>
-          <w:kern w:val="0"/>
-          <w14:ligatures w14:val="none"/>
-        </w:rPr>
-        <w:t>The Developer is not responsible for legal compliance related to cosmetic regulations, ingredient disclosures, or business licensing.</w:t>
-      </w:r>
-    </w:p>
-    <w:p>
-      <w:pPr>
-        <w:spacing w:after="0" w:line="240" w:lineRule="auto"/>
-        <w:rPr>
-          <w:rFonts w:ascii="Times New Roman" w:eastAsia="Times New Roman" w:hAnsi="Times New Roman" w:cs="Times New Roman"/>
-          <w:kern w:val="0"/>
-          <w14:ligatures w14:val="none"/>
-        </w:rPr>
-      </w:pPr>
-      <w:r>
-        <w:rPr>
-          <w:rFonts w:ascii="Times New Roman" w:eastAsia="Times New Roman" w:hAnsi="Times New Roman" w:cs="Times New Roman"/>
-          <w:noProof/>
-          <w:kern w:val="0"/>
-        </w:rPr>
-        <w:lastRenderedPageBreak/>
-        <w:pict w14:anchorId="2E4F0776">
-          <v:rect id="_x0000_i1030" alt="" style="width:468pt;height:.05pt;mso-width-percent:0;mso-height-percent:0;mso-width-percent:0;mso-height-percent:0" o:hralign="center" o:hrstd="t" o:hr="t" fillcolor="#a0a0a0" stroked="f"/>
-        </w:pict>
-      </w:r>
-    </w:p>
-    <w:p>
-      <w:pPr>
-        <w:spacing w:before="100" w:beforeAutospacing="1" w:after="100" w:afterAutospacing="1" w:line="240" w:lineRule="auto"/>
-        <w:outlineLvl w:val="1"/>
-        <w:rPr>
-          <w:rFonts w:ascii="Times New Roman" w:eastAsia="Times New Roman" w:hAnsi="Times New Roman" w:cs="Times New Roman"/>
+        </w:rPr>
+        <w:t>11</w:t>
+      </w:r>
+      <w:r>
+        <w:rPr>
+          <w:rFonts w:asciiTheme="majorBidi" w:hAnsiTheme="majorBidi" w:cstheme="majorBidi"/>
           <w:b/>
           <w:bCs/>
-          <w:color w:val="000000"/>
-          <w:kern w:val="0"/>
           <w:sz w:val="28"/>
           <w:szCs w:val="28"/>
-          <w14:ligatures w14:val="none"/>
-        </w:rPr>
-      </w:pPr>
-      <w:r>
-        <w:rPr>
-          <w:rFonts w:ascii="Times New Roman" w:eastAsia="Times New Roman" w:hAnsi="Times New Roman" w:cs="Times New Roman"/>
+        </w:rPr>
+        <w:t>. Developer Credit</w:t>
+      </w:r>
+    </w:p>
+    <w:p>
+      <w:pPr>
+        <w:spacing w:line="276" w:lineRule="auto"/>
+        <w:rPr>
+          <w:rFonts w:asciiTheme="majorBidi" w:hAnsiTheme="majorBidi" w:cstheme="majorBidi"/>
+        </w:rPr>
+      </w:pPr>
+      <w:r>
+        <w:rPr>
+          <w:rFonts w:asciiTheme="majorBidi" w:hAnsiTheme="majorBidi" w:cstheme="majorBidi"/>
+        </w:rPr>
+        <w:t>The Developer reserves the right to include a small footer credit such as:</w:t>
+      </w:r>
+    </w:p>
+    <w:p>
+      <w:pPr>
+        <w:spacing w:line="276" w:lineRule="auto"/>
+        <w:rPr>
+          <w:rFonts w:asciiTheme="majorBidi" w:hAnsiTheme="majorBidi" w:cstheme="majorBidi"/>
+        </w:rPr>
+      </w:pPr>
+      <w:r>
+        <w:rPr>
+          <w:rFonts w:asciiTheme="majorBidi" w:hAnsiTheme="majorBidi" w:cstheme="majorBidi"/>
+          <w:i/>
+          <w:iCs/>
+        </w:rPr>
+        <w:t>"Website developed by Noah C. Jones."</w:t>
+      </w:r>
+    </w:p>
+    <w:p>
+      <w:pPr>
+        <w:spacing w:line="276" w:lineRule="auto"/>
+        <w:rPr>
+          <w:rFonts w:asciiTheme="majorBidi" w:hAnsiTheme="majorBidi" w:cstheme="majorBidi"/>
+        </w:rPr>
+      </w:pPr>
+      <w:r>
+        <w:rPr>
+          <w:rFonts w:asciiTheme="majorBidi" w:hAnsiTheme="majorBidi" w:cstheme="majorBidi"/>
+        </w:rPr>
+        <w:t>The Developer may also display the project in professional portfolios and marketing materials.</w:t>
+      </w:r>
+    </w:p>
+    <w:p>
+      <w:pPr>
+        <w:spacing w:line="276" w:lineRule="auto"/>
+        <w:rPr>
+          <w:rFonts w:asciiTheme="majorBidi" w:hAnsiTheme="majorBidi" w:cstheme="majorBidi"/>
+        </w:rPr>
+      </w:pPr>
+      <w:r>
+        <w:rPr>
+          <w:noProof/>
+        </w:rPr>
+      </w:r>
+      <w:r>
+        <w:pict w14:anchorId="5E5FEA22">
+          <v:rect id="Horizontal Line 10" o:spid="_x0000_s1027" style="width:468pt;height:.05pt;visibility:visible;mso-wrap-style:square;mso-left-percent:-10001;mso-top-percent:-10001;mso-position-horizontal:absolute;mso-position-horizontal-relative:char;mso-position-vertical:absolute;mso-position-vertical-relative:line;mso-left-percent:-10001;mso-top-percent:-10001;v-text-anchor:top" o:gfxdata="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" filled="f">
+            <o:lock v:ext="edit" rotation="t" aspectratio="t" verticies="t" text="t" shapetype="t"/>
+            <w10:anchorlock/>
+          </v:rect>
+        </w:pict>
+      </w:r>
+      <w:r>
+        <w:rPr>
+          <w:rFonts w:asciiTheme="majorBidi" w:hAnsiTheme="majorBidi" w:cstheme="majorBidi"/>
           <w:b/>
           <w:bCs/>
-          <w:color w:val="000000"/>
-          <w:kern w:val="0"/>
           <w:sz w:val="28"/>
           <w:szCs w:val="28"/>
-          <w14:ligatures w14:val="none"/>
-        </w:rPr>
-        <w:t>6</w:t>
-      </w:r>
-      <w:r>
-        <w:rPr>
-          <w:rFonts w:ascii="Times New Roman" w:eastAsia="Times New Roman" w:hAnsi="Times New Roman" w:cs="Times New Roman"/>
+        </w:rPr>
+        <w:t>1</w:t>
+      </w:r>
+      <w:r>
+        <w:rPr>
+          <w:rFonts w:asciiTheme="majorBidi" w:hAnsiTheme="majorBidi" w:cstheme="majorBidi"/>
           <w:b/>
           <w:bCs/>
-          <w:color w:val="000000"/>
-          <w:kern w:val="0"/>
           <w:sz w:val="28"/>
           <w:szCs w:val="28"/>
-          <w14:ligatures w14:val="none"/>
-        </w:rPr>
-        <w:t>. Revisions</w:t>
-      </w:r>
-    </w:p>
-    <w:p>
-      <w:pPr>
-        <w:spacing w:before="100" w:beforeAutospacing="1" w:after="100" w:afterAutospacing="1" w:line="240" w:lineRule="auto"/>
-        <w:rPr>
-          <w:rFonts w:ascii="Times New Roman" w:eastAsia="Times New Roman" w:hAnsi="Times New Roman" w:cs="Times New Roman"/>
-          <w:color w:val="000000"/>
-          <w:kern w:val="0"/>
-          <w14:ligatures w14:val="none"/>
-        </w:rPr>
-      </w:pPr>
-      <w:r>
-        <w:rPr>
-          <w:rFonts w:ascii="Times New Roman" w:eastAsia="Times New Roman" w:hAnsi="Times New Roman" w:cs="Times New Roman"/>
-          <w:color w:val="000000"/>
-          <w:kern w:val="0"/>
-          <w14:ligatures w14:val="none"/>
-        </w:rPr>
-        <w:t>The agreement includes up to </w:t>
-      </w:r>
-      <w:r>
-        <w:rPr>
-          <w:rFonts w:ascii="Times New Roman" w:eastAsia="Times New Roman" w:hAnsi="Times New Roman" w:cs="Times New Roman"/>
+        </w:rPr>
+        <w:t>2</w:t>
+      </w:r>
+      <w:r>
+        <w:rPr>
+          <w:rFonts w:asciiTheme="majorBidi" w:hAnsiTheme="majorBidi" w:cstheme="majorBidi"/>
           <w:b/>
           <w:bCs/>
-          <w:color w:val="000000"/>
-          <w:kern w:val="0"/>
-          <w14:ligatures w14:val="none"/>
-        </w:rPr>
-        <w:t>three (3) revision rounds</w:t>
-      </w:r>
-      <w:r>
-        <w:rPr>
-          <w:rFonts w:ascii="Times New Roman" w:eastAsia="Times New Roman" w:hAnsi="Times New Roman" w:cs="Times New Roman"/>
-          <w:color w:val="000000"/>
-          <w:kern w:val="0"/>
-          <w14:ligatures w14:val="none"/>
-        </w:rPr>
-        <w:t>.</w:t>
-      </w:r>
-    </w:p>
-    <w:p>
-      <w:pPr>
-        <w:spacing w:before="100" w:beforeAutospacing="1" w:after="100" w:afterAutospacing="1" w:line="240" w:lineRule="auto"/>
-        <w:rPr>
-          <w:rFonts w:ascii="Times New Roman" w:eastAsia="Times New Roman" w:hAnsi="Times New Roman" w:cs="Times New Roman"/>
-          <w:color w:val="000000"/>
-          <w:kern w:val="0"/>
-          <w14:ligatures w14:val="none"/>
-        </w:rPr>
-      </w:pPr>
-      <w:r>
-        <w:rPr>
-          <w:rFonts w:ascii="Times New Roman" w:eastAsia="Times New Roman" w:hAnsi="Times New Roman" w:cs="Times New Roman"/>
-          <w:color w:val="000000"/>
-          <w:kern w:val="0"/>
-          <w14:ligatures w14:val="none"/>
-        </w:rPr>
-        <w:t>Additional revisions will be billed at $___ per hour.</w:t>
-      </w:r>
-    </w:p>
-    <w:p>
-      <w:pPr>
-        <w:spacing w:after="0" w:line="240" w:lineRule="auto"/>
-        <w:rPr>
-          <w:rFonts w:ascii="Times New Roman" w:eastAsia="Times New Roman" w:hAnsi="Times New Roman" w:cs="Times New Roman"/>
-          <w:kern w:val="0"/>
-          <w14:ligatures w14:val="none"/>
-        </w:rPr>
-      </w:pPr>
-      <w:r>
-        <w:rPr>
-          <w:rFonts w:ascii="Times New Roman" w:eastAsia="Times New Roman" w:hAnsi="Times New Roman" w:cs="Times New Roman"/>
+          <w:sz w:val="28"/>
+          <w:szCs w:val="28"/>
+        </w:rPr>
+        <w:t>. Limitation of Liability</w:t>
+      </w:r>
+    </w:p>
+    <w:p>
+      <w:pPr>
+        <w:spacing w:line="276" w:lineRule="auto"/>
+        <w:rPr>
+          <w:rFonts w:asciiTheme="majorBidi" w:hAnsiTheme="majorBidi" w:cstheme="majorBidi"/>
+        </w:rPr>
+      </w:pPr>
+      <w:r>
+        <w:rPr>
+          <w:rFonts w:asciiTheme="majorBidi" w:hAnsiTheme="majorBidi" w:cstheme="majorBidi"/>
+        </w:rPr>
+        <w:t>The Developer’s liability shall not exceed the total amount paid under this Agreement.</w:t>
+      </w:r>
+    </w:p>
+    <w:p>
+      <w:pPr>
+        <w:spacing w:line="276" w:lineRule="auto"/>
+        <w:rPr>
+          <w:rFonts w:asciiTheme="majorBidi" w:hAnsiTheme="majorBidi" w:cstheme="majorBidi"/>
+        </w:rPr>
+      </w:pPr>
+      <w:r>
+        <w:rPr>
           <w:noProof/>
-          <w:kern w:val="0"/>
-        </w:rPr>
-        <w:pict w14:anchorId="7244FC32">
-          <v:rect id="_x0000_i1029" alt="" style="width:468pt;height:.05pt;mso-width-percent:0;mso-height-percent:0;mso-width-percent:0;mso-height-percent:0" o:hralign="center" o:hrstd="t" o:hr="t" fillcolor="#a0a0a0" stroked="f"/>
+        </w:rPr>
+      </w:r>
+      <w:r>
+        <w:pict w14:anchorId="49BB42C3">
+          <v:rect id="Horizontal Line 11" o:spid="_x0000_s1026" style="width:468pt;height:.05pt;visibility:visible;mso-wrap-style:square;mso-left-percent:-10001;mso-top-percent:-10001;mso-position-horizontal:absolute;mso-position-horizontal-relative:char;mso-position-vertical:absolute;mso-position-vertical-relative:line;mso-left-percent:-10001;mso-top-percent:-10001;v-text-anchor:top" o:gfxdata="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" filled="f">
+            <o:lock v:ext="edit" rotation="t" aspectratio="t" verticies="t" text="t" shapetype="t"/>
+            <w10:anchorlock/>
+          </v:rect>
         </w:pict>
       </w:r>
-    </w:p>
-    <w:p>
-      <w:pPr>
-        <w:spacing w:before="100" w:beforeAutospacing="1" w:after="100" w:afterAutospacing="1" w:line="240" w:lineRule="auto"/>
-        <w:outlineLvl w:val="1"/>
-        <w:rPr>
-          <w:rFonts w:ascii="Times New Roman" w:eastAsia="Times New Roman" w:hAnsi="Times New Roman" w:cs="Times New Roman"/>
+      <w:r>
+        <w:rPr>
+          <w:rFonts w:asciiTheme="majorBidi" w:hAnsiTheme="majorBidi" w:cstheme="majorBidi"/>
           <w:b/>
           <w:bCs/>
-          <w:color w:val="000000"/>
-          <w:kern w:val="0"/>
           <w:sz w:val="28"/>
           <w:szCs w:val="28"/>
-          <w14:ligatures w14:val="none"/>
-        </w:rPr>
-      </w:pPr>
-      <w:r>
-        <w:rPr>
-          <w:rFonts w:ascii="Times New Roman" w:eastAsia="Times New Roman" w:hAnsi="Times New Roman" w:cs="Times New Roman"/>
-          <w:b/>
-          <w:bCs/>
-          <w:color w:val="000000"/>
-          <w:kern w:val="0"/>
-          <w:sz w:val="28"/>
-          <w:szCs w:val="28"/>
-          <w14:ligatures w14:val="none"/>
-        </w:rPr>
-        <w:t>7</w:t>
-      </w:r>
-      <w:r>
-        <w:rPr>
-          <w:rFonts w:ascii="Times New Roman" w:eastAsia="Times New Roman" w:hAnsi="Times New Roman" w:cs="Times New Roman"/>
-          <w:b/>
-          <w:bCs/>
-          <w:color w:val="000000"/>
-          <w:kern w:val="0"/>
-          <w:sz w:val="28"/>
-          <w:szCs w:val="28"/>
-          <w14:ligatures w14:val="none"/>
-        </w:rPr>
-        <w:t>. Ownership and Rights</w:t>
-      </w:r>
-    </w:p>
-    <w:p>
-      <w:pPr>
-        <w:spacing w:before="100" w:beforeAutospacing="1" w:after="100" w:afterAutospacing="1" w:line="240" w:lineRule="auto"/>
-        <w:rPr>
-          <w:rFonts w:ascii="Times New Roman" w:eastAsia="Times New Roman" w:hAnsi="Times New Roman" w:cs="Times New Roman"/>
-          <w:color w:val="000000"/>
-          <w:kern w:val="0"/>
-          <w14:ligatures w14:val="none"/>
-        </w:rPr>
-      </w:pPr>
-      <w:r>
-        <w:rPr>
-          <w:rFonts w:ascii="Times New Roman" w:eastAsia="Times New Roman" w:hAnsi="Times New Roman" w:cs="Times New Roman"/>
-          <w:color w:val="000000"/>
-          <w:kern w:val="0"/>
-          <w14:ligatures w14:val="none"/>
-        </w:rPr>
-        <w:t>Upon full payment:</w:t>
-      </w:r>
-    </w:p>
-    <w:p>
-      <w:pPr>
-        <w:numPr>
-          <w:ilvl w:val="0"/>
-          <w:numId w:val="4"/>
-        </w:numPr>
-        <w:spacing w:before="100" w:beforeAutospacing="1" w:after="100" w:afterAutospacing="1" w:line="240" w:lineRule="auto"/>
-        <w:rPr>
-          <w:rFonts w:ascii="Times New Roman" w:eastAsia="Times New Roman" w:hAnsi="Times New Roman" w:cs="Times New Roman"/>
-          <w:color w:val="000000"/>
-          <w:kern w:val="0"/>
-          <w14:ligatures w14:val="none"/>
-        </w:rPr>
-      </w:pPr>
-      <w:r>
-        <w:rPr>
-          <w:rFonts w:ascii="Times New Roman" w:eastAsia="Times New Roman" w:hAnsi="Times New Roman" w:cs="Times New Roman"/>
-          <w:color w:val="000000"/>
-          <w:kern w:val="0"/>
-          <w14:ligatures w14:val="none"/>
-        </w:rPr>
-        <w:t>The Client will own the completed website design and content.</w:t>
-      </w:r>
-    </w:p>
-    <w:p>
-      <w:pPr>
-        <w:numPr>
-          <w:ilvl w:val="0"/>
-          <w:numId w:val="4"/>
-        </w:numPr>
-        <w:spacing w:before="100" w:beforeAutospacing="1" w:after="100" w:afterAutospacing="1" w:line="240" w:lineRule="auto"/>
-        <w:rPr>
-          <w:rFonts w:ascii="Times New Roman" w:eastAsia="Times New Roman" w:hAnsi="Times New Roman" w:cs="Times New Roman"/>
-          <w:color w:val="000000"/>
-          <w:kern w:val="0"/>
-          <w14:ligatures w14:val="none"/>
-        </w:rPr>
-      </w:pPr>
-      <w:r>
-        <w:rPr>
-          <w:rFonts w:ascii="Times New Roman" w:eastAsia="Times New Roman" w:hAnsi="Times New Roman" w:cs="Times New Roman"/>
-          <w:color w:val="000000"/>
-          <w:kern w:val="0"/>
-          <w14:ligatures w14:val="none"/>
-        </w:rPr>
-        <w:t>The Developer retains the right to display the project in their professional portfolio and marketing materials.</w:t>
-      </w:r>
-    </w:p>
-    <w:p>
-      <w:pPr>
-        <w:spacing w:after="0" w:line="240" w:lineRule="auto"/>
-        <w:rPr>
-          <w:rFonts w:ascii="Times New Roman" w:eastAsia="Times New Roman" w:hAnsi="Times New Roman" w:cs="Times New Roman"/>
-          <w:kern w:val="0"/>
-          <w14:ligatures w14:val="none"/>
-        </w:rPr>
-      </w:pPr>
-      <w:r>
-        <w:rPr>
-          <w:rFonts w:ascii="Times New Roman" w:eastAsia="Times New Roman" w:hAnsi="Times New Roman" w:cs="Times New Roman"/>
-          <w:noProof/>
-          <w:kern w:val="0"/>
-        </w:rPr>
-        <w:pict w14:anchorId="6CEAE3E9">
-          <v:rect id="_x0000_i1028" alt="" style="width:468pt;height:.05pt;mso-width-percent:0;mso-height-percent:0;mso-width-percent:0;mso-height-percent:0" o:hralign="center" o:hrstd="t" o:hr="t" fillcolor="#a0a0a0" stroked="f"/>
-        </w:pict>
-      </w:r>
-    </w:p>
-    <w:p>
-      <w:pPr>
-        <w:spacing w:before="100" w:beforeAutospacing="1" w:after="100" w:afterAutospacing="1" w:line="240" w:lineRule="auto"/>
-        <w:outlineLvl w:val="1"/>
-        <w:rPr>
-          <w:rFonts w:ascii="Times New Roman" w:eastAsia="Times New Roman" w:hAnsi="Times New Roman" w:cs="Times New Roman"/>
-          <w:b/>
-          <w:bCs/>
-          <w:color w:val="000000"/>
-          <w:kern w:val="0"/>
-          <w:sz w:val="28"/>
-          <w:szCs w:val="28"/>
-          <w14:ligatures w14:val="none"/>
-        </w:rPr>
-      </w:pPr>
-      <w:r>
-        <w:rPr>
-          <w:rFonts w:ascii="Times New Roman" w:eastAsia="Times New Roman" w:hAnsi="Times New Roman" w:cs="Times New Roman"/>
-          <w:b/>
-          <w:bCs/>
-          <w:color w:val="000000"/>
-          <w:kern w:val="0"/>
-          <w:sz w:val="28"/>
-          <w:szCs w:val="28"/>
-          <w14:ligatures w14:val="none"/>
-        </w:rPr>
-        <w:t>8</w:t>
-      </w:r>
-      <w:r>
-        <w:rPr>
-          <w:rFonts w:ascii="Times New Roman" w:eastAsia="Times New Roman" w:hAnsi="Times New Roman" w:cs="Times New Roman"/>
-          <w:b/>
-          <w:bCs/>
-          <w:color w:val="000000"/>
-          <w:kern w:val="0"/>
-          <w:sz w:val="28"/>
-          <w:szCs w:val="28"/>
-          <w14:ligatures w14:val="none"/>
-        </w:rPr>
-        <w:t>. Hosting and Maintenance</w:t>
-      </w:r>
-    </w:p>
-    <w:p>
-      <w:pPr>
-        <w:spacing w:before="100" w:beforeAutospacing="1" w:after="100" w:afterAutospacing="1" w:line="240" w:lineRule="auto"/>
-        <w:rPr>
-          <w:rFonts w:ascii="Times New Roman" w:eastAsia="Times New Roman" w:hAnsi="Times New Roman" w:cs="Times New Roman"/>
-          <w:color w:val="000000"/>
-          <w:kern w:val="0"/>
-          <w14:ligatures w14:val="none"/>
-        </w:rPr>
-      </w:pPr>
-      <w:r>
-        <w:rPr>
-          <w:rFonts w:ascii="Times New Roman" w:eastAsia="Times New Roman" w:hAnsi="Times New Roman" w:cs="Times New Roman"/>
-          <w:color w:val="000000"/>
-          <w:kern w:val="0"/>
-          <w14:ligatures w14:val="none"/>
-        </w:rPr>
-        <w:t>Hosting, domain registration, and ongoing maintenance are not included unless otherwise agreed in writing.</w:t>
-      </w:r>
-    </w:p>
-    <w:p>
-      <w:pPr>
-        <w:spacing w:after="0" w:line="240" w:lineRule="auto"/>
-        <w:rPr>
-          <w:rFonts w:ascii="Times New Roman" w:eastAsia="Times New Roman" w:hAnsi="Times New Roman" w:cs="Times New Roman"/>
-          <w:kern w:val="0"/>
-          <w14:ligatures w14:val="none"/>
-        </w:rPr>
-      </w:pPr>
-      <w:r>
-        <w:rPr>
-          <w:rFonts w:ascii="Times New Roman" w:eastAsia="Times New Roman" w:hAnsi="Times New Roman" w:cs="Times New Roman"/>
-          <w:noProof/>
-          <w:kern w:val="0"/>
-        </w:rPr>
-        <w:pict w14:anchorId="3466A16A">
-          <v:rect id="_x0000_i1027" alt="" style="width:468pt;height:.05pt;mso-width-percent:0;mso-height-percent:0;mso-width-percent:0;mso-height-percent:0" o:hralign="center" o:hrstd="t" o:hr="t" fillcolor="#a0a0a0" stroked="f"/>
-        </w:pict>
-      </w:r>
-    </w:p>
-    <w:p>
-      <w:pPr>
-        <w:spacing w:before="100" w:beforeAutospacing="1" w:after="100" w:afterAutospacing="1" w:line="240" w:lineRule="auto"/>
-        <w:outlineLvl w:val="1"/>
-        <w:rPr>
-          <w:rFonts w:ascii="Times New Roman" w:eastAsia="Times New Roman" w:hAnsi="Times New Roman" w:cs="Times New Roman"/>
-          <w:b/>
-          <w:bCs/>
-          <w:color w:val="000000"/>
-          <w:kern w:val="0"/>
-          <w:sz w:val="28"/>
-          <w:szCs w:val="28"/>
-          <w14:ligatures w14:val="none"/>
-        </w:rPr>
-      </w:pPr>
-      <w:r>
-        <w:rPr>
-          <w:rFonts w:ascii="Times New Roman" w:eastAsia="Times New Roman" w:hAnsi="Times New Roman" w:cs="Times New Roman"/>
-          <w:b/>
-          <w:bCs/>
-          <w:color w:val="000000"/>
-          <w:kern w:val="0"/>
-          <w:sz w:val="28"/>
-          <w:szCs w:val="28"/>
-          <w14:ligatures w14:val="none"/>
-        </w:rPr>
-        <w:t>9</w:t>
-      </w:r>
-      <w:r>
-        <w:rPr>
-          <w:rFonts w:ascii="Times New Roman" w:eastAsia="Times New Roman" w:hAnsi="Times New Roman" w:cs="Times New Roman"/>
-          <w:b/>
-          <w:bCs/>
-          <w:color w:val="000000"/>
-          <w:kern w:val="0"/>
-          <w:sz w:val="28"/>
-          <w:szCs w:val="28"/>
-          <w14:ligatures w14:val="none"/>
-        </w:rPr>
-        <w:t>. Termination</w:t>
-      </w:r>
-    </w:p>
-    <w:p>
-      <w:pPr>
-        <w:spacing w:before="100" w:beforeAutospacing="1" w:after="100" w:afterAutospacing="1" w:line="240" w:lineRule="auto"/>
-        <w:rPr>
-          <w:rFonts w:ascii="Times New Roman" w:eastAsia="Times New Roman" w:hAnsi="Times New Roman" w:cs="Times New Roman"/>
-          <w:color w:val="000000"/>
-          <w:kern w:val="0"/>
-          <w14:ligatures w14:val="none"/>
-        </w:rPr>
-      </w:pPr>
-      <w:r>
-        <w:rPr>
-          <w:rFonts w:ascii="Times New Roman" w:eastAsia="Times New Roman" w:hAnsi="Times New Roman" w:cs="Times New Roman"/>
-          <w:color w:val="000000"/>
-          <w:kern w:val="0"/>
-          <w14:ligatures w14:val="none"/>
-        </w:rPr>
-        <w:t>If the Client cancels the project after work has begun:</w:t>
-      </w:r>
-    </w:p>
-    <w:p>
-      <w:pPr>
-        <w:numPr>
-          <w:ilvl w:val="0"/>
-          <w:numId w:val="5"/>
-        </w:numPr>
-        <w:spacing w:before="100" w:beforeAutospacing="1" w:after="100" w:afterAutospacing="1" w:line="240" w:lineRule="auto"/>
-        <w:rPr>
-          <w:rFonts w:ascii="Times New Roman" w:eastAsia="Times New Roman" w:hAnsi="Times New Roman" w:cs="Times New Roman"/>
-          <w:color w:val="000000"/>
-          <w:kern w:val="0"/>
-          <w14:ligatures w14:val="none"/>
-        </w:rPr>
-      </w:pPr>
-      <w:r>
-        <w:rPr>
-          <w:rFonts w:ascii="Times New Roman" w:eastAsia="Times New Roman" w:hAnsi="Times New Roman" w:cs="Times New Roman"/>
-          <w:color w:val="000000"/>
-          <w:kern w:val="0"/>
-          <w14:ligatures w14:val="none"/>
-        </w:rPr>
-        <w:t>The initial $450 installment is non-refundable.</w:t>
-      </w:r>
-    </w:p>
-    <w:p>
-      <w:pPr>
-        <w:numPr>
-          <w:ilvl w:val="0"/>
-          <w:numId w:val="5"/>
-        </w:numPr>
-        <w:spacing w:before="100" w:beforeAutospacing="1" w:after="100" w:afterAutospacing="1" w:line="240" w:lineRule="auto"/>
-        <w:rPr>
-          <w:rFonts w:ascii="Times New Roman" w:eastAsia="Times New Roman" w:hAnsi="Times New Roman" w:cs="Times New Roman"/>
-          <w:color w:val="000000"/>
-          <w:kern w:val="0"/>
-          <w14:ligatures w14:val="none"/>
-        </w:rPr>
-      </w:pPr>
-      <w:r>
-        <w:rPr>
-          <w:rFonts w:ascii="Times New Roman" w:eastAsia="Times New Roman" w:hAnsi="Times New Roman" w:cs="Times New Roman"/>
-          <w:color w:val="000000"/>
-          <w:kern w:val="0"/>
-          <w14:ligatures w14:val="none"/>
-        </w:rPr>
-        <w:t>Any additional work completed beyond that value must be paid for.</w:t>
-      </w:r>
-    </w:p>
-    <w:p>
-      <w:pPr>
-        <w:spacing w:before="100" w:beforeAutospacing="1" w:after="100" w:afterAutospacing="1" w:line="240" w:lineRule="auto"/>
-        <w:rPr>
-          <w:rFonts w:ascii="Times New Roman" w:eastAsia="Times New Roman" w:hAnsi="Times New Roman" w:cs="Times New Roman"/>
-          <w:color w:val="000000"/>
-          <w:kern w:val="0"/>
-          <w14:ligatures w14:val="none"/>
-        </w:rPr>
-      </w:pPr>
-      <w:r>
-        <w:rPr>
-          <w:rFonts w:ascii="Times New Roman" w:eastAsia="Times New Roman" w:hAnsi="Times New Roman" w:cs="Times New Roman"/>
-          <w:color w:val="000000"/>
-          <w:kern w:val="0"/>
-          <w14:ligatures w14:val="none"/>
-        </w:rPr>
-        <w:t>If the Developer is unable to complete the project, any unused portion of payment will be refunded.</w:t>
-      </w:r>
-    </w:p>
-    <w:p>
-      <w:pPr>
-        <w:spacing w:after="0" w:line="240" w:lineRule="auto"/>
-        <w:rPr>
-          <w:rFonts w:ascii="Times New Roman" w:eastAsia="Times New Roman" w:hAnsi="Times New Roman" w:cs="Times New Roman"/>
-          <w:kern w:val="0"/>
-          <w14:ligatures w14:val="none"/>
-        </w:rPr>
-      </w:pPr>
-      <w:r>
-        <w:rPr>
-          <w:rFonts w:ascii="Times New Roman" w:eastAsia="Times New Roman" w:hAnsi="Times New Roman" w:cs="Times New Roman"/>
-          <w:noProof/>
-          <w:kern w:val="0"/>
-        </w:rPr>
-        <w:pict w14:anchorId="43C5E6C2">
-          <v:rect id="_x0000_i1026" alt="" style="width:468pt;height:.05pt;mso-width-percent:0;mso-height-percent:0;mso-width-percent:0;mso-height-percent:0" o:hralign="center" o:hrstd="t" o:hr="t" fillcolor="#a0a0a0" stroked="f"/>
-        </w:pict>
-      </w:r>
-    </w:p>
-    <w:p>
-      <w:pPr>
-        <w:spacing w:before="100" w:beforeAutospacing="1" w:after="100" w:afterAutospacing="1" w:line="240" w:lineRule="auto"/>
-        <w:outlineLvl w:val="1"/>
-        <w:rPr>
-          <w:rFonts w:ascii="Times New Roman" w:eastAsia="Times New Roman" w:hAnsi="Times New Roman" w:cs="Times New Roman"/>
-          <w:b/>
-          <w:bCs/>
-          <w:color w:val="000000"/>
-          <w:kern w:val="0"/>
-          <w:sz w:val="28"/>
-          <w:szCs w:val="28"/>
-          <w14:ligatures w14:val="none"/>
-        </w:rPr>
-      </w:pPr>
-      <w:r>
-        <w:rPr>
-          <w:rFonts w:ascii="Times New Roman" w:eastAsia="Times New Roman" w:hAnsi="Times New Roman" w:cs="Times New Roman"/>
-          <w:b/>
-          <w:bCs/>
-          <w:color w:val="000000"/>
-          <w:kern w:val="0"/>
-          <w:sz w:val="28"/>
-          <w:szCs w:val="28"/>
-          <w14:ligatures w14:val="none"/>
-        </w:rPr>
-        <w:t>10</w:t>
-      </w:r>
-      <w:r>
-        <w:rPr>
-          <w:rFonts w:ascii="Times New Roman" w:eastAsia="Times New Roman" w:hAnsi="Times New Roman" w:cs="Times New Roman"/>
-          <w:b/>
-          <w:bCs/>
-          <w:color w:val="000000"/>
-          <w:kern w:val="0"/>
-          <w:sz w:val="28"/>
-          <w:szCs w:val="28"/>
-          <w14:ligatures w14:val="none"/>
-        </w:rPr>
-        <w:t>. Limitation of Liability</w:t>
-      </w:r>
-    </w:p>
-    <w:p>
-      <w:pPr>
-        <w:spacing w:before="100" w:beforeAutospacing="1" w:after="100" w:afterAutospacing="1" w:line="240" w:lineRule="auto"/>
-        <w:rPr>
-          <w:rFonts w:ascii="Times New Roman" w:eastAsia="Times New Roman" w:hAnsi="Times New Roman" w:cs="Times New Roman"/>
-          <w:color w:val="000000"/>
-          <w:kern w:val="0"/>
-          <w14:ligatures w14:val="none"/>
-        </w:rPr>
-      </w:pPr>
-      <w:r>
-        <w:rPr>
-          <w:rFonts w:ascii="Times New Roman" w:eastAsia="Times New Roman" w:hAnsi="Times New Roman" w:cs="Times New Roman"/>
-          <w:color w:val="000000"/>
-          <w:kern w:val="0"/>
-          <w14:ligatures w14:val="none"/>
-        </w:rPr>
-        <w:t>The Developer is not responsible for:</w:t>
-      </w:r>
-    </w:p>
-    <w:p>
-      <w:pPr>
-        <w:numPr>
-          <w:ilvl w:val="0"/>
-          <w:numId w:val="6"/>
-        </w:numPr>
-        <w:spacing w:before="100" w:beforeAutospacing="1" w:after="100" w:afterAutospacing="1" w:line="240" w:lineRule="auto"/>
-        <w:rPr>
-          <w:rFonts w:ascii="Times New Roman" w:eastAsia="Times New Roman" w:hAnsi="Times New Roman" w:cs="Times New Roman"/>
-          <w:color w:val="000000"/>
-          <w:kern w:val="0"/>
-          <w14:ligatures w14:val="none"/>
-        </w:rPr>
-      </w:pPr>
-      <w:r>
-        <w:rPr>
-          <w:rFonts w:ascii="Times New Roman" w:eastAsia="Times New Roman" w:hAnsi="Times New Roman" w:cs="Times New Roman"/>
-          <w:color w:val="000000"/>
-          <w:kern w:val="0"/>
-          <w14:ligatures w14:val="none"/>
-        </w:rPr>
-        <w:t>Third-party platform outages</w:t>
-      </w:r>
-    </w:p>
-    <w:p>
-      <w:pPr>
-        <w:numPr>
-          <w:ilvl w:val="0"/>
-          <w:numId w:val="6"/>
-        </w:numPr>
-        <w:spacing w:before="100" w:beforeAutospacing="1" w:after="100" w:afterAutospacing="1" w:line="240" w:lineRule="auto"/>
-        <w:rPr>
-          <w:rFonts w:ascii="Times New Roman" w:eastAsia="Times New Roman" w:hAnsi="Times New Roman" w:cs="Times New Roman"/>
-          <w:color w:val="000000"/>
-          <w:kern w:val="0"/>
-          <w14:ligatures w14:val="none"/>
-        </w:rPr>
-      </w:pPr>
-      <w:r>
-        <w:rPr>
-          <w:rFonts w:ascii="Times New Roman" w:eastAsia="Times New Roman" w:hAnsi="Times New Roman" w:cs="Times New Roman"/>
-          <w:color w:val="000000"/>
-          <w:kern w:val="0"/>
-          <w14:ligatures w14:val="none"/>
-        </w:rPr>
-        <w:t>Payment processor failures</w:t>
-      </w:r>
-    </w:p>
-    <w:p>
-      <w:pPr>
-        <w:numPr>
-          <w:ilvl w:val="0"/>
-          <w:numId w:val="6"/>
-        </w:numPr>
-        <w:spacing w:before="100" w:beforeAutospacing="1" w:after="100" w:afterAutospacing="1" w:line="240" w:lineRule="auto"/>
-        <w:rPr>
-          <w:rFonts w:ascii="Times New Roman" w:eastAsia="Times New Roman" w:hAnsi="Times New Roman" w:cs="Times New Roman"/>
-          <w:color w:val="000000"/>
-          <w:kern w:val="0"/>
-          <w14:ligatures w14:val="none"/>
-        </w:rPr>
-      </w:pPr>
-      <w:r>
-        <w:rPr>
-          <w:rFonts w:ascii="Times New Roman" w:eastAsia="Times New Roman" w:hAnsi="Times New Roman" w:cs="Times New Roman"/>
-          <w:color w:val="000000"/>
-          <w:kern w:val="0"/>
-          <w14:ligatures w14:val="none"/>
-        </w:rPr>
-        <w:lastRenderedPageBreak/>
-        <w:t>Security breaches caused by third-party services</w:t>
-      </w:r>
-    </w:p>
-    <w:p>
-      <w:pPr>
-        <w:numPr>
-          <w:ilvl w:val="0"/>
-          <w:numId w:val="6"/>
-        </w:numPr>
-        <w:spacing w:before="100" w:beforeAutospacing="1" w:after="100" w:afterAutospacing="1" w:line="240" w:lineRule="auto"/>
-        <w:rPr>
-          <w:rFonts w:ascii="Times New Roman" w:eastAsia="Times New Roman" w:hAnsi="Times New Roman" w:cs="Times New Roman"/>
-          <w:color w:val="000000"/>
-          <w:kern w:val="0"/>
-          <w14:ligatures w14:val="none"/>
-        </w:rPr>
-      </w:pPr>
-      <w:r>
-        <w:rPr>
-          <w:rFonts w:ascii="Times New Roman" w:eastAsia="Times New Roman" w:hAnsi="Times New Roman" w:cs="Times New Roman"/>
-          <w:color w:val="000000"/>
-          <w:kern w:val="0"/>
-          <w14:ligatures w14:val="none"/>
-        </w:rPr>
-        <w:t>Legal claims related to product sales</w:t>
-      </w:r>
-    </w:p>
-    <w:p>
-      <w:pPr>
-        <w:spacing w:after="0" w:line="240" w:lineRule="auto"/>
-        <w:rPr>
-          <w:rFonts w:ascii="Times New Roman" w:eastAsia="Times New Roman" w:hAnsi="Times New Roman" w:cs="Times New Roman"/>
-          <w:kern w:val="0"/>
-          <w14:ligatures w14:val="none"/>
-        </w:rPr>
-      </w:pPr>
-      <w:r>
-        <w:rPr>
-          <w:rFonts w:ascii="Times New Roman" w:eastAsia="Times New Roman" w:hAnsi="Times New Roman" w:cs="Times New Roman"/>
-          <w:noProof/>
-          <w:kern w:val="0"/>
-        </w:rPr>
-        <w:pict w14:anchorId="611B006E">
-          <v:rect id="_x0000_i1025" alt="" style="width:468pt;height:.05pt;mso-width-percent:0;mso-height-percent:0;mso-width-percent:0;mso-height-percent:0" o:hralign="center" o:hrstd="t" o:hr="t" fillcolor="#a0a0a0" stroked="f"/>
-        </w:pict>
-      </w:r>
-    </w:p>
-    <w:p>
-      <w:pPr>
-        <w:spacing w:before="100" w:beforeAutospacing="1" w:after="100" w:afterAutospacing="1" w:line="240" w:lineRule="auto"/>
-        <w:outlineLvl w:val="1"/>
-        <w:rPr>
-          <w:rFonts w:ascii="Times New Roman" w:eastAsia="Times New Roman" w:hAnsi="Times New Roman" w:cs="Times New Roman"/>
-          <w:b/>
-          <w:bCs/>
-          <w:color w:val="000000"/>
-          <w:kern w:val="0"/>
-          <w:sz w:val="28"/>
-          <w:szCs w:val="28"/>
-          <w14:ligatures w14:val="none"/>
-        </w:rPr>
-      </w:pPr>
-      <w:r>
-        <w:rPr>
-          <w:rFonts w:ascii="Times New Roman" w:eastAsia="Times New Roman" w:hAnsi="Times New Roman" w:cs="Times New Roman"/>
-          <w:b/>
-          <w:bCs/>
-          <w:color w:val="000000"/>
-          <w:kern w:val="0"/>
-          <w:sz w:val="28"/>
-          <w:szCs w:val="28"/>
-          <w14:ligatures w14:val="none"/>
-        </w:rPr>
-        <w:t>1</w:t>
-      </w:r>
-      <w:r>
-        <w:rPr>
-          <w:rFonts w:ascii="Times New Roman" w:eastAsia="Times New Roman" w:hAnsi="Times New Roman" w:cs="Times New Roman"/>
-          <w:b/>
-          <w:bCs/>
-          <w:color w:val="000000"/>
-          <w:kern w:val="0"/>
-          <w:sz w:val="28"/>
-          <w:szCs w:val="28"/>
-          <w14:ligatures w14:val="none"/>
-        </w:rPr>
-        <w:t>1</w:t>
-      </w:r>
-      <w:r>
-        <w:rPr>
-          <w:rFonts w:ascii="Times New Roman" w:eastAsia="Times New Roman" w:hAnsi="Times New Roman" w:cs="Times New Roman"/>
-          <w:b/>
-          <w:bCs/>
-          <w:color w:val="000000"/>
-          <w:kern w:val="0"/>
-          <w:sz w:val="28"/>
-          <w:szCs w:val="28"/>
-          <w14:ligatures w14:val="none"/>
-        </w:rPr>
-        <w:t>. Agreement Acceptance</w:t>
-      </w:r>
-    </w:p>
-    <w:p>
-      <w:pPr>
-        <w:spacing w:before="100" w:beforeAutospacing="1" w:after="100" w:afterAutospacing="1" w:line="240" w:lineRule="auto"/>
-        <w:rPr>
-          <w:rFonts w:ascii="Times New Roman" w:eastAsia="Times New Roman" w:hAnsi="Times New Roman" w:cs="Times New Roman"/>
-          <w:color w:val="000000"/>
-          <w:kern w:val="0"/>
-          <w14:ligatures w14:val="none"/>
-        </w:rPr>
-      </w:pPr>
-      <w:r>
-        <w:rPr>
-          <w:rFonts w:ascii="Times New Roman" w:eastAsia="Times New Roman" w:hAnsi="Times New Roman" w:cs="Times New Roman"/>
-          <w:color w:val="000000"/>
-          <w:kern w:val="0"/>
-          <w14:ligatures w14:val="none"/>
-        </w:rPr>
-        <w:t>By signing below, both parties agree to the terms outlined in this Agreement.</w:t>
-      </w:r>
-    </w:p>
-    <w:p>
-      <w:pPr>
-        <w:spacing w:before="100" w:beforeAutospacing="1" w:after="100" w:afterAutospacing="1" w:line="240" w:lineRule="auto"/>
-        <w:rPr>
-          <w:rFonts w:ascii="Times New Roman" w:eastAsia="Times New Roman" w:hAnsi="Times New Roman" w:cs="Times New Roman"/>
-          <w:color w:val="000000"/>
-          <w:kern w:val="0"/>
-          <w14:ligatures w14:val="none"/>
-        </w:rPr>
-      </w:pPr>
-      <w:r>
-        <w:rPr>
-          <w:rFonts w:ascii="Times New Roman" w:eastAsia="Times New Roman" w:hAnsi="Times New Roman" w:cs="Times New Roman"/>
-          <w:color w:val="000000"/>
-          <w:kern w:val="0"/>
-          <w14:ligatures w14:val="none"/>
+        </w:rPr>
+        <w:t>Signatures</w:t>
+      </w:r>
+    </w:p>
+    <w:p>
+      <w:pPr>
+        <w:spacing w:line="276" w:lineRule="auto"/>
+        <w:rPr>
+          <w:rFonts w:asciiTheme="majorBidi" w:hAnsiTheme="majorBidi" w:cstheme="majorBidi"/>
+        </w:rPr>
+      </w:pPr>
+      <w:r>
+        <w:rPr>
+          <w:rFonts w:asciiTheme="majorBidi" w:hAnsiTheme="majorBidi" w:cstheme="majorBidi"/>
         </w:rPr>
         <w:t>Client Signature: ___________________________</w:t>
       </w:r>
-      <w:r>
-        <w:rPr>
-          <w:rFonts w:ascii="Times New Roman" w:eastAsia="Times New Roman" w:hAnsi="Times New Roman" w:cs="Times New Roman"/>
-          <w:color w:val="000000"/>
-          <w:kern w:val="0"/>
-          <w14:ligatures w14:val="none"/>
-        </w:rPr>
-        <w:br/>
+    </w:p>
+    <w:p>
+      <w:pPr>
+        <w:spacing w:line="276" w:lineRule="auto"/>
+        <w:rPr>
+          <w:rFonts w:asciiTheme="majorBidi" w:hAnsiTheme="majorBidi" w:cstheme="majorBidi"/>
+        </w:rPr>
+      </w:pPr>
+      <w:r>
+        <w:rPr>
+          <w:rFonts w:asciiTheme="majorBidi" w:hAnsiTheme="majorBidi" w:cstheme="majorBidi"/>
+        </w:rPr>
         <w:t>Name: ___________________________</w:t>
       </w:r>
-      <w:r>
-        <w:rPr>
-          <w:rFonts w:ascii="Times New Roman" w:eastAsia="Times New Roman" w:hAnsi="Times New Roman" w:cs="Times New Roman"/>
-          <w:color w:val="000000"/>
-          <w:kern w:val="0"/>
-          <w14:ligatures w14:val="none"/>
-        </w:rPr>
-        <w:br/>
+    </w:p>
+    <w:p>
+      <w:pPr>
+        <w:spacing w:line="276" w:lineRule="auto"/>
+        <w:rPr>
+          <w:rFonts w:asciiTheme="majorBidi" w:hAnsiTheme="majorBidi" w:cstheme="majorBidi"/>
+        </w:rPr>
+      </w:pPr>
+      <w:r>
+        <w:rPr>
+          <w:rFonts w:asciiTheme="majorBidi" w:hAnsiTheme="majorBidi" w:cstheme="majorBidi"/>
+        </w:rPr>
         <w:t>Date: ___________________________</w:t>
       </w:r>
     </w:p>
     <w:p>
       <w:pPr>
-        <w:spacing w:before="100" w:beforeAutospacing="1" w:after="100" w:afterAutospacing="1" w:line="240" w:lineRule="auto"/>
-        <w:rPr>
-          <w:rFonts w:ascii="Times New Roman" w:eastAsia="Times New Roman" w:hAnsi="Times New Roman" w:cs="Times New Roman"/>
-          <w:color w:val="000000"/>
-          <w:kern w:val="0"/>
-          <w14:ligatures w14:val="none"/>
-        </w:rPr>
-      </w:pPr>
-      <w:r>
-        <w:rPr>
-          <w:rFonts w:ascii="Times New Roman" w:eastAsia="Times New Roman" w:hAnsi="Times New Roman" w:cs="Times New Roman"/>
-          <w:color w:val="000000"/>
-          <w:kern w:val="0"/>
-          <w14:ligatures w14:val="none"/>
-        </w:rPr>
-        <w:t>Developer Signature: ________________________</w:t>
-      </w:r>
-      <w:r>
-        <w:rPr>
-          <w:rFonts w:ascii="Times New Roman" w:eastAsia="Times New Roman" w:hAnsi="Times New Roman" w:cs="Times New Roman"/>
-          <w:color w:val="000000"/>
-          <w:kern w:val="0"/>
-          <w14:ligatures w14:val="none"/>
-        </w:rPr>
-        <w:br/>
+        <w:spacing w:line="276" w:lineRule="auto"/>
+        <w:rPr>
+          <w:rFonts w:asciiTheme="majorBidi" w:hAnsiTheme="majorBidi" w:cstheme="majorBidi"/>
+          <w:i/>
+          <w:iCs/>
+        </w:rPr>
+      </w:pPr>
+      <w:r>
+        <w:rPr>
+          <w:rFonts w:asciiTheme="majorBidi" w:hAnsiTheme="majorBidi" w:cstheme="majorBidi"/>
+        </w:rPr>
+        <w:t xml:space="preserve">Developer Signature: </w:t>
+      </w:r>
+      <w:r>
+        <w:rPr>
+          <w:rFonts w:asciiTheme="majorBidi" w:hAnsiTheme="majorBidi" w:cstheme="majorBidi"/>
+        </w:rPr>
+        <w:t xml:space="preserve"> </w:t>
+      </w:r>
+      <w:r>
+        <w:rPr>
+          <w:rFonts w:asciiTheme="majorBidi" w:hAnsiTheme="majorBidi" w:cstheme="majorBidi"/>
+          <w:i/>
+          <w:iCs/>
+        </w:rPr>
+        <w:t>Noah C. Jones</w:t>
+      </w:r>
+    </w:p>
+    <w:p>
+      <w:pPr>
+        <w:spacing w:line="276" w:lineRule="auto"/>
+        <w:rPr>
+          <w:rFonts w:asciiTheme="majorBidi" w:hAnsiTheme="majorBidi" w:cstheme="majorBidi"/>
+        </w:rPr>
+      </w:pPr>
+      <w:r>
+        <w:rPr>
+          <w:rFonts w:asciiTheme="majorBidi" w:hAnsiTheme="majorBidi" w:cstheme="majorBidi"/>
+        </w:rPr>
         <w:t>Date: ___________________________</w:t>
       </w:r>
     </w:p>
     <w:p>
-      <w:r>
+      <w:pPr>
+        <w:spacing w:line="276" w:lineRule="auto"/>
+        <w:rPr>
+          <w:rFonts w:asciiTheme="majorBidi" w:hAnsiTheme="majorBidi" w:cstheme="majorBidi"/>
+        </w:rPr>
+      </w:pPr>
+      <w:r>
+        <w:rPr>
+          <w:rFonts w:asciiTheme="majorBidi" w:hAnsiTheme="majorBidi" w:cstheme="majorBidi"/>
+        </w:rPr>
         <w:t xml:space="preserve"> </w:t>
       </w:r>
     </w:p>
@@ -2084,6 +2331,155 @@
 <file path=word/numbering.xml><?xml version="1.0" encoding="utf-8"?>
 <w:numbering xmlns:wpc="http://schemas.microsoft.com/office/word/2010/wordprocessingCanvas" xmlns:cx="http://schemas.microsoft.com/office/drawing/2014/chartex" xmlns:cx1="http://schemas.microsoft.com/office/drawing/2015/9/8/chartex" xmlns:cx2="http://schemas.microsoft.com/office/drawing/2015/10/21/chartex" xmlns:cx3="http://schemas.microsoft.com/office/drawing/2016/5/9/chartex" xmlns:cx4="http://schemas.microsoft.com/office/drawing/2016/5/10/chartex" xmlns:cx5="http://schemas.microsoft.com/office/drawing/2016/5/11/chartex" xmlns:cx6="http://schemas.microsoft.com/office/drawing/2016/5/12/chartex" xmlns:cx7="http://schemas.microsoft.com/office/drawing/2016/5/13/chartex" xmlns:cx8="http://schemas.microsoft.com/office/drawing/2016/5/14/chartex" xmlns:mc="http://schemas.openxmlformats.org/markup-compatibility/2006" xmlns:aink="http://schemas.microsoft.com/office/drawing/2016/ink" xmlns:am3d="http://schemas.microsoft.com/office/drawing/2017/model3d" xmlns:o="urn:schemas-microsoft-com:office:office" xmlns:oel="http://schemas.microsoft.com/office/2019/extlst" xmlns:r="http://schemas.openxmlformats.org/officeDocument/2006/relationships" xmlns:m="http://schemas.openxmlformats.org/officeDocument/2006/math" xmlns:v="urn:schemas-microsoft-com:vml" xmlns:wp14="http://schemas.microsoft.com/office/word/2010/wordprocessingDrawing" xmlns:wp="http://schemas.openxmlformats.org/drawingml/2006/wordprocessingDrawing" xmlns:w10="urn:schemas-microsoft-com:office:word" xmlns:w="http://schemas.openxmlformats.org/wordprocessingml/2006/main" xmlns:w14="http://schemas.microsoft.com/office/word/2010/wordml" xmlns:w15="http://schemas.microsoft.com/office/word/2012/wordml" xmlns:w16cex="http://schemas.microsoft.com/office/word/2018/wordml/cex" xmlns:w16cid="http://schemas.microsoft.com/office/word/2016/wordml/cid" xmlns:w16="http://schemas.microsoft.com/office/word/2018/wordml" xmlns:w16du="http://schemas.microsoft.com/office/word/2023/wordml/word16du" xmlns:w16sdtdh="http://schemas.microsoft.com/office/word/2020/wordml/sdtdatahash" xmlns:w16sdtfl="http://schemas.microsoft.com/office/word/2024/wordml/sdtformatlock" xmlns:w16se="http://schemas.microsoft.com/office/word/2015/wordml/symex" xmlns:wpg="http://schemas.microsoft.com/office/word/2010/wordprocessingGroup" xmlns:wpi="http://schemas.microsoft.com/office/word/2010/wordprocessingInk" xmlns:wne="http://schemas.microsoft.com/office/word/2006/wordml" xmlns:wps="http://schemas.microsoft.com/office/word/2010/wordprocessingShape" mc:Ignorable="w14 w15 w16se w16cid w16 w16cex w16sdtdh w16sdtfl w16du wp14">
   <w:abstractNum w:abstractNumId="0" w15:restartNumberingAfterBreak="0">
+    <w:nsid w:val="04CB04A8"/>
+    <w:multiLevelType w:val="multilevel"/>
+    <w:tmpl w:val="8BE8B36A"/>
+    <w:lvl w:ilvl="0">
+      <w:start w:val="1"/>
+      <w:numFmt w:val="bullet"/>
+      <w:lvlText w:val=""/>
+      <w:lvlJc w:val="left"/>
+      <w:pPr>
+        <w:tabs>
+          <w:tab w:val="num" w:pos="720"/>
+        </w:tabs>
+        <w:ind w:left="720" w:hanging="360"/>
+      </w:pPr>
+      <w:rPr>
+        <w:rFonts w:ascii="Symbol" w:hAnsi="Symbol" w:hint="default"/>
+        <w:sz w:val="20"/>
+      </w:rPr>
+    </w:lvl>
+    <w:lvl w:ilvl="1" w:tentative="1">
+      <w:start w:val="1"/>
+      <w:numFmt w:val="bullet"/>
+      <w:lvlText w:val="o"/>
+      <w:lvlJc w:val="left"/>
+      <w:pPr>
+        <w:tabs>
+          <w:tab w:val="num" w:pos="1440"/>
+        </w:tabs>
+        <w:ind w:left="1440" w:hanging="360"/>
+      </w:pPr>
+      <w:rPr>
+        <w:rFonts w:ascii="Courier New" w:hAnsi="Courier New" w:hint="default"/>
+        <w:sz w:val="20"/>
+      </w:rPr>
+    </w:lvl>
+    <w:lvl w:ilvl="2" w:tentative="1">
+      <w:start w:val="1"/>
+      <w:numFmt w:val="bullet"/>
+      <w:lvlText w:val=""/>
+      <w:lvlJc w:val="left"/>
+      <w:pPr>
+        <w:tabs>
+          <w:tab w:val="num" w:pos="2160"/>
+        </w:tabs>
+        <w:ind w:left="2160" w:hanging="360"/>
+      </w:pPr>
+      <w:rPr>
+        <w:rFonts w:ascii="Wingdings" w:hAnsi="Wingdings" w:hint="default"/>
+        <w:sz w:val="20"/>
+      </w:rPr>
+    </w:lvl>
+    <w:lvl w:ilvl="3" w:tentative="1">
+      <w:start w:val="1"/>
+      <w:numFmt w:val="bullet"/>
+      <w:lvlText w:val=""/>
+      <w:lvlJc w:val="left"/>
+      <w:pPr>
+        <w:tabs>
+          <w:tab w:val="num" w:pos="2880"/>
+        </w:tabs>
+        <w:ind w:left="2880" w:hanging="360"/>
+      </w:pPr>
+      <w:rPr>
+        <w:rFonts w:ascii="Wingdings" w:hAnsi="Wingdings" w:hint="default"/>
+        <w:sz w:val="20"/>
+      </w:rPr>
+    </w:lvl>
+    <w:lvl w:ilvl="4" w:tentative="1">
+      <w:start w:val="1"/>
+      <w:numFmt w:val="bullet"/>
+      <w:lvlText w:val=""/>
+      <w:lvlJc w:val="left"/>
+      <w:pPr>
+        <w:tabs>
+          <w:tab w:val="num" w:pos="3600"/>
+        </w:tabs>
+        <w:ind w:left="3600" w:hanging="360"/>
+      </w:pPr>
+      <w:rPr>
+        <w:rFonts w:ascii="Wingdings" w:hAnsi="Wingdings" w:hint="default"/>
+        <w:sz w:val="20"/>
+      </w:rPr>
+    </w:lvl>
+    <w:lvl w:ilvl="5" w:tentative="1">
+      <w:start w:val="1"/>
+      <w:numFmt w:val="bullet"/>
+      <w:lvlText w:val=""/>
+      <w:lvlJc w:val="left"/>
+      <w:pPr>
+        <w:tabs>
+          <w:tab w:val="num" w:pos="4320"/>
+        </w:tabs>
+        <w:ind w:left="4320" w:hanging="360"/>
+      </w:pPr>
+      <w:rPr>
+        <w:rFonts w:ascii="Wingdings" w:hAnsi="Wingdings" w:hint="default"/>
+        <w:sz w:val="20"/>
+      </w:rPr>
+    </w:lvl>
+    <w:lvl w:ilvl="6" w:tentative="1">
+      <w:start w:val="1"/>
+      <w:numFmt w:val="bullet"/>
+      <w:lvlText w:val=""/>
+      <w:lvlJc w:val="left"/>
+      <w:pPr>
+        <w:tabs>
+          <w:tab w:val="num" w:pos="5040"/>
+        </w:tabs>
+        <w:ind w:left="5040" w:hanging="360"/>
+      </w:pPr>
+      <w:rPr>
+        <w:rFonts w:ascii="Wingdings" w:hAnsi="Wingdings" w:hint="default"/>
+        <w:sz w:val="20"/>
+      </w:rPr>
+    </w:lvl>
+    <w:lvl w:ilvl="7" w:tentative="1">
+      <w:start w:val="1"/>
+      <w:numFmt w:val="bullet"/>
+      <w:lvlText w:val=""/>
+      <w:lvlJc w:val="left"/>
+      <w:pPr>
+        <w:tabs>
+          <w:tab w:val="num" w:pos="5760"/>
+        </w:tabs>
+        <w:ind w:left="5760" w:hanging="360"/>
+      </w:pPr>
+      <w:rPr>
+        <w:rFonts w:ascii="Wingdings" w:hAnsi="Wingdings" w:hint="default"/>
+        <w:sz w:val="20"/>
+      </w:rPr>
+    </w:lvl>
+    <w:lvl w:ilvl="8" w:tentative="1">
+      <w:start w:val="1"/>
+      <w:numFmt w:val="bullet"/>
+      <w:lvlText w:val=""/>
+      <w:lvlJc w:val="left"/>
+      <w:pPr>
+        <w:tabs>
+          <w:tab w:val="num" w:pos="6480"/>
+        </w:tabs>
+        <w:ind w:left="6480" w:hanging="360"/>
+      </w:pPr>
+      <w:rPr>
+        <w:rFonts w:ascii="Wingdings" w:hAnsi="Wingdings" w:hint="default"/>
+        <w:sz w:val="20"/>
+      </w:rPr>
+    </w:lvl>
+  </w:abstractNum>
+  <w:abstractNum w:abstractNumId="1" w15:restartNumberingAfterBreak="0">
     <w:nsid w:val="0E656377"/>
     <w:multiLevelType w:val="multilevel"/>
     <w:tmpl w:val="3CC83478"/>
@@ -2232,7 +2628,7 @@
       </w:rPr>
     </w:lvl>
   </w:abstractNum>
-  <w:abstractNum w:abstractNumId="1" w15:restartNumberingAfterBreak="0">
+  <w:abstractNum w:abstractNumId="2" w15:restartNumberingAfterBreak="0">
     <w:nsid w:val="1A1011C8"/>
     <w:multiLevelType w:val="multilevel"/>
     <w:tmpl w:val="C5EC63A6"/>
@@ -2381,7 +2777,120 @@
       </w:rPr>
     </w:lvl>
   </w:abstractNum>
-  <w:abstractNum w:abstractNumId="2" w15:restartNumberingAfterBreak="0">
+  <w:abstractNum w:abstractNumId="3" w15:restartNumberingAfterBreak="0">
+    <w:nsid w:val="1F610B71"/>
+    <w:multiLevelType w:val="hybridMultilevel"/>
+    <w:tmpl w:val="60FC26AA"/>
+    <w:lvl w:ilvl="0" w:tplc="04090001">
+      <w:start w:val="1"/>
+      <w:numFmt w:val="bullet"/>
+      <w:lvlText w:val=""/>
+      <w:lvlJc w:val="left"/>
+      <w:pPr>
+        <w:ind w:left="720" w:hanging="360"/>
+      </w:pPr>
+      <w:rPr>
+        <w:rFonts w:ascii="Symbol" w:hAnsi="Symbol" w:hint="default"/>
+      </w:rPr>
+    </w:lvl>
+    <w:lvl w:ilvl="1" w:tplc="04090003" w:tentative="1">
+      <w:start w:val="1"/>
+      <w:numFmt w:val="bullet"/>
+      <w:lvlText w:val="o"/>
+      <w:lvlJc w:val="left"/>
+      <w:pPr>
+        <w:ind w:left="1440" w:hanging="360"/>
+      </w:pPr>
+      <w:rPr>
+        <w:rFonts w:ascii="Courier New" w:hAnsi="Courier New" w:cs="Courier New" w:hint="default"/>
+      </w:rPr>
+    </w:lvl>
+    <w:lvl w:ilvl="2" w:tplc="04090005" w:tentative="1">
+      <w:start w:val="1"/>
+      <w:numFmt w:val="bullet"/>
+      <w:lvlText w:val=""/>
+      <w:lvlJc w:val="left"/>
+      <w:pPr>
+        <w:ind w:left="2160" w:hanging="360"/>
+      </w:pPr>
+      <w:rPr>
+        <w:rFonts w:ascii="Wingdings" w:hAnsi="Wingdings" w:hint="default"/>
+      </w:rPr>
+    </w:lvl>
+    <w:lvl w:ilvl="3" w:tplc="04090001" w:tentative="1">
+      <w:start w:val="1"/>
+      <w:numFmt w:val="bullet"/>
+      <w:lvlText w:val=""/>
+      <w:lvlJc w:val="left"/>
+      <w:pPr>
+        <w:ind w:left="2880" w:hanging="360"/>
+      </w:pPr>
+      <w:rPr>
+        <w:rFonts w:ascii="Symbol" w:hAnsi="Symbol" w:hint="default"/>
+      </w:rPr>
+    </w:lvl>
+    <w:lvl w:ilvl="4" w:tplc="04090003" w:tentative="1">
+      <w:start w:val="1"/>
+      <w:numFmt w:val="bullet"/>
+      <w:lvlText w:val="o"/>
+      <w:lvlJc w:val="left"/>
+      <w:pPr>
+        <w:ind w:left="3600" w:hanging="360"/>
+      </w:pPr>
+      <w:rPr>
+        <w:rFonts w:ascii="Courier New" w:hAnsi="Courier New" w:cs="Courier New" w:hint="default"/>
+      </w:rPr>
+    </w:lvl>
+    <w:lvl w:ilvl="5" w:tplc="04090005" w:tentative="1">
+      <w:start w:val="1"/>
+      <w:numFmt w:val="bullet"/>
+      <w:lvlText w:val=""/>
+      <w:lvlJc w:val="left"/>
+      <w:pPr>
+        <w:ind w:left="4320" w:hanging="360"/>
+      </w:pPr>
+      <w:rPr>
+        <w:rFonts w:ascii="Wingdings" w:hAnsi="Wingdings" w:hint="default"/>
+      </w:rPr>
+    </w:lvl>
+    <w:lvl w:ilvl="6" w:tplc="04090001" w:tentative="1">
+      <w:start w:val="1"/>
+      <w:numFmt w:val="bullet"/>
+      <w:lvlText w:val=""/>
+      <w:lvlJc w:val="left"/>
+      <w:pPr>
+        <w:ind w:left="5040" w:hanging="360"/>
+      </w:pPr>
+      <w:rPr>
+        <w:rFonts w:ascii="Symbol" w:hAnsi="Symbol" w:hint="default"/>
+      </w:rPr>
+    </w:lvl>
+    <w:lvl w:ilvl="7" w:tplc="04090003" w:tentative="1">
+      <w:start w:val="1"/>
+      <w:numFmt w:val="bullet"/>
+      <w:lvlText w:val="o"/>
+      <w:lvlJc w:val="left"/>
+      <w:pPr>
+        <w:ind w:left="5760" w:hanging="360"/>
+      </w:pPr>
+      <w:rPr>
+        <w:rFonts w:ascii="Courier New" w:hAnsi="Courier New" w:cs="Courier New" w:hint="default"/>
+      </w:rPr>
+    </w:lvl>
+    <w:lvl w:ilvl="8" w:tplc="04090005" w:tentative="1">
+      <w:start w:val="1"/>
+      <w:numFmt w:val="bullet"/>
+      <w:lvlText w:val=""/>
+      <w:lvlJc w:val="left"/>
+      <w:pPr>
+        <w:ind w:left="6480" w:hanging="360"/>
+      </w:pPr>
+      <w:rPr>
+        <w:rFonts w:ascii="Wingdings" w:hAnsi="Wingdings" w:hint="default"/>
+      </w:rPr>
+    </w:lvl>
+  </w:abstractNum>
+  <w:abstractNum w:abstractNumId="4" w15:restartNumberingAfterBreak="0">
     <w:nsid w:val="1FF11E03"/>
     <w:multiLevelType w:val="multilevel"/>
     <w:tmpl w:val="3DCC22CC"/>
@@ -2530,7 +3039,7 @@
       </w:rPr>
     </w:lvl>
   </w:abstractNum>
-  <w:abstractNum w:abstractNumId="3" w15:restartNumberingAfterBreak="0">
+  <w:abstractNum w:abstractNumId="5" w15:restartNumberingAfterBreak="0">
     <w:nsid w:val="23B921C8"/>
     <w:multiLevelType w:val="multilevel"/>
     <w:tmpl w:val="428203E2"/>
@@ -2679,7 +3188,7 @@
       </w:rPr>
     </w:lvl>
   </w:abstractNum>
-  <w:abstractNum w:abstractNumId="4" w15:restartNumberingAfterBreak="0">
+  <w:abstractNum w:abstractNumId="6" w15:restartNumberingAfterBreak="0">
     <w:nsid w:val="31E55B57"/>
     <w:multiLevelType w:val="multilevel"/>
     <w:tmpl w:val="B490745E"/>
@@ -2828,7 +3337,7 @@
       </w:rPr>
     </w:lvl>
   </w:abstractNum>
-  <w:abstractNum w:abstractNumId="5" w15:restartNumberingAfterBreak="0">
+  <w:abstractNum w:abstractNumId="7" w15:restartNumberingAfterBreak="0">
     <w:nsid w:val="3B740FCA"/>
     <w:multiLevelType w:val="multilevel"/>
     <w:tmpl w:val="F0B035CE"/>
@@ -2977,7 +3486,7 @@
       </w:rPr>
     </w:lvl>
   </w:abstractNum>
-  <w:abstractNum w:abstractNumId="6" w15:restartNumberingAfterBreak="0">
+  <w:abstractNum w:abstractNumId="8" w15:restartNumberingAfterBreak="0">
     <w:nsid w:val="464F7B92"/>
     <w:multiLevelType w:val="multilevel"/>
     <w:tmpl w:val="E582703E"/>
@@ -3126,26 +3635,184 @@
       </w:rPr>
     </w:lvl>
   </w:abstractNum>
+  <w:abstractNum w:abstractNumId="9" w15:restartNumberingAfterBreak="0">
+    <w:nsid w:val="4B3E575A"/>
+    <w:multiLevelType w:val="multilevel"/>
+    <w:tmpl w:val="A3080114"/>
+    <w:lvl w:ilvl="0">
+      <w:start w:val="1"/>
+      <w:numFmt w:val="bullet"/>
+      <w:lvlText w:val=""/>
+      <w:lvlJc w:val="left"/>
+      <w:pPr>
+        <w:tabs>
+          <w:tab w:val="num" w:pos="720"/>
+        </w:tabs>
+        <w:ind w:left="720" w:hanging="360"/>
+      </w:pPr>
+      <w:rPr>
+        <w:rFonts w:ascii="Symbol" w:hAnsi="Symbol" w:hint="default"/>
+        <w:sz w:val="20"/>
+      </w:rPr>
+    </w:lvl>
+    <w:lvl w:ilvl="1" w:tentative="1">
+      <w:start w:val="1"/>
+      <w:numFmt w:val="bullet"/>
+      <w:lvlText w:val="o"/>
+      <w:lvlJc w:val="left"/>
+      <w:pPr>
+        <w:tabs>
+          <w:tab w:val="num" w:pos="1440"/>
+        </w:tabs>
+        <w:ind w:left="1440" w:hanging="360"/>
+      </w:pPr>
+      <w:rPr>
+        <w:rFonts w:ascii="Courier New" w:hAnsi="Courier New" w:hint="default"/>
+        <w:sz w:val="20"/>
+      </w:rPr>
+    </w:lvl>
+    <w:lvl w:ilvl="2" w:tentative="1">
+      <w:start w:val="1"/>
+      <w:numFmt w:val="bullet"/>
+      <w:lvlText w:val=""/>
+      <w:lvlJc w:val="left"/>
+      <w:pPr>
+        <w:tabs>
+          <w:tab w:val="num" w:pos="2160"/>
+        </w:tabs>
+        <w:ind w:left="2160" w:hanging="360"/>
+      </w:pPr>
+      <w:rPr>
+        <w:rFonts w:ascii="Wingdings" w:hAnsi="Wingdings" w:hint="default"/>
+        <w:sz w:val="20"/>
+      </w:rPr>
+    </w:lvl>
+    <w:lvl w:ilvl="3" w:tentative="1">
+      <w:start w:val="1"/>
+      <w:numFmt w:val="bullet"/>
+      <w:lvlText w:val=""/>
+      <w:lvlJc w:val="left"/>
+      <w:pPr>
+        <w:tabs>
+          <w:tab w:val="num" w:pos="2880"/>
+        </w:tabs>
+        <w:ind w:left="2880" w:hanging="360"/>
+      </w:pPr>
+      <w:rPr>
+        <w:rFonts w:ascii="Wingdings" w:hAnsi="Wingdings" w:hint="default"/>
+        <w:sz w:val="20"/>
+      </w:rPr>
+    </w:lvl>
+    <w:lvl w:ilvl="4" w:tentative="1">
+      <w:start w:val="1"/>
+      <w:numFmt w:val="bullet"/>
+      <w:lvlText w:val=""/>
+      <w:lvlJc w:val="left"/>
+      <w:pPr>
+        <w:tabs>
+          <w:tab w:val="num" w:pos="3600"/>
+        </w:tabs>
+        <w:ind w:left="3600" w:hanging="360"/>
+      </w:pPr>
+      <w:rPr>
+        <w:rFonts w:ascii="Wingdings" w:hAnsi="Wingdings" w:hint="default"/>
+        <w:sz w:val="20"/>
+      </w:rPr>
+    </w:lvl>
+    <w:lvl w:ilvl="5" w:tentative="1">
+      <w:start w:val="1"/>
+      <w:numFmt w:val="bullet"/>
+      <w:lvlText w:val=""/>
+      <w:lvlJc w:val="left"/>
+      <w:pPr>
+        <w:tabs>
+          <w:tab w:val="num" w:pos="4320"/>
+        </w:tabs>
+        <w:ind w:left="4320" w:hanging="360"/>
+      </w:pPr>
+      <w:rPr>
+        <w:rFonts w:ascii="Wingdings" w:hAnsi="Wingdings" w:hint="default"/>
+        <w:sz w:val="20"/>
+      </w:rPr>
+    </w:lvl>
+    <w:lvl w:ilvl="6" w:tentative="1">
+      <w:start w:val="1"/>
+      <w:numFmt w:val="bullet"/>
+      <w:lvlText w:val=""/>
+      <w:lvlJc w:val="left"/>
+      <w:pPr>
+        <w:tabs>
+          <w:tab w:val="num" w:pos="5040"/>
+        </w:tabs>
+        <w:ind w:left="5040" w:hanging="360"/>
+      </w:pPr>
+      <w:rPr>
+        <w:rFonts w:ascii="Wingdings" w:hAnsi="Wingdings" w:hint="default"/>
+        <w:sz w:val="20"/>
+      </w:rPr>
+    </w:lvl>
+    <w:lvl w:ilvl="7" w:tentative="1">
+      <w:start w:val="1"/>
+      <w:numFmt w:val="bullet"/>
+      <w:lvlText w:val=""/>
+      <w:lvlJc w:val="left"/>
+      <w:pPr>
+        <w:tabs>
+          <w:tab w:val="num" w:pos="5760"/>
+        </w:tabs>
+        <w:ind w:left="5760" w:hanging="360"/>
+      </w:pPr>
+      <w:rPr>
+        <w:rFonts w:ascii="Wingdings" w:hAnsi="Wingdings" w:hint="default"/>
+        <w:sz w:val="20"/>
+      </w:rPr>
+    </w:lvl>
+    <w:lvl w:ilvl="8" w:tentative="1">
+      <w:start w:val="1"/>
+      <w:numFmt w:val="bullet"/>
+      <w:lvlText w:val=""/>
+      <w:lvlJc w:val="left"/>
+      <w:pPr>
+        <w:tabs>
+          <w:tab w:val="num" w:pos="6480"/>
+        </w:tabs>
+        <w:ind w:left="6480" w:hanging="360"/>
+      </w:pPr>
+      <w:rPr>
+        <w:rFonts w:ascii="Wingdings" w:hAnsi="Wingdings" w:hint="default"/>
+        <w:sz w:val="20"/>
+      </w:rPr>
+    </w:lvl>
+  </w:abstractNum>
   <w:num w:numId="1" w16cid:durableId="1010179351">
+    <w:abstractNumId w:val="8"/>
+  </w:num>
+  <w:num w:numId="2" w16cid:durableId="880171944">
+    <w:abstractNumId w:val="5"/>
+  </w:num>
+  <w:num w:numId="3" w16cid:durableId="405763220">
+    <w:abstractNumId w:val="1"/>
+  </w:num>
+  <w:num w:numId="4" w16cid:durableId="480536820">
+    <w:abstractNumId w:val="2"/>
+  </w:num>
+  <w:num w:numId="5" w16cid:durableId="690912565">
+    <w:abstractNumId w:val="4"/>
+  </w:num>
+  <w:num w:numId="6" w16cid:durableId="909970896">
+    <w:abstractNumId w:val="7"/>
+  </w:num>
+  <w:num w:numId="7" w16cid:durableId="1760515241">
     <w:abstractNumId w:val="6"/>
   </w:num>
-  <w:num w:numId="2" w16cid:durableId="880171944">
-    <w:abstractNumId w:val="3"/>
-  </w:num>
-  <w:num w:numId="3" w16cid:durableId="405763220">
+  <w:num w:numId="8" w16cid:durableId="1128863356">
     <w:abstractNumId w:val="0"/>
   </w:num>
-  <w:num w:numId="4" w16cid:durableId="480536820">
-    <w:abstractNumId w:val="1"/>
+  <w:num w:numId="9" w16cid:durableId="1639066565">
+    <w:abstractNumId w:val="9"/>
   </w:num>
-  <w:num w:numId="5" w16cid:durableId="690912565">
-    <w:abstractNumId w:val="2"/>
-  </w:num>
-  <w:num w:numId="6" w16cid:durableId="909970896">
-    <w:abstractNumId w:val="5"/>
-  </w:num>
-  <w:num w:numId="7" w16cid:durableId="1760515241">
-    <w:abstractNumId w:val="4"/>
+  <w:num w:numId="10" w16cid:durableId="1212840858">
+    <w:abstractNumId w:val="3"/>
   </w:num>
 </w:numbering>
 </file>
@@ -4096,6 +4763,205 @@
     <w:basedOn w:val="DefaultParagraphFont"/>
     <w:rsid w:val="00E75116"/>
   </w:style>
+  <w:style w:type="table" w:styleId="PlainTable3">
+    <w:name w:val="Plain Table 3"/>
+    <w:basedOn w:val="TableNormal"/>
+    <w:uiPriority w:val="43"/>
+    <w:rsid w:val="00B46833"/>
+    <w:pPr>
+      <w:spacing w:after="0" w:line="240" w:lineRule="auto"/>
+    </w:pPr>
+    <w:tblPr>
+      <w:tblStyleRowBandSize w:val="1"/>
+      <w:tblStyleColBandSize w:val="1"/>
+    </w:tblPr>
+    <w:tblStylePr w:type="firstRow">
+      <w:rPr>
+        <w:b/>
+        <w:bCs/>
+        <w:caps/>
+      </w:rPr>
+      <w:tblPr/>
+      <w:tcPr>
+        <w:tcBorders>
+          <w:bottom w:val="single" w:sz="4" w:space="0" w:color="7F7F7F" w:themeColor="text1" w:themeTint="80"/>
+        </w:tcBorders>
+      </w:tcPr>
+    </w:tblStylePr>
+    <w:tblStylePr w:type="lastRow">
+      <w:rPr>
+        <w:b/>
+        <w:bCs/>
+        <w:caps/>
+      </w:rPr>
+      <w:tblPr/>
+      <w:tcPr>
+        <w:tcBorders>
+          <w:top w:val="nil"/>
+        </w:tcBorders>
+      </w:tcPr>
+    </w:tblStylePr>
+    <w:tblStylePr w:type="firstCol">
+      <w:rPr>
+        <w:b/>
+        <w:bCs/>
+        <w:caps/>
+      </w:rPr>
+      <w:tblPr/>
+      <w:tcPr>
+        <w:tcBorders>
+          <w:right w:val="single" w:sz="4" w:space="0" w:color="7F7F7F" w:themeColor="text1" w:themeTint="80"/>
+        </w:tcBorders>
+      </w:tcPr>
+    </w:tblStylePr>
+    <w:tblStylePr w:type="lastCol">
+      <w:rPr>
+        <w:b/>
+        <w:bCs/>
+        <w:caps/>
+      </w:rPr>
+      <w:tblPr/>
+      <w:tcPr>
+        <w:tcBorders>
+          <w:left w:val="nil"/>
+        </w:tcBorders>
+      </w:tcPr>
+    </w:tblStylePr>
+    <w:tblStylePr w:type="band1Vert">
+      <w:tblPr/>
+      <w:tcPr>
+        <w:shd w:val="clear" w:color="auto" w:fill="F2F2F2" w:themeFill="background1" w:themeFillShade="F2"/>
+      </w:tcPr>
+    </w:tblStylePr>
+    <w:tblStylePr w:type="band1Horz">
+      <w:tblPr/>
+      <w:tcPr>
+        <w:shd w:val="clear" w:color="auto" w:fill="F2F2F2" w:themeFill="background1" w:themeFillShade="F2"/>
+      </w:tcPr>
+    </w:tblStylePr>
+    <w:tblStylePr w:type="neCell">
+      <w:tblPr/>
+      <w:tcPr>
+        <w:tcBorders>
+          <w:left w:val="nil"/>
+        </w:tcBorders>
+      </w:tcPr>
+    </w:tblStylePr>
+    <w:tblStylePr w:type="nwCell">
+      <w:tblPr/>
+      <w:tcPr>
+        <w:tcBorders>
+          <w:right w:val="nil"/>
+        </w:tcBorders>
+      </w:tcPr>
+    </w:tblStylePr>
+  </w:style>
+  <w:style w:type="table" w:styleId="PlainTable4">
+    <w:name w:val="Plain Table 4"/>
+    <w:basedOn w:val="TableNormal"/>
+    <w:uiPriority w:val="44"/>
+    <w:rsid w:val="00B46833"/>
+    <w:pPr>
+      <w:spacing w:after="0" w:line="240" w:lineRule="auto"/>
+    </w:pPr>
+    <w:tblPr>
+      <w:tblStyleRowBandSize w:val="1"/>
+      <w:tblStyleColBandSize w:val="1"/>
+    </w:tblPr>
+    <w:tblStylePr w:type="firstRow">
+      <w:rPr>
+        <w:b/>
+        <w:bCs/>
+      </w:rPr>
+    </w:tblStylePr>
+    <w:tblStylePr w:type="lastRow">
+      <w:rPr>
+        <w:b/>
+        <w:bCs/>
+      </w:rPr>
+    </w:tblStylePr>
+    <w:tblStylePr w:type="firstCol">
+      <w:rPr>
+        <w:b/>
+        <w:bCs/>
+      </w:rPr>
+    </w:tblStylePr>
+    <w:tblStylePr w:type="lastCol">
+      <w:rPr>
+        <w:b/>
+        <w:bCs/>
+      </w:rPr>
+    </w:tblStylePr>
+    <w:tblStylePr w:type="band1Vert">
+      <w:tblPr/>
+      <w:tcPr>
+        <w:shd w:val="clear" w:color="auto" w:fill="F2F2F2" w:themeFill="background1" w:themeFillShade="F2"/>
+      </w:tcPr>
+    </w:tblStylePr>
+    <w:tblStylePr w:type="band1Horz">
+      <w:tblPr/>
+      <w:tcPr>
+        <w:shd w:val="clear" w:color="auto" w:fill="F2F2F2" w:themeFill="background1" w:themeFillShade="F2"/>
+      </w:tcPr>
+    </w:tblStylePr>
+  </w:style>
+  <w:style w:type="table" w:styleId="GridTable1Light">
+    <w:name w:val="Grid Table 1 Light"/>
+    <w:basedOn w:val="TableNormal"/>
+    <w:uiPriority w:val="46"/>
+    <w:rsid w:val="00B46833"/>
+    <w:pPr>
+      <w:spacing w:after="0" w:line="240" w:lineRule="auto"/>
+    </w:pPr>
+    <w:tblPr>
+      <w:tblStyleRowBandSize w:val="1"/>
+      <w:tblStyleColBandSize w:val="1"/>
+      <w:tblBorders>
+        <w:top w:val="single" w:sz="4" w:space="0" w:color="999999" w:themeColor="text1" w:themeTint="66"/>
+        <w:left w:val="single" w:sz="4" w:space="0" w:color="999999" w:themeColor="text1" w:themeTint="66"/>
+        <w:bottom w:val="single" w:sz="4" w:space="0" w:color="999999" w:themeColor="text1" w:themeTint="66"/>
+        <w:right w:val="single" w:sz="4" w:space="0" w:color="999999" w:themeColor="text1" w:themeTint="66"/>
+        <w:insideH w:val="single" w:sz="4" w:space="0" w:color="999999" w:themeColor="text1" w:themeTint="66"/>
+        <w:insideV w:val="single" w:sz="4" w:space="0" w:color="999999" w:themeColor="text1" w:themeTint="66"/>
+      </w:tblBorders>
+    </w:tblPr>
+    <w:tblStylePr w:type="firstRow">
+      <w:rPr>
+        <w:b/>
+        <w:bCs/>
+      </w:rPr>
+      <w:tblPr/>
+      <w:tcPr>
+        <w:tcBorders>
+          <w:bottom w:val="single" w:sz="12" w:space="0" w:color="666666" w:themeColor="text1" w:themeTint="99"/>
+        </w:tcBorders>
+      </w:tcPr>
+    </w:tblStylePr>
+    <w:tblStylePr w:type="lastRow">
+      <w:rPr>
+        <w:b/>
+        <w:bCs/>
+      </w:rPr>
+      <w:tblPr/>
+      <w:tcPr>
+        <w:tcBorders>
+          <w:top w:val="double" w:sz="2" w:space="0" w:color="666666" w:themeColor="text1" w:themeTint="99"/>
+        </w:tcBorders>
+      </w:tcPr>
+    </w:tblStylePr>
+    <w:tblStylePr w:type="firstCol">
+      <w:rPr>
+        <w:b/>
+        <w:bCs/>
+      </w:rPr>
+    </w:tblStylePr>
+    <w:tblStylePr w:type="lastCol">
+      <w:rPr>
+        <w:b/>
+        <w:bCs/>
+      </w:rPr>
+    </w:tblStylePr>
+  </w:style>
 </w:styles>
 </file>
 
@@ -4392,4 +5258,16 @@
     </a:ext>
   </a:extLst>
 </a:theme>
+</file>
+
+<file path=customXml/item1.xml><?xml version="1.0" encoding="utf-8"?>
+<b:Sources xmlns:b="http://schemas.openxmlformats.org/officeDocument/2006/bibliography" xmlns="http://schemas.openxmlformats.org/officeDocument/2006/bibliography" SelectedStyle="/APASixthEditionOfficeOnline.xsl" StyleName="APA" Version="6"/>
+</file>
+
+<file path=customXml/itemProps1.xml><?xml version="1.0" encoding="utf-8"?>
+<ds:datastoreItem xmlns:ds="http://schemas.openxmlformats.org/officeDocument/2006/customXml" ds:itemID="{D7686161-0E9D-5D45-AEFC-E70486CD212B}">
+  <ds:schemaRefs>
+    <ds:schemaRef ds:uri="http://schemas.openxmlformats.org/officeDocument/2006/bibliography"/>
+  </ds:schemaRefs>
+</ds:datastoreItem>
 </file>